--- a/Basisinfos/Fakten_Entscheidungsmappe.docx
+++ b/Basisinfos/Fakten_Entscheidungsmappe.docx
@@ -11,7 +11,9 @@
       </w:r>
     </w:p>
     <w:p>
-      <w:pPr/>
+      <w:pPr>
+        <w:jc w:val="left"/>
+      </w:pPr>
       <w:r>
         <w:rPr>
           <w:b/>
@@ -19,103 +21,92 @@
         <w:t>Zweck:</w:t>
       </w:r>
       <w:r>
-        <w:t xml:space="preserve"> Dauerhaftes Referenzdokument, kein einmaliger Audit-Schnappschuss. Jeder</w:t>
+        <w:t xml:space="preserve"> Dauerhaftes Referenzdokument, kein einmaliger Audit-Schnappschuss. Jeder Fakt, der künftig neu an ein LLM (Mistral-Kette oder Z.ai) übergeben wird, sollte vor der Aufnahme gegen das Raster in Abschnitt 1 geprüft werden — so bleibt die Frage "determinieren wir das, oder überlassen wir es dem LLM-Urteil, und mit welchem Kontext?" ein bewusster Entscheidungspunkt statt eines Zufallsprodukts.</w:t>
       </w:r>
     </w:p>
     <w:p>
-      <w:pPr/>
-      <w:r>
-        <w:t>Fakt, der künftig neu an ein LLM (Mistral-Kette oder Z.ai) übergeben wird, sollte vor</w:t>
+      <w:pPr>
+        <w:jc w:val="left"/>
+      </w:pPr>
+      <w:r>
+        <w:t xml:space="preserve">Stand der Bestandsaufnahme: 2026-07-28, Codebase-Audit aller Fakten in </w:t>
+      </w:r>
+      <w:r>
+        <w:rPr>
+          <w:rFonts w:ascii="Consolas" w:hAnsi="Consolas"/>
+          <w:color w:val="882222"/>
+          <w:sz w:val="18"/>
+        </w:rPr>
+        <w:t>agent/krypto/pipeline.py::build_facts()</w:t>
+      </w:r>
+      <w:r>
+        <w:t xml:space="preserve"> und </w:t>
+      </w:r>
+      <w:r>
+        <w:rPr>
+          <w:rFonts w:ascii="Consolas" w:hAnsi="Consolas"/>
+          <w:color w:val="882222"/>
+          <w:sz w:val="18"/>
+        </w:rPr>
+        <w:t>agent/krypto/hebel_pipeline.py:: build_hebel_facts()</w:t>
+      </w:r>
+      <w:r>
+        <w:t xml:space="preserve">, abgeglichen gegen </w:t>
+      </w:r>
+      <w:r>
+        <w:rPr>
+          <w:rFonts w:ascii="Consolas" w:hAnsi="Consolas"/>
+          <w:color w:val="882222"/>
+          <w:sz w:val="18"/>
+        </w:rPr>
+        <w:t>agent/krypto/analyst.py::SYSTEM_PROMPT</w:t>
+      </w:r>
+      <w:r>
+        <w:t xml:space="preserve">, </w:t>
+      </w:r>
+      <w:r>
+        <w:rPr>
+          <w:rFonts w:ascii="Consolas" w:hAnsi="Consolas"/>
+          <w:color w:val="882222"/>
+          <w:sz w:val="18"/>
+        </w:rPr>
+        <w:t>agent/krypto/hebel_analyst.py::SYSTEM_PROMPT</w:t>
+      </w:r>
+      <w:r>
+        <w:t xml:space="preserve">, </w:t>
+      </w:r>
+      <w:r>
+        <w:rPr>
+          <w:rFonts w:ascii="Consolas" w:hAnsi="Consolas"/>
+          <w:color w:val="882222"/>
+          <w:sz w:val="18"/>
+        </w:rPr>
+        <w:t>agent/krypto/risk_gate.py</w:t>
+      </w:r>
+      <w:r>
+        <w:t xml:space="preserve"> und </w:t>
+      </w:r>
+      <w:r>
+        <w:rPr>
+          <w:rFonts w:ascii="Consolas" w:hAnsi="Consolas"/>
+          <w:color w:val="882222"/>
+          <w:sz w:val="18"/>
+        </w:rPr>
+        <w:t>agent/krypto/hebel_risk_gate.py</w:t>
+      </w:r>
+      <w:r>
+        <w:t>. Bei strukturellen Änderungen an diesen Dateien sollte diese Mappe aktualisiert werden (Datum oben anpassen).</w:t>
       </w:r>
     </w:p>
     <w:p>
-      <w:pPr/>
-      <w:r>
-        <w:t>der Aufnahme gegen das Raster in Abschnitt 1 geprüft werden — so bleibt die Frage</w:t>
-      </w:r>
-    </w:p>
-    <w:p>
-      <w:pPr/>
-      <w:r>
-        <w:t>"determinieren wir das, oder überlassen wir es dem LLM-Urteil, und mit welchem</w:t>
-      </w:r>
-    </w:p>
-    <w:p>
-      <w:pPr/>
-      <w:r>
-        <w:t>Kontext?" ein bewusster Entscheidungspunkt statt eines Zufallsprodukts.</w:t>
-      </w:r>
-    </w:p>
-    <w:p>
-      <w:pPr/>
-      <w:r>
-        <w:t>Stand der Bestandsaufnahme: 2026-07-28, Codebase-Audit aller Fakten in</w:t>
-      </w:r>
-    </w:p>
-    <w:p>
-      <w:pPr/>
-      <w:r>
-        <w:rPr>
-          <w:rFonts w:ascii="Consolas" w:hAnsi="Consolas"/>
-        </w:rPr>
-        <w:t>agent/krypto/pipeline.py::build_facts()</w:t>
-      </w:r>
-      <w:r>
-        <w:t xml:space="preserve"> und `agent/krypto/hebel_pipeline.py::</w:t>
-      </w:r>
-    </w:p>
-    <w:p>
-      <w:pPr/>
-      <w:r>
-        <w:t>build_hebel_facts()</w:t>
-      </w:r>
-      <w:r>
-        <w:rPr>
-          <w:rFonts w:ascii="Consolas" w:hAnsi="Consolas"/>
-        </w:rPr>
-        <w:t xml:space="preserve">, abgeglichen gegen </w:t>
-      </w:r>
-      <w:r>
-        <w:t>agent/krypto/analyst.py::SYSTEM_PROMPT`,</w:t>
-      </w:r>
-    </w:p>
-    <w:p>
-      <w:pPr/>
-      <w:r>
-        <w:rPr>
-          <w:rFonts w:ascii="Consolas" w:hAnsi="Consolas"/>
-        </w:rPr>
-        <w:t>agent/krypto/hebel_analyst.py::SYSTEM_PROMPT</w:t>
-      </w:r>
-      <w:r>
-        <w:t xml:space="preserve">, </w:t>
-      </w:r>
-      <w:r>
-        <w:rPr>
-          <w:rFonts w:ascii="Consolas" w:hAnsi="Consolas"/>
-        </w:rPr>
-        <w:t>agent/krypto/risk_gate.py</w:t>
-      </w:r>
-      <w:r>
-        <w:t xml:space="preserve"> und</w:t>
-      </w:r>
-    </w:p>
-    <w:p>
-      <w:pPr/>
-      <w:r>
-        <w:rPr>
-          <w:rFonts w:ascii="Consolas" w:hAnsi="Consolas"/>
-        </w:rPr>
-        <w:t>agent/krypto/hebel_risk_gate.py</w:t>
-      </w:r>
-      <w:r>
-        <w:t>. Bei strukturellen Änderungen an diesen Dateien</w:t>
-      </w:r>
-    </w:p>
-    <w:p>
-      <w:pPr/>
-      <w:r>
-        <w:t>sollte diese Mappe aktualisiert werden (Datum oben anpassen).</w:t>
+      <w:pPr>
+        <w:spacing w:before="120"/>
+      </w:pPr>
+      <w:r>
+        <w:rPr>
+          <w:color w:val="AAAAAA"/>
+        </w:rPr>
+        <w:t>────────────────────────────────────────────────────────────</w:t>
       </w:r>
     </w:p>
     <w:p>
@@ -127,270 +118,156 @@
       </w:r>
     </w:p>
     <w:p>
-      <w:pPr/>
+      <w:pPr>
+        <w:jc w:val="left"/>
+      </w:pPr>
       <w:r>
         <w:t>Für jeden Fakt vier Fragen, in dieser Reihenfolge:</w:t>
       </w:r>
     </w:p>
     <w:p>
-      <w:pPr/>
+      <w:pPr>
+        <w:jc w:val="left"/>
+      </w:pPr>
       <w:r>
         <w:rPr>
           <w:b/>
         </w:rPr>
         <w:t>Frage 1 — Ist die "richtige" Reaktion unabhängig vom Kontext immer dieselbe?</w:t>
+      </w:r>
+      <w:r>
+        <w:t xml:space="preserve"> Wenn ja: gehört in den Risk-Gate (</w:t>
+      </w:r>
+      <w:r>
+        <w:rPr>
+          <w:rFonts w:ascii="Consolas" w:hAnsi="Consolas"/>
+          <w:color w:val="882222"/>
+          <w:sz w:val="18"/>
+        </w:rPr>
+        <w:t>risk_gate.py</w:t>
+      </w:r>
+      <w:r>
+        <w:t>/</w:t>
+      </w:r>
+      <w:r>
+        <w:rPr>
+          <w:rFonts w:ascii="Consolas" w:hAnsi="Consolas"/>
+          <w:color w:val="882222"/>
+          <w:sz w:val="18"/>
+        </w:rPr>
+        <w:t>hebel_risk_gate.py</w:t>
+      </w:r>
+      <w:r>
+        <w:t>), deterministisch, nie dem LLM überlassen. Ein Limit, das diskutierbar ist, ist kein Limit. Beispiele, die das bereits richtig machen: CRV-Minimum, Cash-Reserve-Pflicht, Konfidenz-Regime- Schwelle, Bitpanda-Listing-Veto.</w:t>
       </w:r>
     </w:p>
     <w:p>
-      <w:pPr/>
-      <w:r>
-        <w:t>Wenn ja: gehört in den Risk-Gate (</w:t>
+      <w:pPr>
+        <w:jc w:val="left"/>
+      </w:pPr>
+      <w:r>
+        <w:rPr>
+          <w:b/>
+        </w:rPr>
+        <w:t>Frage 2 — Braucht die Bewertung echtes, kontextabhängiges Abwägen mehrerer Faktoren gleichzeitig?</w:t>
+      </w:r>
+      <w:r>
+        <w:t xml:space="preserve"> Wenn ja: gehört dem LLM — aber mit </w:t>
+      </w:r>
+      <w:r>
+        <w:rPr>
+          <w:b/>
+        </w:rPr>
+        <w:t>Kontext</w:t>
+      </w:r>
+      <w:r>
+        <w:t xml:space="preserve">, nicht mit vorgegebener Schlussfolgerung. Der Unterschied, der zählt: </w:t>
+      </w:r>
+      <w:r>
+        <w:rPr>
+          <w:i/>
+        </w:rPr>
+        <w:t>Antwort vorgeben</w:t>
+      </w:r>
+      <w:r>
+        <w:t xml:space="preserve"> ("FOMC &lt; 14 Tage → das ist ein Risiko") ist falsch, weil es die LLM-Urteilsarbeit durch Schein-Determinismus ersetzt, ohne echten Durchgriff zu haben (nur Text in </w:t>
       </w:r>
       <w:r>
         <w:rPr>
           <w:rFonts w:ascii="Consolas" w:hAnsi="Consolas"/>
-        </w:rPr>
-        <w:t>risk_gate.py</w:t>
-      </w:r>
-      <w:r>
-        <w:t>/</w:t>
-      </w:r>
-      <w:r>
-        <w:rPr>
-          <w:rFonts w:ascii="Consolas" w:hAnsi="Consolas"/>
-        </w:rPr>
-        <w:t>hebel_risk_gate.py</w:t>
-      </w:r>
-      <w:r>
-        <w:t>), deterministisch,</w:t>
+          <w:color w:val="882222"/>
+          <w:sz w:val="18"/>
+        </w:rPr>
+        <w:t>key_risks</w:t>
+      </w:r>
+      <w:r>
+        <w:t xml:space="preserve">, keine Konsequenz). </w:t>
+      </w:r>
+      <w:r>
+        <w:rPr>
+          <w:i/>
+        </w:rPr>
+        <w:t>Kontext liefern, Urteil offenlassen</w:t>
+      </w:r>
+      <w:r>
+        <w:t xml:space="preserve"> ("historisch überdurchschnittliche realisierte Volatilität im 24-48h-Fenster um FOMC, oft nach einer ruhigen Phase davor — bewerte selbst, ob das hier relevant ist") ist richtig, weil es eine dokumentierte Marktbasis liefert, ohne die Schlussfolgerung zu determinieren.</w:t>
       </w:r>
     </w:p>
     <w:p>
-      <w:pPr/>
-      <w:r>
-        <w:t>nie dem LLM überlassen. Ein Limit, das diskutierbar ist, ist kein Limit. Beispiele, die</w:t>
+      <w:pPr>
+        <w:jc w:val="left"/>
+      </w:pPr>
+      <w:r>
+        <w:rPr>
+          <w:b/>
+        </w:rPr>
+        <w:t>Frage 3 — Bekommt das LLM aktuell überhaupt eine kalibrierende Einordnung, oder nur den nackten Wert?</w:t>
+      </w:r>
+      <w:r>
+        <w:t xml:space="preserve"> Das ist die eigentliche Lücke, die in dieser Mappe gesucht wird. Nackte Werte ohne Kontext (Kategorie (d) unten) führen zu unreproduzierbarem, im schlimmsten Fall zufälligem Umgang durch das LLM.</w:t>
       </w:r>
     </w:p>
     <w:p>
-      <w:pPr/>
-      <w:r>
-        <w:t>das bereits richtig machen: CRV-Minimum, Cash-Reserve-Pflicht, Konfidenz-Regime-</w:t>
+      <w:pPr>
+        <w:jc w:val="left"/>
+      </w:pPr>
+      <w:r>
+        <w:rPr>
+          <w:b/>
+        </w:rPr>
+        <w:t>Frage 4 (neu, 2026-07-28) — Passt Gewichtung/Regel zum tatsächlichen Zeithorizont dieser Pipeline?</w:t>
+      </w:r>
+      <w:r>
+        <w:t xml:space="preserve"> Hintergrund (Nutzer-Vorgabe): Hebel und Spot verfolgen bewusst unterschiedliche Zeithorizonte. </w:t>
+      </w:r>
+      <w:r>
+        <w:rPr>
+          <w:b/>
+        </w:rPr>
+        <w:t>Hebel = kurzfristige, taktische Positionen</w:t>
+      </w:r>
+      <w:r>
+        <w:t xml:space="preserve"> (Nutzer hält historisch im Schnitt ~1 Tag; Trigger-Screening alle 15 Minuten; Funding-Kosten pro Stunde relevant). </w:t>
+      </w:r>
+      <w:r>
+        <w:rPr>
+          <w:b/>
+        </w:rPr>
+        <w:t>Spot = langfristige Investitionsthese / Zyklus-Positionierung</w:t>
+      </w:r>
+      <w:r>
+        <w:t>, sinngemäß ein "Bitcoin-Sparplan"-Ansatz: antizyklisch kaufen im Bärenmarkt (AZ-4: Boden- Zielzonen, Cash-Reserve-Aufbau fürs Nachkaufen, Tranchen-Logik), tendenziell erst im Bullenmarkt/bei Zyklus-Extremen wieder abbauen. Ein Fakt kann in der einen Pipeline hochrelevant, in der anderen nachrangig sein — dieselbe schwache Behandlung ist deshalb nicht in beiden Fällen gleich falsch. Ein akuter Kurzfrist-Fakt (z.B. FOMC- Nähe, Funding-Rate) OHNE Kontext ist bei Hebel der dringlichere Fehler; ein Langfrist-Fakt (Zyklusrisiko, Makro-Analogie) OHNE Kontext ist bei Spot der dringlichere Fehler.</w:t>
       </w:r>
     </w:p>
     <w:p>
-      <w:pPr/>
-      <w:r>
-        <w:t>Schwelle, Bitpanda-Listing-Veto.</w:t>
-      </w:r>
-    </w:p>
-    <w:p>
-      <w:pPr/>
-      <w:r>
-        <w:t>**Frage 2 — Braucht die Bewertung echtes, kontextabhängiges Abwägen mehrerer</w:t>
-      </w:r>
-    </w:p>
-    <w:p>
-      <w:pPr/>
-      <w:r>
-        <w:t>Faktoren gleichzeitig?**</w:t>
-      </w:r>
-    </w:p>
-    <w:p>
-      <w:pPr/>
-      <w:r>
-        <w:t xml:space="preserve">Wenn ja: gehört dem LLM — aber mit </w:t>
-      </w:r>
-      <w:r>
-        <w:rPr>
-          <w:b/>
-        </w:rPr>
-        <w:t>Kontext</w:t>
-      </w:r>
-      <w:r>
-        <w:t>, nicht mit vorgegebener Schlussfolgerung.</w:t>
-      </w:r>
-    </w:p>
-    <w:p>
-      <w:pPr/>
-      <w:r>
-        <w:t>Der Unterschied, der zählt: *Antwort vorgeben* ("FOMC &lt; 14 Tage → das ist ein Risiko")</w:t>
-      </w:r>
-    </w:p>
-    <w:p>
-      <w:pPr/>
-      <w:r>
-        <w:t>ist falsch, weil es die LLM-Urteilsarbeit durch Schein-Determinismus ersetzt, ohne</w:t>
-      </w:r>
-    </w:p>
-    <w:p>
-      <w:pPr/>
-      <w:r>
-        <w:t xml:space="preserve">echten Durchgriff zu haben (nur Text in </w:t>
-      </w:r>
-      <w:r>
-        <w:rPr>
-          <w:rFonts w:ascii="Consolas" w:hAnsi="Consolas"/>
-        </w:rPr>
-        <w:t>key_risks</w:t>
-      </w:r>
-      <w:r>
-        <w:t>, keine Konsequenz). *Kontext liefern,</w:t>
-      </w:r>
-    </w:p>
-    <w:p>
-      <w:pPr/>
-      <w:r>
-        <w:t>Urteil offenlassen* ("historisch überdurchschnittliche realisierte Volatilität im</w:t>
-      </w:r>
-    </w:p>
-    <w:p>
-      <w:pPr/>
-      <w:r>
-        <w:t>24-48h-Fenster um FOMC, oft nach einer ruhigen Phase davor — bewerte selbst, ob das</w:t>
-      </w:r>
-    </w:p>
-    <w:p>
-      <w:pPr/>
-      <w:r>
-        <w:t>hier relevant ist") ist richtig, weil es eine dokumentierte Marktbasis liefert, ohne die</w:t>
-      </w:r>
-    </w:p>
-    <w:p>
-      <w:pPr/>
-      <w:r>
-        <w:t>Schlussfolgerung zu determinieren.</w:t>
-      </w:r>
-    </w:p>
-    <w:p>
-      <w:pPr/>
-      <w:r>
-        <w:t>**Frage 3 — Bekommt das LLM aktuell überhaupt eine kalibrierende Einordnung, oder</w:t>
-      </w:r>
-    </w:p>
-    <w:p>
-      <w:pPr/>
-      <w:r>
-        <w:t>nur den nackten Wert?**</w:t>
-      </w:r>
-    </w:p>
-    <w:p>
-      <w:pPr/>
-      <w:r>
-        <w:t>Das ist die eigentliche Lücke, die in dieser Mappe gesucht wird. Nackte Werte ohne</w:t>
-      </w:r>
-    </w:p>
-    <w:p>
-      <w:pPr/>
-      <w:r>
-        <w:t>Kontext (Kategorie (d) unten) führen zu unreproduzierbarem, im schlimmsten Fall</w:t>
-      </w:r>
-    </w:p>
-    <w:p>
-      <w:pPr/>
-      <w:r>
-        <w:t>zufälligem Umgang durch das LLM.</w:t>
-      </w:r>
-    </w:p>
-    <w:p>
-      <w:pPr/>
-      <w:r>
-        <w:t>**Frage 4 (neu, 2026-07-28) — Passt Gewichtung/Regel zum tatsächlichen</w:t>
-      </w:r>
-    </w:p>
-    <w:p>
-      <w:pPr/>
-      <w:r>
-        <w:t>Zeithorizont dieser Pipeline?**</w:t>
-      </w:r>
-    </w:p>
-    <w:p>
-      <w:pPr/>
-      <w:r>
-        <w:t>Hintergrund (Nutzer-Vorgabe): Hebel und Spot verfolgen bewusst unterschiedliche</w:t>
-      </w:r>
-    </w:p>
-    <w:p>
-      <w:pPr/>
-      <w:r>
-        <w:t xml:space="preserve">Zeithorizonte. </w:t>
-      </w:r>
-      <w:r>
-        <w:rPr>
-          <w:b/>
-        </w:rPr>
-        <w:t>Hebel = kurzfristige, taktische Positionen</w:t>
-      </w:r>
-      <w:r>
-        <w:t xml:space="preserve"> (Nutzer hält historisch</w:t>
-      </w:r>
-    </w:p>
-    <w:p>
-      <w:pPr/>
-      <w:r>
-        <w:t>im Schnitt ~1 Tag; Trigger-Screening alle 15 Minuten; Funding-Kosten pro Stunde</w:t>
-      </w:r>
-    </w:p>
-    <w:p>
-      <w:pPr/>
-      <w:r>
-        <w:t xml:space="preserve">relevant). </w:t>
-      </w:r>
-      <w:r>
-        <w:rPr>
-          <w:b/>
-        </w:rPr>
-        <w:t>Spot = langfristige Investitionsthese / Zyklus-Positionierung</w:t>
-      </w:r>
-      <w:r>
-        <w:t>, sinngemäß</w:t>
-      </w:r>
-    </w:p>
-    <w:p>
-      <w:pPr/>
-      <w:r>
-        <w:t>ein "Bitcoin-Sparplan"-Ansatz: antizyklisch kaufen im Bärenmarkt (AZ-4: Boden-</w:t>
-      </w:r>
-    </w:p>
-    <w:p>
-      <w:pPr/>
-      <w:r>
-        <w:t>Zielzonen, Cash-Reserve-Aufbau fürs Nachkaufen, Tranchen-Logik), tendenziell erst im</w:t>
-      </w:r>
-    </w:p>
-    <w:p>
-      <w:pPr/>
-      <w:r>
-        <w:t>Bullenmarkt/bei Zyklus-Extremen wieder abbauen. Ein Fakt kann in der einen Pipeline</w:t>
-      </w:r>
-    </w:p>
-    <w:p>
-      <w:pPr/>
-      <w:r>
-        <w:t>hochrelevant, in der anderen nachrangig sein — dieselbe schwache Behandlung ist</w:t>
-      </w:r>
-    </w:p>
-    <w:p>
-      <w:pPr/>
-      <w:r>
-        <w:t>deshalb nicht in beiden Fällen gleich falsch. Ein akuter Kurzfrist-Fakt (z.B. FOMC-</w:t>
-      </w:r>
-    </w:p>
-    <w:p>
-      <w:pPr/>
-      <w:r>
-        <w:t>Nähe, Funding-Rate) OHNE Kontext ist bei Hebel der dringlichere Fehler; ein</w:t>
-      </w:r>
-    </w:p>
-    <w:p>
-      <w:pPr/>
-      <w:r>
-        <w:t>Langfrist-Fakt (Zyklusrisiko, Makro-Analogie) OHNE Kontext ist bei Spot der</w:t>
-      </w:r>
-    </w:p>
-    <w:p>
-      <w:pPr/>
-      <w:r>
-        <w:t>dringlichere Fehler.</w:t>
+      <w:pPr>
+        <w:spacing w:before="120"/>
+      </w:pPr>
+      <w:r>
+        <w:rPr>
+          <w:color w:val="AAAAAA"/>
+        </w:rPr>
+        <w:t>────────────────────────────────────────────────────────────</w:t>
       </w:r>
     </w:p>
     <w:p>
@@ -405,6 +282,7 @@
       <w:tblPr>
         <w:tblStyle w:val="LightGrid-Accent1"/>
         <w:tblW w:type="auto" w:w="0"/>
+        <w:jc w:val="left"/>
         <w:tblLook w:firstColumn="1" w:firstRow="1" w:lastColumn="0" w:lastRow="0" w:noHBand="0" w:noVBand="1" w:val="04A0"/>
       </w:tblPr>
       <w:tblGrid>
@@ -419,6 +297,14 @@
           </w:tcPr>
           <w:p>
             <w:r>
+              <w:rPr>
+                <w:b/>
+              </w:rPr>
+            </w:r>
+            <w:r>
+              <w:rPr>
+                <w:b/>
+              </w:rPr>
               <w:t>Kategorie</w:t>
             </w:r>
           </w:p>
@@ -429,6 +315,14 @@
           </w:tcPr>
           <w:p>
             <w:r>
+              <w:rPr>
+                <w:b/>
+              </w:rPr>
+            </w:r>
+            <w:r>
+              <w:rPr>
+                <w:b/>
+              </w:rPr>
               <w:t>Beschreibung</w:t>
             </w:r>
           </w:p>
@@ -439,6 +333,14 @@
           </w:tcPr>
           <w:p>
             <w:r>
+              <w:rPr>
+                <w:b/>
+              </w:rPr>
+            </w:r>
+            <w:r>
+              <w:rPr>
+                <w:b/>
+              </w:rPr>
               <w:t>Anzahl (ca.)</w:t>
             </w:r>
           </w:p>
@@ -450,6 +352,7 @@
             <w:tcW w:type="dxa" w:w="2880"/>
           </w:tcPr>
           <w:p>
+            <w:r/>
             <w:r>
               <w:t>(a)</w:t>
             </w:r>
@@ -460,8 +363,18 @@
             <w:tcW w:type="dxa" w:w="2880"/>
           </w:tcPr>
           <w:p>
+            <w:r/>
             <w:r>
-              <w:t>Explizite Prompt-Regel **und** deterministische Gate-Nutzung</w:t>
+              <w:t xml:space="preserve">Explizite Prompt-Regel </w:t>
+            </w:r>
+            <w:r>
+              <w:rPr>
+                <w:b/>
+              </w:rPr>
+              <w:t>und</w:t>
+            </w:r>
+            <w:r>
+              <w:t xml:space="preserve"> deterministische Gate-Nutzung</w:t>
             </w:r>
           </w:p>
         </w:tc>
@@ -470,6 +383,7 @@
             <w:tcW w:type="dxa" w:w="2880"/>
           </w:tcPr>
           <w:p>
+            <w:r/>
             <w:r>
               <w:t>30</w:t>
             </w:r>
@@ -482,6 +396,7 @@
             <w:tcW w:type="dxa" w:w="2880"/>
           </w:tcPr>
           <w:p>
+            <w:r/>
             <w:r>
               <w:t>(b)</w:t>
             </w:r>
@@ -492,8 +407,18 @@
             <w:tcW w:type="dxa" w:w="2880"/>
           </w:tcPr>
           <w:p>
+            <w:r/>
             <w:r>
-              <w:t>Nur Prompt-Regel, **kein** Gate</w:t>
+              <w:t xml:space="preserve">Nur Prompt-Regel, </w:t>
+            </w:r>
+            <w:r>
+              <w:rPr>
+                <w:b/>
+              </w:rPr>
+              <w:t>kein</w:t>
+            </w:r>
+            <w:r>
+              <w:t xml:space="preserve"> Gate</w:t>
             </w:r>
           </w:p>
         </w:tc>
@@ -502,6 +427,7 @@
             <w:tcW w:type="dxa" w:w="2880"/>
           </w:tcPr>
           <w:p>
+            <w:r/>
             <w:r>
               <w:t>34</w:t>
             </w:r>
@@ -514,6 +440,7 @@
             <w:tcW w:type="dxa" w:w="2880"/>
           </w:tcPr>
           <w:p>
+            <w:r/>
             <w:r>
               <w:t>(c)</w:t>
             </w:r>
@@ -524,8 +451,18 @@
             <w:tcW w:type="dxa" w:w="2880"/>
           </w:tcPr>
           <w:p>
+            <w:r/>
             <w:r>
-              <w:t>Nur Gate, **keine** Prompt-Regel (meist bewusst — reine Risk-Gate-Größen, dem LLM zu Recht nicht gezeigt)</w:t>
+              <w:t xml:space="preserve">Nur Gate, </w:t>
+            </w:r>
+            <w:r>
+              <w:rPr>
+                <w:b/>
+              </w:rPr>
+              <w:t>keine</w:t>
+            </w:r>
+            <w:r>
+              <w:t xml:space="preserve"> Prompt-Regel (meist bewusst — reine Risk-Gate-Größen, dem LLM zu Recht nicht gezeigt)</w:t>
             </w:r>
           </w:p>
         </w:tc>
@@ -534,6 +471,7 @@
             <w:tcW w:type="dxa" w:w="2880"/>
           </w:tcPr>
           <w:p>
+            <w:r/>
             <w:r>
               <w:t>9 (+ 6 gate-interne Größen, die nie im Fakten-JSON stehen)</w:t>
             </w:r>
@@ -546,6 +484,7 @@
             <w:tcW w:type="dxa" w:w="2880"/>
           </w:tcPr>
           <w:p>
+            <w:r/>
             <w:r>
               <w:t>(d)</w:t>
             </w:r>
@@ -556,8 +495,24 @@
             <w:tcW w:type="dxa" w:w="2880"/>
           </w:tcPr>
           <w:p>
+            <w:r/>
             <w:r>
-              <w:t>**Weder** Prompt-Regel **noch** Gate — komplett unkommentiert durchgereicht</w:t>
+              <w:rPr>
+                <w:b/>
+              </w:rPr>
+              <w:t>Weder</w:t>
+            </w:r>
+            <w:r>
+              <w:t xml:space="preserve"> Prompt-Regel </w:t>
+            </w:r>
+            <w:r>
+              <w:rPr>
+                <w:b/>
+              </w:rPr>
+              <w:t>noch</w:t>
+            </w:r>
+            <w:r>
+              <w:t xml:space="preserve"> Gate — komplett unkommentiert durchgereicht</w:t>
             </w:r>
           </w:p>
         </w:tc>
@@ -566,6 +521,7 @@
             <w:tcW w:type="dxa" w:w="2880"/>
           </w:tcPr>
           <w:p>
+            <w:r/>
             <w:r>
               <w:t>28</w:t>
             </w:r>
@@ -573,22 +529,24 @@
         </w:tc>
       </w:tr>
     </w:tbl>
+    <w:p/>
     <w:p>
-      <w:pPr/>
-      <w:r>
-        <w:t>Kategorie (d) ist der eigentliche Handlungsraum dieser Mappe. Kategorie (b) enthält</w:t>
+      <w:pPr>
+        <w:jc w:val="left"/>
+      </w:pPr>
+      <w:r>
+        <w:t>Kategorie (d) ist der eigentliche Handlungsraum dieser Mappe. Kategorie (b) enthält einige Fälle, die näher am "Antwort vorgeben statt Kontext liefern"-Problem liegen als am sauberen Zielzustand (siehe Abschnitt 3.2).</w:t>
       </w:r>
     </w:p>
     <w:p>
-      <w:pPr/>
-      <w:r>
-        <w:t>einige Fälle, die näher am "Antwort vorgeben statt Kontext liefern"-Problem liegen als</w:t>
-      </w:r>
-    </w:p>
-    <w:p>
-      <w:pPr/>
-      <w:r>
-        <w:t>am sauberen Zielzustand (siehe Abschnitt 3.2).</w:t>
+      <w:pPr>
+        <w:spacing w:before="120"/>
+      </w:pPr>
+      <w:r>
+        <w:rPr>
+          <w:color w:val="AAAAAA"/>
+        </w:rPr>
+        <w:t>────────────────────────────────────────────────────────────</w:t>
       </w:r>
     </w:p>
     <w:p>
@@ -611,6 +569,7 @@
       <w:tblPr>
         <w:tblStyle w:val="LightGrid-Accent1"/>
         <w:tblW w:type="auto" w:w="0"/>
+        <w:jc w:val="left"/>
         <w:tblLook w:firstColumn="1" w:firstRow="1" w:lastColumn="0" w:lastRow="0" w:noHBand="0" w:noVBand="1" w:val="04A0"/>
       </w:tblPr>
       <w:tblGrid>
@@ -625,6 +584,14 @@
           </w:tcPr>
           <w:p>
             <w:r>
+              <w:rPr>
+                <w:b/>
+              </w:rPr>
+            </w:r>
+            <w:r>
+              <w:rPr>
+                <w:b/>
+              </w:rPr>
               <w:t>Fakt</w:t>
             </w:r>
           </w:p>
@@ -635,6 +602,14 @@
           </w:tcPr>
           <w:p>
             <w:r>
+              <w:rPr>
+                <w:b/>
+              </w:rPr>
+            </w:r>
+            <w:r>
+              <w:rPr>
+                <w:b/>
+              </w:rPr>
               <w:t>Aktueller Zustand</w:t>
             </w:r>
           </w:p>
@@ -645,6 +620,14 @@
           </w:tcPr>
           <w:p>
             <w:r>
+              <w:rPr>
+                <w:b/>
+              </w:rPr>
+            </w:r>
+            <w:r>
+              <w:rPr>
+                <w:b/>
+              </w:rPr>
               <w:t>Zeithorizont-Bewertung</w:t>
             </w:r>
           </w:p>
@@ -656,8 +639,25 @@
             <w:tcW w:type="dxa" w:w="2880"/>
           </w:tcPr>
           <w:p>
+            <w:r/>
             <w:r>
-              <w:t>`naechste_fomc_sitzungen` / `naechste_cpi_veroeffentlichung`</w:t>
+              <w:rPr>
+                <w:rFonts w:ascii="Consolas" w:hAnsi="Consolas"/>
+                <w:color w:val="882222"/>
+                <w:sz w:val="18"/>
+              </w:rPr>
+              <w:t>naechste_fomc_sitzungen</w:t>
+            </w:r>
+            <w:r>
+              <w:t xml:space="preserve"> / </w:t>
+            </w:r>
+            <w:r>
+              <w:rPr>
+                <w:rFonts w:ascii="Consolas" w:hAnsi="Consolas"/>
+                <w:color w:val="882222"/>
+                <w:sz w:val="18"/>
+              </w:rPr>
+              <w:t>naechste_cpi_veroeffentlichung</w:t>
             </w:r>
           </w:p>
         </w:tc>
@@ -666,8 +666,18 @@
             <w:tcW w:type="dxa" w:w="2880"/>
           </w:tcPr>
           <w:p>
+            <w:r/>
             <w:r>
-              <w:t>Spot: schwache 14-/5-Tage-Schwellenregel (Regel 13). **Hebel: gar keine Regel**, obwohl dieselben Fakten geliefert werden.</w:t>
+              <w:t xml:space="preserve">Spot: schwache 14-/5-Tage-Schwellenregel (Regel 13). </w:t>
+            </w:r>
+            <w:r>
+              <w:rPr>
+                <w:b/>
+              </w:rPr>
+              <w:t>Hebel: gar keine Regel</w:t>
+            </w:r>
+            <w:r>
+              <w:t>, obwohl dieselben Fakten geliefert werden.</w:t>
             </w:r>
           </w:p>
         </w:tc>
@@ -676,8 +686,21 @@
             <w:tcW w:type="dxa" w:w="2880"/>
           </w:tcPr>
           <w:p>
+            <w:r/>
             <w:r>
-              <w:t>**Falsch herum priorisiert.** Für kurzfristige, gehebelte Positionen ist Event-Timing akut relevant — hier fehlt es komplett. Für Spots langfristige These ist es nachrangig — die schwache Regel dort ist eher proportional richtig. **Empfehlung: Hebel zuerst mit echtem Kontext (Frage 2) ausstatten, Spot ggf. unverändert lassen oder nur leicht verbessern.**</w:t>
+              <w:rPr>
+                <w:b/>
+              </w:rPr>
+              <w:t>Falsch herum priorisiert.</w:t>
+            </w:r>
+            <w:r>
+              <w:t xml:space="preserve"> Für kurzfristige, gehebelte Positionen ist Event-Timing akut relevant — hier fehlt es komplett. Für Spots langfristige These ist es nachrangig — die schwache Regel dort ist eher proportional richtig. </w:t>
+            </w:r>
+            <w:r>
+              <w:rPr>
+                <w:b/>
+              </w:rPr>
+              <w:t>Empfehlung: Hebel zuerst mit echtem Kontext (Frage 2) ausstatten, Spot ggf. unverändert lassen oder nur leicht verbessern.</w:t>
             </w:r>
           </w:p>
         </w:tc>
@@ -688,8 +711,25 @@
             <w:tcW w:type="dxa" w:w="2880"/>
           </w:tcPr>
           <w:p>
+            <w:r/>
             <w:r>
-              <w:t>`regime.zyklus_risiko` + `.zyklus_risiko_begruendung`</w:t>
+              <w:rPr>
+                <w:rFonts w:ascii="Consolas" w:hAnsi="Consolas"/>
+                <w:color w:val="882222"/>
+                <w:sz w:val="18"/>
+              </w:rPr>
+              <w:t>regime.zyklus_risiko</w:t>
+            </w:r>
+            <w:r>
+              <w:t xml:space="preserve"> + </w:t>
+            </w:r>
+            <w:r>
+              <w:rPr>
+                <w:rFonts w:ascii="Consolas" w:hAnsi="Consolas"/>
+                <w:color w:val="882222"/>
+                <w:sz w:val="18"/>
+              </w:rPr>
+              <w:t>.zyklus_risiko_begruendung</w:t>
             </w:r>
           </w:p>
         </w:tc>
@@ -698,8 +738,18 @@
             <w:tcW w:type="dxa" w:w="2880"/>
           </w:tcPr>
           <w:p>
+            <w:r/>
             <w:r>
-              <w:t>Nur bei Spot vorhanden und mit Regel 11 versehen; bei Hebel wird der Fakt zwar mitgeliefert, aber **keine Regel** dazu.</w:t>
+              <w:t xml:space="preserve">Nur bei Spot vorhanden und mit Regel 11 versehen; bei Hebel wird der Fakt zwar mitgeliefert, aber </w:t>
+            </w:r>
+            <w:r>
+              <w:rPr>
+                <w:b/>
+              </w:rPr>
+              <w:t>keine Regel</w:t>
+            </w:r>
+            <w:r>
+              <w:t xml:space="preserve"> dazu.</w:t>
             </w:r>
           </w:p>
         </w:tc>
@@ -708,8 +758,15 @@
             <w:tcW w:type="dxa" w:w="2880"/>
           </w:tcPr>
           <w:p>
+            <w:r/>
             <w:r>
-              <w:t>**Passt zur Zeithorizont-Logik** — Zyklusrisiko ist ein Langfrist-Konzept, für Hebel folgerichtig nicht ausgearbeitet. Kein Handlungsbedarf, aber zur Klarheit hier vermerkt.</w:t>
+              <w:rPr>
+                <w:b/>
+              </w:rPr>
+              <w:t>Passt zur Zeithorizont-Logik</w:t>
+            </w:r>
+            <w:r>
+              <w:t xml:space="preserve"> — Zyklusrisiko ist ein Langfrist-Konzept, für Hebel folgerichtig nicht ausgearbeitet. Kein Handlungsbedarf, aber zur Klarheit hier vermerkt.</w:t>
             </w:r>
           </w:p>
         </w:tc>
@@ -720,8 +777,17 @@
             <w:tcW w:type="dxa" w:w="2880"/>
           </w:tcPr>
           <w:p>
+            <w:r/>
             <w:r>
-              <w:t>`historischer_makro_vergleich` (SPX/BTC-Forward-6m/12m-Analogien)</w:t>
+              <w:rPr>
+                <w:rFonts w:ascii="Consolas" w:hAnsi="Consolas"/>
+                <w:color w:val="882222"/>
+                <w:sz w:val="18"/>
+              </w:rPr>
+              <w:t>historischer_makro_vergleich</w:t>
+            </w:r>
+            <w:r>
+              <w:t xml:space="preserve"> (SPX/BTC-Forward-6m/12m-Analogien)</w:t>
             </w:r>
           </w:p>
         </w:tc>
@@ -730,6 +796,7 @@
             <w:tcW w:type="dxa" w:w="2880"/>
           </w:tcPr>
           <w:p>
+            <w:r/>
             <w:r>
               <w:t>In beiden Pipelines identisch mit Regel 24/15 versehen (inkl. Vorsicht-Caveat).</w:t>
             </w:r>
@@ -740,8 +807,27 @@
             <w:tcW w:type="dxa" w:w="2880"/>
           </w:tcPr>
           <w:p>
+            <w:r/>
             <w:r>
-              <w:t>Für Spot goldrichtig (Langfrist-These). Für Hebel (typische Haltedauer ~1 Tag) ist ein 6-12-Monats-Forward-Wert **strukturell fast irrelevant** — die Regel warnt zwar vor Übernutzung, aber die Frage ist, ob der Fakt überhaupt in den Hebel-Prompt gehört. **Kandidat für Entfernung aus dem Hebel-Fakten-JSON** (spart auch Token).</w:t>
+              <w:t xml:space="preserve">Für Spot goldrichtig (Langfrist-These). Für Hebel (typische Haltedauer ~1 Tag) ist ein 6-12-Monats-Forward-Wert </w:t>
+            </w:r>
+            <w:r>
+              <w:rPr>
+                <w:b/>
+              </w:rPr>
+              <w:t>strukturell fast irrelevant</w:t>
+            </w:r>
+            <w:r>
+              <w:t xml:space="preserve"> — die Regel warnt zwar vor Übernutzung, aber die Frage ist, ob der Fakt überhaupt in den Hebel-Prompt gehört. </w:t>
+            </w:r>
+            <w:r>
+              <w:rPr>
+                <w:b/>
+              </w:rPr>
+              <w:t>Kandidat für Entfernung aus dem Hebel-Fakten-JSON</w:t>
+            </w:r>
+            <w:r>
+              <w:t xml:space="preserve"> (spart auch Token).</w:t>
             </w:r>
           </w:p>
         </w:tc>
@@ -752,8 +838,28 @@
             <w:tcW w:type="dxa" w:w="2880"/>
           </w:tcPr>
           <w:p>
+            <w:r/>
             <w:r>
-              <w:t>`optionsmarkt.dvol_prozent`/`.skew_prozentpunkte` (30-Tage-Sicht, Deribit)</w:t>
+              <w:rPr>
+                <w:rFonts w:ascii="Consolas" w:hAnsi="Consolas"/>
+                <w:color w:val="882222"/>
+                <w:sz w:val="18"/>
+              </w:rPr>
+              <w:t>optionsmarkt.dvol_prozent</w:t>
+            </w:r>
+            <w:r>
+              <w:t>/</w:t>
+            </w:r>
+            <w:r>
+              <w:rPr>
+                <w:rFonts w:ascii="Consolas" w:hAnsi="Consolas"/>
+                <w:color w:val="882222"/>
+                <w:sz w:val="18"/>
+              </w:rPr>
+              <w:t>.skew_prozentpunkte</w:t>
+            </w:r>
+            <w:r>
+              <w:t xml:space="preserve"> (30-Tage-Sicht, Deribit)</w:t>
             </w:r>
           </w:p>
         </w:tc>
@@ -762,6 +868,7 @@
             <w:tcW w:type="dxa" w:w="2880"/>
           </w:tcPr>
           <w:p>
+            <w:r/>
             <w:r>
               <w:t>Nur Hebel, mit Regel 21 (Cross-Check-Idee).</w:t>
             </w:r>
@@ -772,13 +879,24 @@
             <w:tcW w:type="dxa" w:w="2880"/>
           </w:tcPr>
           <w:p>
+            <w:r/>
             <w:r>
-              <w:t>30 Tage ist für Hebels ~1-Tage-Horizont bereits recht lang, aber als *marktweites* Sentiment-Signal (nicht coin-spezifisch) plausibel als Kontext-Fakt vertretbar. Kein akuter Handlungsbedarf.</w:t>
+              <w:t xml:space="preserve">30 Tage ist für Hebels ~1-Tage-Horizont bereits recht lang, aber als </w:t>
+            </w:r>
+            <w:r>
+              <w:rPr>
+                <w:i/>
+              </w:rPr>
+              <w:t>marktweites</w:t>
+            </w:r>
+            <w:r>
+              <w:t xml:space="preserve"> Sentiment-Signal (nicht coin-spezifisch) plausibel als Kontext-Fakt vertretbar. Kein akuter Handlungsbedarf.</w:t>
             </w:r>
           </w:p>
         </w:tc>
       </w:tr>
     </w:tbl>
+    <w:p/>
     <w:p>
       <w:pPr>
         <w:pStyle w:val="Heading3"/>
@@ -835,6 +953,8 @@
       <w:r>
         <w:rPr>
           <w:rFonts w:ascii="Consolas" w:hAnsi="Consolas"/>
+          <w:color w:val="882222"/>
+          <w:sz w:val="18"/>
         </w:rPr>
         <w:t>gewinnabsicherung_verschaerft</w:t>
       </w:r>
@@ -908,50 +1028,24 @@
       <w:r>
         <w:rPr>
           <w:rFonts w:ascii="Consolas" w:hAnsi="Consolas"/>
+          <w:color w:val="882222"/>
+          <w:sz w:val="18"/>
         </w:rPr>
         <w:t>top_gruende</w:t>
       </w:r>
       <w:r>
-        <w:t xml:space="preserve"> deterministisch per Regex</w:t>
-      </w:r>
-    </w:p>
-    <w:p>
-      <w:pPr/>
-      <w:r>
-        <w:t>(</w:t>
+        <w:t xml:space="preserve"> deterministisch per Regex (</w:t>
       </w:r>
       <w:r>
         <w:rPr>
           <w:rFonts w:ascii="Consolas" w:hAnsi="Consolas"/>
+          <w:color w:val="882222"/>
+          <w:sz w:val="18"/>
         </w:rPr>
         <w:t>filtere_retail_konsens_top_gruende()</w:t>
       </w:r>
       <w:r>
-        <w:t>), Spot verlässt sich allein auf die Prompt-</w:t>
-      </w:r>
-    </w:p>
-    <w:p>
-      <w:pPr/>
-      <w:r>
-        <w:t>Regel 15 (die dort sogar ausführlicher ist als bei Hebel). Spot hat denselben Schutz</w:t>
-      </w:r>
-    </w:p>
-    <w:p>
-      <w:pPr/>
-      <w:r>
-        <w:t>nicht, obwohl der frühere Retail-Konsens-Fund (siehe</w:t>
-      </w:r>
-    </w:p>
-    <w:p>
-      <w:pPr/>
-      <w:r>
-        <w:t>[[project_btc_hebel_review_antizyklisch_liquiditaetszonen_funding_fix]]) genau</w:t>
-      </w:r>
-    </w:p>
-    <w:p>
-      <w:pPr/>
-      <w:r>
-        <w:t>dieses Muster war.</w:t>
+        <w:t>), Spot verlässt sich allein auf die Prompt- Regel 15 (die dort sogar ausführlicher ist als bei Hebel). Spot hat denselben Schutz nicht, obwohl der frühere Retail-Konsens-Fund (siehe [[project_btc_hebel_review_antizyklisch_liquiditaetszonen_funding_fix]]) genau dieses Muster war.</w:t>
       </w:r>
     </w:p>
     <w:p>
@@ -965,13 +1059,7 @@
         <w:t>Retail-Konsens-Deckel:</w:t>
       </w:r>
       <w:r>
-        <w:t xml:space="preserve"> Hebel deckelt den Hebel-Faktor bei extremem Konsens,</w:t>
-      </w:r>
-    </w:p>
-    <w:p>
-      <w:pPr/>
-      <w:r>
-        <w:t xml:space="preserve">Spot deckelt die Positionsgröße dafür </w:t>
+        <w:t xml:space="preserve"> Hebel deckelt den Hebel-Faktor bei extremem Konsens, Spot deckelt die Positionsgröße dafür </w:t>
       </w:r>
       <w:r>
         <w:rPr>
@@ -980,13 +1068,7 @@
         <w:t>nicht</w:t>
       </w:r>
       <w:r>
-        <w:t xml:space="preserve"> — nur Risikofaktor-Anzeige ohne</w:t>
-      </w:r>
-    </w:p>
-    <w:p>
-      <w:pPr/>
-      <w:r>
-        <w:t>Konsequenz.</w:t>
+        <w:t xml:space="preserve"> — nur Risikofaktor-Anzeige ohne Konsequenz.</w:t>
       </w:r>
     </w:p>
     <w:p>
@@ -1000,13 +1082,7 @@
         <w:t>BTC-Matrix:</w:t>
       </w:r>
       <w:r>
-        <w:t xml:space="preserve"> Spot hat nur die Prompt-Regel 8, keinen Gate-Faktor; Hebel hat</w:t>
-      </w:r>
-    </w:p>
-    <w:p>
-      <w:pPr/>
-      <w:r>
-        <w:t xml:space="preserve">Regel 16 </w:t>
+        <w:t xml:space="preserve"> Spot hat nur die Prompt-Regel 8, keinen Gate-Faktor; Hebel hat Regel 16 </w:t>
       </w:r>
       <w:r>
         <w:rPr>
@@ -1029,13 +1105,7 @@
         <w:t>Historische Erfolgsquote / BTC-Relativwert:</w:t>
       </w:r>
       <w:r>
-        <w:t xml:space="preserve"> Prompt-Regel in beiden Pipelines</w:t>
-      </w:r>
-    </w:p>
-    <w:p>
-      <w:pPr/>
-      <w:r>
-        <w:t xml:space="preserve">identisch, aber die deterministische Gate-Absicherung existiert </w:t>
+        <w:t xml:space="preserve"> Prompt-Regel in beiden Pipelines identisch, aber die deterministische Gate-Absicherung existiert </w:t>
       </w:r>
       <w:r>
         <w:rPr>
@@ -1058,17 +1128,13 @@
         <w:t>Spot hat 29 Prompt-Regeln für ~127 Fakt-Knoten, Hebel nur 22 Regeln für ~105</w:t>
       </w:r>
       <w:r>
-        <w:t xml:space="preserve"> —</w:t>
-      </w:r>
-    </w:p>
-    <w:p>
-      <w:pPr/>
-      <w:r>
-        <w:t xml:space="preserve">der Hebel-Prompt lässt </w:t>
+        <w:t xml:space="preserve"> — der Hebel-Prompt lässt </w:t>
       </w:r>
       <w:r>
         <w:rPr>
           <w:rFonts w:ascii="Consolas" w:hAnsi="Consolas"/>
+          <w:color w:val="882222"/>
+          <w:sz w:val="18"/>
         </w:rPr>
         <w:t>markt_kontext</w:t>
       </w:r>
@@ -1078,6 +1144,8 @@
       <w:r>
         <w:rPr>
           <w:rFonts w:ascii="Consolas" w:hAnsi="Consolas"/>
+          <w:color w:val="882222"/>
+          <w:sz w:val="18"/>
         </w:rPr>
         <w:t>moeglicher_flush</w:t>
       </w:r>
@@ -1087,18 +1155,19 @@
       <w:r>
         <w:rPr>
           <w:rFonts w:ascii="Consolas" w:hAnsi="Consolas"/>
+          <w:color w:val="882222"/>
+          <w:sz w:val="18"/>
         </w:rPr>
         <w:t>zyklus_risiko</w:t>
       </w:r>
       <w:r>
-        <w:t xml:space="preserve"> und</w:t>
-      </w:r>
-    </w:p>
-    <w:p>
-      <w:pPr/>
+        <w:t xml:space="preserve"> und </w:t>
+      </w:r>
       <w:r>
         <w:rPr>
           <w:rFonts w:ascii="Consolas" w:hAnsi="Consolas"/>
+          <w:color w:val="882222"/>
+          <w:sz w:val="18"/>
         </w:rPr>
         <w:t>disclaimers</w:t>
       </w:r>
@@ -1122,56 +1191,41 @@
       <w:r>
         <w:rPr>
           <w:rFonts w:ascii="Consolas" w:hAnsi="Consolas"/>
+          <w:color w:val="882222"/>
+          <w:sz w:val="18"/>
         </w:rPr>
         <w:t>atr.relativ_prozent</w:t>
       </w:r>
       <w:r>
-        <w:t xml:space="preserve"> +</w:t>
+        <w:t xml:space="preserve"> + einen 1,5×-Richtwert in Regel 6 (siehe 4.2, </w:t>
+      </w:r>
+      <w:r>
+        <w:rPr>
+          <w:rFonts w:ascii="Consolas" w:hAnsi="Consolas"/>
+          <w:color w:val="882222"/>
+          <w:sz w:val="18"/>
+        </w:rPr>
+        <w:t>.atr.relativ_prozent</w:t>
+      </w:r>
+      <w:r>
+        <w:t xml:space="preserve">). Spot hat dieselbe strukturelle Lücke (ATR nur absolut, keine SL-Distanz-Volatilitäts- Bindung in Regel 16), wurde aber nicht angefasst — Auslöser war ein Hebel- spezifischer Backtest, die Frage ob Spot dieselbe Nachbesserung braucht wurde mit dem Nutzer noch nicht besprochen. </w:t>
+      </w:r>
+      <w:r>
+        <w:rPr>
+          <w:b/>
+        </w:rPr>
+        <w:t>Offen.</w:t>
       </w:r>
     </w:p>
     <w:p>
-      <w:pPr/>
-      <w:r>
-        <w:t xml:space="preserve">einen 1,5×-Richtwert in Regel 6 (siehe 4.2, </w:t>
-      </w:r>
-      <w:r>
-        <w:rPr>
-          <w:rFonts w:ascii="Consolas" w:hAnsi="Consolas"/>
-        </w:rPr>
-        <w:t>.atr.relativ_prozent</w:t>
-      </w:r>
-      <w:r>
-        <w:t>). Spot hat</w:t>
-      </w:r>
-    </w:p>
-    <w:p>
-      <w:pPr/>
-      <w:r>
-        <w:t>dieselbe strukturelle Lücke (ATR nur absolut, keine SL-Distanz-Volatilitäts-</w:t>
-      </w:r>
-    </w:p>
-    <w:p>
-      <w:pPr/>
-      <w:r>
-        <w:t>Bindung in Regel 16), wurde aber nicht angefasst — Auslöser war ein Hebel-</w:t>
-      </w:r>
-    </w:p>
-    <w:p>
-      <w:pPr/>
-      <w:r>
-        <w:t>spezifischer Backtest, die Frage ob Spot dieselbe Nachbesserung braucht wurde</w:t>
-      </w:r>
-    </w:p>
-    <w:p>
-      <w:pPr/>
-      <w:r>
-        <w:t xml:space="preserve">mit dem Nutzer noch nicht besprochen. </w:t>
-      </w:r>
-      <w:r>
-        <w:rPr>
-          <w:b/>
-        </w:rPr>
-        <w:t>Offen.</w:t>
+      <w:pPr>
+        <w:spacing w:before="120"/>
+      </w:pPr>
+      <w:r>
+        <w:rPr>
+          <w:color w:val="AAAAAA"/>
+        </w:rPr>
+        <w:t>────────────────────────────────────────────────────────────</w:t>
       </w:r>
     </w:p>
     <w:p>
@@ -1183,21 +1237,14 @@
       </w:r>
     </w:p>
     <w:p>
-      <w:pPr/>
-      <w:r>
-        <w:t>*(Rohdaten aus dem Codebase-Audit vom 2026-07-28. Referenz für Detailfragen — bei</w:t>
-      </w:r>
-    </w:p>
-    <w:p>
-      <w:pPr/>
-      <w:r>
-        <w:t>Unklarheiten über einen einzelnen Fakt hier nachschlagen, bevor eine Prompt-Änderung</w:t>
-      </w:r>
-    </w:p>
-    <w:p>
-      <w:pPr/>
-      <w:r>
-        <w:t>vorgenommen wird.)*</w:t>
+      <w:pPr>
+        <w:jc w:val="left"/>
+      </w:pPr>
+      <w:r>
+        <w:rPr>
+          <w:i/>
+        </w:rPr>
+        <w:t>(Rohdaten aus dem Codebase-Audit vom 2026-07-28. Referenz für Detailfragen — bei Unklarheiten über einen einzelnen Fakt hier nachschlagen, bevor eine Prompt-Änderung vorgenommen wird.)</w:t>
       </w:r>
     </w:p>
     <w:p>
@@ -1238,6 +1285,8 @@
       <w:r>
         <w:rPr>
           <w:rFonts w:ascii="Consolas" w:hAnsi="Consolas"/>
+          <w:color w:val="882222"/>
+          <w:sz w:val="18"/>
         </w:rPr>
         <w:t>risk_gate.py</w:t>
       </w:r>
@@ -1247,6 +1296,8 @@
       <w:r>
         <w:rPr>
           <w:rFonts w:ascii="Consolas" w:hAnsi="Consolas"/>
+          <w:color w:val="882222"/>
+          <w:sz w:val="18"/>
         </w:rPr>
         <w:t>hebel_risk_gate.py</w:t>
       </w:r>
@@ -1259,35 +1310,18 @@
         <w:pStyle w:val="Heading3"/>
       </w:pPr>
       <w:r>
-        <w:t>4.2 Spot-Pipeline (</w:t>
-      </w:r>
-      <w:r>
-        <w:rPr>
-          <w:rFonts w:ascii="Consolas" w:hAnsi="Consolas"/>
-        </w:rPr>
-        <w:t>build_facts()</w:t>
-      </w:r>
-      <w:r>
-        <w:t>)</w:t>
+        <w:t>4.2 Spot-Pipeline (`build_facts()`)</w:t>
       </w:r>
     </w:p>
     <w:p>
-      <w:pPr/>
+      <w:pPr>
+        <w:jc w:val="left"/>
+      </w:pPr>
       <w:r>
         <w:rPr>
           <w:b/>
         </w:rPr>
-      </w:r>
-      <w:r>
-        <w:rPr>
-          <w:rFonts w:ascii="Consolas" w:hAnsi="Consolas"/>
-        </w:rPr>
-        <w:t>asset.*</w:t>
-      </w:r>
-      <w:r>
-        <w:rPr>
-          <w:b/>
-        </w:rPr>
+        <w:t>`asset.*`</w:t>
       </w:r>
     </w:p>
     <w:p>
@@ -1297,6 +1331,8 @@
       <w:r>
         <w:rPr>
           <w:rFonts w:ascii="Consolas" w:hAnsi="Consolas"/>
+          <w:color w:val="882222"/>
+          <w:sz w:val="18"/>
         </w:rPr>
         <w:t>asset.symbol</w:t>
       </w:r>
@@ -1306,6 +1342,8 @@
       <w:r>
         <w:rPr>
           <w:rFonts w:ascii="Consolas" w:hAnsi="Consolas"/>
+          <w:color w:val="882222"/>
+          <w:sz w:val="18"/>
         </w:rPr>
         <w:t>pipeline.py:692-705</w:t>
       </w:r>
@@ -1315,6 +1353,8 @@
       <w:r>
         <w:rPr>
           <w:rFonts w:ascii="Consolas" w:hAnsi="Consolas"/>
+          <w:color w:val="882222"/>
+          <w:sz w:val="18"/>
         </w:rPr>
         <w:t>tranchen_erlaubt</w:t>
       </w:r>
@@ -1324,6 +1364,8 @@
       <w:r>
         <w:rPr>
           <w:rFonts w:ascii="Consolas" w:hAnsi="Consolas"/>
+          <w:color w:val="882222"/>
+          <w:sz w:val="18"/>
         </w:rPr>
         <w:t>cash_reserve_ziel</w:t>
       </w:r>
@@ -1333,6 +1375,8 @@
       <w:r>
         <w:rPr>
           <w:rFonts w:ascii="Consolas" w:hAnsi="Consolas"/>
+          <w:color w:val="882222"/>
+          <w:sz w:val="18"/>
         </w:rPr>
         <w:t>btc_relativwert</w:t>
       </w:r>
@@ -1347,6 +1391,8 @@
       <w:r>
         <w:rPr>
           <w:rFonts w:ascii="Consolas" w:hAnsi="Consolas"/>
+          <w:color w:val="882222"/>
+          <w:sz w:val="18"/>
         </w:rPr>
         <w:t>asset.name</w:t>
       </w:r>
@@ -1361,6 +1407,8 @@
       <w:r>
         <w:rPr>
           <w:rFonts w:ascii="Consolas" w:hAnsi="Consolas"/>
+          <w:color w:val="882222"/>
+          <w:sz w:val="18"/>
         </w:rPr>
         <w:t>asset.rolle</w:t>
       </w:r>
@@ -1379,6 +1427,8 @@
       <w:r>
         <w:rPr>
           <w:rFonts w:ascii="Consolas" w:hAnsi="Consolas"/>
+          <w:color w:val="882222"/>
+          <w:sz w:val="18"/>
         </w:rPr>
         <w:t>regime.btc_matrix</w:t>
       </w:r>
@@ -1388,6 +1438,8 @@
       <w:r>
         <w:rPr>
           <w:rFonts w:ascii="Consolas" w:hAnsi="Consolas"/>
+          <w:color w:val="882222"/>
+          <w:sz w:val="18"/>
         </w:rPr>
         <w:t>risk_gate.py:304-308</w:t>
       </w:r>
@@ -1397,6 +1449,8 @@
       <w:r>
         <w:rPr>
           <w:rFonts w:ascii="Consolas" w:hAnsi="Consolas"/>
+          <w:color w:val="882222"/>
+          <w:sz w:val="18"/>
         </w:rPr>
         <w:t>:330-335</w:t>
       </w:r>
@@ -1411,6 +1465,8 @@
       <w:r>
         <w:rPr>
           <w:rFonts w:ascii="Consolas" w:hAnsi="Consolas"/>
+          <w:color w:val="882222"/>
+          <w:sz w:val="18"/>
         </w:rPr>
         <w:t>asset.wird_aktuell_gehalten</w:t>
       </w:r>
@@ -1425,6 +1481,8 @@
       <w:r>
         <w:rPr>
           <w:rFonts w:ascii="Consolas" w:hAnsi="Consolas"/>
+          <w:color w:val="882222"/>
+          <w:sz w:val="18"/>
         </w:rPr>
         <w:t>asset.beobachtungsstatus</w:t>
       </w:r>
@@ -1439,6 +1497,8 @@
       <w:r>
         <w:rPr>
           <w:rFonts w:ascii="Consolas" w:hAnsi="Consolas"/>
+          <w:color w:val="882222"/>
+          <w:sz w:val="18"/>
         </w:rPr>
         <w:t>asset.bitpanda_gelistet</w:t>
       </w:r>
@@ -1457,6 +1517,8 @@
       <w:r>
         <w:rPr>
           <w:rFonts w:ascii="Consolas" w:hAnsi="Consolas"/>
+          <w:color w:val="882222"/>
+          <w:sz w:val="18"/>
         </w:rPr>
         <w:t>false</w:t>
       </w:r>
@@ -1466,6 +1528,8 @@
       <w:r>
         <w:rPr>
           <w:rFonts w:ascii="Consolas" w:hAnsi="Consolas"/>
+          <w:color w:val="882222"/>
+          <w:sz w:val="18"/>
         </w:rPr>
         <w:t>risk_gate.py:290-299</w:t>
       </w:r>
@@ -1475,6 +1539,8 @@
       <w:r>
         <w:rPr>
           <w:rFonts w:ascii="Consolas" w:hAnsi="Consolas"/>
+          <w:color w:val="882222"/>
+          <w:sz w:val="18"/>
         </w:rPr>
         <w:t>kauf_erlaubt=False</w:t>
       </w:r>
@@ -1484,6 +1550,8 @@
       <w:r>
         <w:rPr>
           <w:rFonts w:ascii="Consolas" w:hAnsi="Consolas"/>
+          <w:color w:val="882222"/>
+          <w:sz w:val="18"/>
         </w:rPr>
         <w:t>None</w:t>
       </w:r>
@@ -1492,22 +1560,14 @@
       </w:r>
     </w:p>
     <w:p>
-      <w:pPr/>
+      <w:pPr>
+        <w:jc w:val="left"/>
+      </w:pPr>
       <w:r>
         <w:rPr>
           <w:b/>
         </w:rPr>
-      </w:r>
-      <w:r>
-        <w:rPr>
-          <w:rFonts w:ascii="Consolas" w:hAnsi="Consolas"/>
-        </w:rPr>
-        <w:t>preis.*</w:t>
-      </w:r>
-      <w:r>
-        <w:rPr>
-          <w:b/>
-        </w:rPr>
+        <w:t>`preis.*`</w:t>
       </w:r>
     </w:p>
     <w:p>
@@ -1517,6 +1577,8 @@
       <w:r>
         <w:rPr>
           <w:rFonts w:ascii="Consolas" w:hAnsi="Consolas"/>
+          <w:color w:val="882222"/>
+          <w:sz w:val="18"/>
         </w:rPr>
         <w:t>preis.usd</w:t>
       </w:r>
@@ -1526,6 +1588,8 @@
       <w:r>
         <w:rPr>
           <w:rFonts w:ascii="Consolas" w:hAnsi="Consolas"/>
+          <w:color w:val="882222"/>
+          <w:sz w:val="18"/>
         </w:rPr>
         <w:t>preis.eur</w:t>
       </w:r>
@@ -1544,6 +1608,8 @@
       <w:r>
         <w:rPr>
           <w:rFonts w:ascii="Consolas" w:hAnsi="Consolas"/>
+          <w:color w:val="882222"/>
+          <w:sz w:val="18"/>
         </w:rPr>
         <w:t>risk_gate.py:209-216</w:t>
       </w:r>
@@ -1553,6 +1619,8 @@
       <w:r>
         <w:rPr>
           <w:rFonts w:ascii="Consolas" w:hAnsi="Consolas"/>
+          <w:color w:val="882222"/>
+          <w:sz w:val="18"/>
         </w:rPr>
         <w:t>:354-357</w:t>
       </w:r>
@@ -1562,6 +1630,8 @@
       <w:r>
         <w:rPr>
           <w:rFonts w:ascii="Consolas" w:hAnsi="Consolas"/>
+          <w:color w:val="882222"/>
+          <w:sz w:val="18"/>
         </w:rPr>
         <w:t>eur_aus_usd()</w:t>
       </w:r>
@@ -1576,6 +1646,8 @@
       <w:r>
         <w:rPr>
           <w:rFonts w:ascii="Consolas" w:hAnsi="Consolas"/>
+          <w:color w:val="882222"/>
+          <w:sz w:val="18"/>
         </w:rPr>
         <w:t>preis.aktualisiert_vor_min</w:t>
       </w:r>
@@ -1585,6 +1657,8 @@
       <w:r>
         <w:rPr>
           <w:rFonts w:ascii="Consolas" w:hAnsi="Consolas"/>
+          <w:color w:val="882222"/>
+          <w:sz w:val="18"/>
         </w:rPr>
         <w:t>is_price_stale()</w:t>
       </w:r>
@@ -1593,20 +1667,17 @@
       </w:r>
     </w:p>
     <w:p>
-      <w:pPr/>
+      <w:pPr>
+        <w:jc w:val="left"/>
+      </w:pPr>
       <w:r>
         <w:rPr>
           <w:b/>
         </w:rPr>
-      </w:r>
-      <w:r>
-        <w:rPr>
-          <w:rFonts w:ascii="Consolas" w:hAnsi="Consolas"/>
-        </w:rPr>
-        <w:t>haltung.*</w:t>
-      </w:r>
-      <w:r>
-        <w:t>** (Spot-only)</w:t>
+        <w:t>`haltung.*`</w:t>
+      </w:r>
+      <w:r>
+        <w:t xml:space="preserve"> (Spot-only)</w:t>
       </w:r>
     </w:p>
     <w:p>
@@ -1616,6 +1687,8 @@
       <w:r>
         <w:rPr>
           <w:rFonts w:ascii="Consolas" w:hAnsi="Consolas"/>
+          <w:color w:val="882222"/>
+          <w:sz w:val="18"/>
         </w:rPr>
         <w:t>haltung.menge</w:t>
       </w:r>
@@ -1625,6 +1698,8 @@
       <w:r>
         <w:rPr>
           <w:rFonts w:ascii="Consolas" w:hAnsi="Consolas"/>
+          <w:color w:val="882222"/>
+          <w:sz w:val="18"/>
         </w:rPr>
         <w:t>.wert_usd</w:t>
       </w:r>
@@ -1639,6 +1714,8 @@
       <w:r>
         <w:rPr>
           <w:rFonts w:ascii="Consolas" w:hAnsi="Consolas"/>
+          <w:color w:val="882222"/>
+          <w:sz w:val="18"/>
         </w:rPr>
         <w:t>haltung.einstandspreis_eur</w:t>
       </w:r>
@@ -1648,6 +1725,8 @@
       <w:r>
         <w:rPr>
           <w:rFonts w:ascii="Consolas" w:hAnsi="Consolas"/>
+          <w:color w:val="882222"/>
+          <w:sz w:val="18"/>
         </w:rPr>
         <w:t>.einstandspreis_quelle</w:t>
       </w:r>
@@ -1657,6 +1736,8 @@
       <w:r>
         <w:rPr>
           <w:rFonts w:ascii="Consolas" w:hAnsi="Consolas"/>
+          <w:color w:val="882222"/>
+          <w:sz w:val="18"/>
         </w:rPr>
         <w:t>.menge_ohne_bekannten_einstandspreis</w:t>
       </w:r>
@@ -1666,6 +1747,8 @@
       <w:r>
         <w:rPr>
           <w:rFonts w:ascii="Consolas" w:hAnsi="Consolas"/>
+          <w:color w:val="882222"/>
+          <w:sz w:val="18"/>
         </w:rPr>
         <w:t>.gewinn_verlust_pct</w:t>
       </w:r>
@@ -1683,7 +1766,9 @@
       </w:r>
     </w:p>
     <w:p>
-      <w:pPr/>
+      <w:pPr>
+        <w:jc w:val="left"/>
+      </w:pPr>
       <w:r>
         <w:rPr>
           <w:b/>
@@ -1704,39 +1789,41 @@
       </w:r>
     </w:p>
     <w:p>
-      <w:pPr/>
+      <w:pPr>
+        <w:jc w:val="left"/>
+      </w:pPr>
       <w:r>
         <w:rPr>
           <w:b/>
         </w:rPr>
+        <w:t>`historische_erfolgsquote.*`</w:t>
+      </w:r>
+      <w:r>
+        <w:t xml:space="preserve"> (beide Pipelines) — </w:t>
+      </w:r>
+      <w:r>
+        <w:rPr>
+          <w:b/>
+        </w:rPr>
+        <w:t>Regel 23 (Spot) / 14 (Hebel)</w:t>
+      </w:r>
+      <w:r>
+        <w:t xml:space="preserve">: schwaches Zusatzindiz für Konfidenz-Kalibrierung, ersetzt nicht die eigenständige Analyse; Stichprobengröße beachten. Gate: </w:t>
+      </w:r>
+      <w:r>
+        <w:rPr>
+          <w:b/>
+        </w:rPr>
+        <w:t>nur Hebel</w:t>
+      </w:r>
+      <w:r>
+        <w:t xml:space="preserve"> — </w:t>
       </w:r>
       <w:r>
         <w:rPr>
           <w:rFonts w:ascii="Consolas" w:hAnsi="Consolas"/>
-        </w:rPr>
-        <w:t>historische_erfolgsquote.*</w:t>
-      </w:r>
-      <w:r>
-        <w:rPr>
-          <w:b/>
-        </w:rPr>
-        <w:t xml:space="preserve"> (beide Pipelines) — </w:t>
-      </w:r>
-      <w:r>
-        <w:t>Regel 23 (Spot) / 14 (Hebel)</w:t>
-      </w:r>
-      <w:r>
-        <w:rPr>
-          <w:b/>
-        </w:rPr>
-        <w:t xml:space="preserve">: schwaches Zusatzindiz für Konfidenz-Kalibrierung, ersetzt nicht die eigenständige Analyse; Stichprobengröße beachten. Gate: </w:t>
-      </w:r>
-      <w:r>
-        <w:t xml:space="preserve">nur Hebel** — </w:t>
-      </w:r>
-      <w:r>
-        <w:rPr>
-          <w:rFonts w:ascii="Consolas" w:hAnsi="Consolas"/>
+          <w:color w:val="882222"/>
+          <w:sz w:val="18"/>
         </w:rPr>
         <w:t>hebel_risk_gate.py:518-536</w:t>
       </w:r>
@@ -1745,30 +1832,32 @@
       </w:r>
     </w:p>
     <w:p>
-      <w:pPr/>
+      <w:pPr>
+        <w:jc w:val="left"/>
+      </w:pPr>
       <w:r>
         <w:rPr>
           <w:b/>
         </w:rPr>
+        <w:t>`historischer_makro_vergleich.*`</w:t>
+      </w:r>
+      <w:r>
+        <w:t xml:space="preserve"> (beide) — </w:t>
+      </w:r>
+      <w:r>
+        <w:rPr>
+          <w:b/>
+        </w:rPr>
+        <w:t>Regel 24 (Spot) / 15 (Hebel)</w:t>
+      </w:r>
+      <w:r>
+        <w:t xml:space="preserve">: Analog-Monate, </w:t>
       </w:r>
       <w:r>
         <w:rPr>
           <w:rFonts w:ascii="Consolas" w:hAnsi="Consolas"/>
-        </w:rPr>
-        <w:t>historischer_makro_vergleich.*</w:t>
-      </w:r>
-      <w:r>
-        <w:rPr>
-          <w:b/>
-        </w:rPr>
-        <w:t xml:space="preserve"> (beide) — </w:t>
-      </w:r>
-      <w:r>
-        <w:t xml:space="preserve">Regel 24 (Spot) / 15 (Hebel)**: Analog-Monate, </w:t>
-      </w:r>
-      <w:r>
-        <w:rPr>
-          <w:rFonts w:ascii="Consolas" w:hAnsi="Consolas"/>
+          <w:color w:val="882222"/>
+          <w:sz w:val="18"/>
         </w:rPr>
         <w:t>btc_forward_*</w:t>
       </w:r>
@@ -1777,39 +1866,74 @@
       </w:r>
     </w:p>
     <w:p>
-      <w:pPr/>
+      <w:pPr>
+        <w:jc w:val="left"/>
+      </w:pPr>
       <w:r>
         <w:rPr>
           <w:b/>
         </w:rPr>
+        <w:t>`liquiditaetszonen.*`</w:t>
+      </w:r>
+      <w:r>
+        <w:t xml:space="preserve"> (beide) — </w:t>
+      </w:r>
+      <w:r>
+        <w:rPr>
+          <w:b/>
+        </w:rPr>
+        <w:t>Regel 25 (Spot) / 17 (Hebel)</w:t>
+      </w:r>
+      <w:r>
+        <w:t xml:space="preserve">: Marketmaker-Konzept, rein informativ. </w:t>
       </w:r>
       <w:r>
         <w:rPr>
           <w:rFonts w:ascii="Consolas" w:hAnsi="Consolas"/>
-        </w:rPr>
-        <w:t>liquiditaetszonen.*</w:t>
+          <w:color w:val="882222"/>
+          <w:sz w:val="18"/>
+        </w:rPr>
+        <w:t>.in_naehe_ungefegter_zone</w:t>
+      </w:r>
+      <w:r>
+        <w:t xml:space="preserve"> → Gate: </w:t>
+      </w:r>
+      <w:r>
+        <w:rPr>
+          <w:rFonts w:ascii="Consolas" w:hAnsi="Consolas"/>
+          <w:color w:val="882222"/>
+          <w:sz w:val="18"/>
+        </w:rPr>
+        <w:t>risk_gate.py:699-710</w:t>
+      </w:r>
+      <w:r>
+        <w:t>/</w:t>
+      </w:r>
+      <w:r>
+        <w:rPr>
+          <w:rFonts w:ascii="Consolas" w:hAnsi="Consolas"/>
+          <w:color w:val="882222"/>
+          <w:sz w:val="18"/>
+        </w:rPr>
+        <w:t>hebel_risk_gate.py:587-598</w:t>
+      </w:r>
+      <w:r>
+        <w:t xml:space="preserve">, aber </w:t>
       </w:r>
       <w:r>
         <w:rPr>
           <w:b/>
         </w:rPr>
-        <w:t xml:space="preserve"> (beide) — </w:t>
-      </w:r>
-      <w:r>
-        <w:t>Regel 25 (Spot) / 17 (Hebel)</w:t>
-      </w:r>
-      <w:r>
-        <w:rPr>
-          <w:b/>
-        </w:rPr>
-        <w:t xml:space="preserve">: Marketmaker-Konzept, rein informativ. `.in_naehe_ungefegter_zone` → Gate: `risk_gate.py:699-710`/`hebel_risk_gate.py:587-598`, aber </w:t>
-      </w:r>
-      <w:r>
-        <w:t xml:space="preserve">immer neutral bewertet**, kein Deckel. </w:t>
+        <w:t>immer neutral bewertet</w:t>
+      </w:r>
+      <w:r>
+        <w:t xml:space="preserve">, kein Deckel. </w:t>
       </w:r>
       <w:r>
         <w:rPr>
           <w:rFonts w:ascii="Consolas" w:hAnsi="Consolas"/>
+          <w:color w:val="882222"/>
+          <w:sz w:val="18"/>
         </w:rPr>
         <w:t>.kursverlauf[]</w:t>
       </w:r>
@@ -1818,32 +1942,56 @@
       </w:r>
     </w:p>
     <w:p>
-      <w:pPr/>
+      <w:pPr>
+        <w:jc w:val="left"/>
+      </w:pPr>
       <w:r>
         <w:rPr>
           <w:b/>
         </w:rPr>
+        <w:t>`signal_stabilitaet.*`</w:t>
+      </w:r>
+      <w:r>
+        <w:t xml:space="preserve"> (beide) — </w:t>
+      </w:r>
+      <w:r>
+        <w:rPr>
+          <w:b/>
+        </w:rPr>
+        <w:t>Regel 26 (Spot) / 18 (Hebel)</w:t>
+      </w:r>
+      <w:r>
+        <w:t xml:space="preserve">: reine Transparenz, explizit KEIN Eingabewert für die eigene Konfidenz (sonst zirkulär). </w:t>
       </w:r>
       <w:r>
         <w:rPr>
           <w:rFonts w:ascii="Consolas" w:hAnsi="Consolas"/>
-        </w:rPr>
-        <w:t>signal_stabilitaet.*</w:t>
-      </w:r>
-      <w:r>
-        <w:rPr>
-          <w:b/>
-        </w:rPr>
-        <w:t xml:space="preserve"> (beide) — </w:t>
-      </w:r>
-      <w:r>
-        <w:t xml:space="preserve">Regel 26 (Spot) / 18 (Hebel)**: reine Transparenz, explizit KEIN Eingabewert für die eigene Konfidenz (sonst zirkulär). </w:t>
+          <w:color w:val="882222"/>
+          <w:sz w:val="18"/>
+        </w:rPr>
+        <w:t>.stabil</w:t>
+      </w:r>
+      <w:r>
+        <w:t>/</w:t>
       </w:r>
       <w:r>
         <w:rPr>
           <w:rFonts w:ascii="Consolas" w:hAnsi="Consolas"/>
-        </w:rPr>
-        <w:t>.stabil</w:t>
+          <w:color w:val="882222"/>
+          <w:sz w:val="18"/>
+        </w:rPr>
+        <w:t>.einordnung</w:t>
+      </w:r>
+      <w:r>
+        <w:t xml:space="preserve"> → Gate: </w:t>
+      </w:r>
+      <w:r>
+        <w:rPr>
+          <w:rFonts w:ascii="Consolas" w:hAnsi="Consolas"/>
+          <w:color w:val="882222"/>
+          <w:sz w:val="18"/>
+        </w:rPr>
+        <w:t>risk_gate.py:717-721</w:t>
       </w:r>
       <w:r>
         <w:t>/</w:t>
@@ -1851,33 +1999,19 @@
       <w:r>
         <w:rPr>
           <w:rFonts w:ascii="Consolas" w:hAnsi="Consolas"/>
-        </w:rPr>
-        <w:t>.einordnung</w:t>
-      </w:r>
-      <w:r>
-        <w:t xml:space="preserve"> → Gate: </w:t>
+          <w:color w:val="882222"/>
+          <w:sz w:val="18"/>
+        </w:rPr>
+        <w:t>hebel_risk_gate.py:604-608</w:t>
+      </w:r>
+      <w:r>
+        <w:t>, echter Risikofaktor, aber kein Deckel. Übrige Unterschlüssel (</w:t>
       </w:r>
       <w:r>
         <w:rPr>
           <w:rFonts w:ascii="Consolas" w:hAnsi="Consolas"/>
-        </w:rPr>
-        <w:t>risk_gate.py:717-721</w:t>
-      </w:r>
-      <w:r>
-        <w:t>/</w:t>
-      </w:r>
-      <w:r>
-        <w:rPr>
-          <w:rFonts w:ascii="Consolas" w:hAnsi="Consolas"/>
-        </w:rPr>
-        <w:t>hebel_risk_gate.py:604-608</w:t>
-      </w:r>
-      <w:r>
-        <w:t>, echter Risikofaktor, aber kein Deckel. Übrige Unterschlüssel (</w:t>
-      </w:r>
-      <w:r>
-        <w:rPr>
-          <w:rFonts w:ascii="Consolas" w:hAnsi="Consolas"/>
+          <w:color w:val="882222"/>
+          <w:sz w:val="18"/>
         </w:rPr>
         <w:t>.verlauf[]</w:t>
       </w:r>
@@ -1886,39 +2020,52 @@
       </w:r>
     </w:p>
     <w:p>
-      <w:pPr/>
+      <w:pPr>
+        <w:jc w:val="left"/>
+      </w:pPr>
       <w:r>
         <w:rPr>
           <w:b/>
         </w:rPr>
+        <w:t>`btc_relativwert.*`</w:t>
+      </w:r>
+      <w:r>
+        <w:t xml:space="preserve"> (beide, </w:t>
       </w:r>
       <w:r>
         <w:rPr>
           <w:rFonts w:ascii="Consolas" w:hAnsi="Consolas"/>
-        </w:rPr>
-        <w:t>btc_relativwert.*</w:t>
+          <w:color w:val="882222"/>
+          <w:sz w:val="18"/>
+        </w:rPr>
+        <w:t>null</w:t>
+      </w:r>
+      <w:r>
+        <w:t xml:space="preserve"> bei BTC) — </w:t>
       </w:r>
       <w:r>
         <w:rPr>
           <w:b/>
         </w:rPr>
-        <w:t xml:space="preserve"> (beide, `null` bei BTC) — </w:t>
-      </w:r>
-      <w:r>
         <w:t>Regel 28 (Spot) / 20 (Hebel)</w:t>
       </w:r>
       <w:r>
+        <w:t xml:space="preserve">: Korrelation/Beta/Relativstärke, mehrmonatiger Hintergrund, NIEMALS Grundlage für kurzfristige Entscheidung. Gate: </w:t>
+      </w:r>
+      <w:r>
         <w:rPr>
           <w:b/>
         </w:rPr>
-        <w:t xml:space="preserve">: Korrelation/Beta/Relativstärke, mehrmonatiger Hintergrund, NIEMALS Grundlage für kurzfristige Entscheidung. Gate: </w:t>
-      </w:r>
-      <w:r>
-        <w:t xml:space="preserve">nur Hebel** — </w:t>
+        <w:t>nur Hebel</w:t>
+      </w:r>
+      <w:r>
+        <w:t xml:space="preserve"> — </w:t>
       </w:r>
       <w:r>
         <w:rPr>
           <w:rFonts w:ascii="Consolas" w:hAnsi="Consolas"/>
+          <w:color w:val="882222"/>
+          <w:sz w:val="18"/>
         </w:rPr>
         <w:t>hebel_risk_gate.py:331-335</w:t>
       </w:r>
@@ -1927,20 +2074,17 @@
       </w:r>
     </w:p>
     <w:p>
-      <w:pPr/>
+      <w:pPr>
+        <w:jc w:val="left"/>
+      </w:pPr>
       <w:r>
         <w:rPr>
           <w:b/>
         </w:rPr>
-      </w:r>
-      <w:r>
-        <w:rPr>
-          <w:rFonts w:ascii="Consolas" w:hAnsi="Consolas"/>
-        </w:rPr>
-        <w:t>technische_analyse.*</w:t>
-      </w:r>
-      <w:r>
-        <w:t>** (identisch in beiden)</w:t>
+        <w:t>`technische_analyse.*`</w:t>
+      </w:r>
+      <w:r>
+        <w:t xml:space="preserve"> (identisch in beiden)</w:t>
       </w:r>
     </w:p>
     <w:p>
@@ -1950,6 +2094,8 @@
       <w:r>
         <w:rPr>
           <w:rFonts w:ascii="Consolas" w:hAnsi="Consolas"/>
+          <w:color w:val="882222"/>
+          <w:sz w:val="18"/>
         </w:rPr>
         <w:t>.ema</w:t>
       </w:r>
@@ -1959,6 +2105,8 @@
       <w:r>
         <w:rPr>
           <w:rFonts w:ascii="Consolas" w:hAnsi="Consolas"/>
+          <w:color w:val="882222"/>
+          <w:sz w:val="18"/>
         </w:rPr>
         <w:t>.macd</w:t>
       </w:r>
@@ -1968,6 +2116,8 @@
       <w:r>
         <w:rPr>
           <w:rFonts w:ascii="Consolas" w:hAnsi="Consolas"/>
+          <w:color w:val="882222"/>
+          <w:sz w:val="18"/>
         </w:rPr>
         <w:t>.rsi_14</w:t>
       </w:r>
@@ -1977,6 +2127,8 @@
       <w:r>
         <w:rPr>
           <w:rFonts w:ascii="Consolas" w:hAnsi="Consolas"/>
+          <w:color w:val="882222"/>
+          <w:sz w:val="18"/>
         </w:rPr>
         <w:t>.bollinger</w:t>
       </w:r>
@@ -1986,6 +2138,8 @@
       <w:r>
         <w:rPr>
           <w:rFonts w:ascii="Consolas" w:hAnsi="Consolas"/>
+          <w:color w:val="882222"/>
+          <w:sz w:val="18"/>
         </w:rPr>
         <w:t>.confluence</w:t>
       </w:r>
@@ -1995,6 +2149,8 @@
       <w:r>
         <w:rPr>
           <w:rFonts w:ascii="Consolas" w:hAnsi="Consolas"/>
+          <w:color w:val="882222"/>
+          <w:sz w:val="18"/>
         </w:rPr>
         <w:t>MIN_GATE_INDICATORS_AVAILABLE</w:t>
       </w:r>
@@ -2009,6 +2165,8 @@
       <w:r>
         <w:rPr>
           <w:rFonts w:ascii="Consolas" w:hAnsi="Consolas"/>
+          <w:color w:val="882222"/>
+          <w:sz w:val="18"/>
         </w:rPr>
         <w:t>.atr.wert</w:t>
       </w:r>
@@ -2027,6 +2185,8 @@
       <w:r>
         <w:rPr>
           <w:rFonts w:ascii="Consolas" w:hAnsi="Consolas"/>
+          <w:color w:val="882222"/>
+          <w:sz w:val="18"/>
         </w:rPr>
         <w:t>max_safe_hebel()</w:t>
       </w:r>
@@ -2041,6 +2201,8 @@
       <w:r>
         <w:rPr>
           <w:rFonts w:ascii="Consolas" w:hAnsi="Consolas"/>
+          <w:color w:val="882222"/>
+          <w:sz w:val="18"/>
         </w:rPr>
         <w:t>.atr.relativ_prozent</w:t>
       </w:r>
@@ -2059,6 +2221,8 @@
       <w:r>
         <w:rPr>
           <w:rFonts w:ascii="Consolas" w:hAnsi="Consolas"/>
+          <w:color w:val="882222"/>
+          <w:sz w:val="18"/>
         </w:rPr>
         <w:t>atr.relativ_prozent</w:t>
       </w:r>
@@ -2082,6 +2246,8 @@
       <w:r>
         <w:rPr>
           <w:rFonts w:ascii="Consolas" w:hAnsi="Consolas"/>
+          <w:color w:val="882222"/>
+          <w:sz w:val="18"/>
         </w:rPr>
         <w:t>.atr.perzentil</w:t>
       </w:r>
@@ -2105,6 +2271,8 @@
       <w:r>
         <w:rPr>
           <w:rFonts w:ascii="Consolas" w:hAnsi="Consolas"/>
+          <w:color w:val="882222"/>
+          <w:sz w:val="18"/>
         </w:rPr>
         <w:t>.support_resistance</w:t>
       </w:r>
@@ -2114,6 +2282,8 @@
       <w:r>
         <w:rPr>
           <w:rFonts w:ascii="Consolas" w:hAnsi="Consolas"/>
+          <w:color w:val="882222"/>
+          <w:sz w:val="18"/>
         </w:rPr>
         <w:t>.fibonacci</w:t>
       </w:r>
@@ -2137,6 +2307,8 @@
       <w:r>
         <w:rPr>
           <w:rFonts w:ascii="Consolas" w:hAnsi="Consolas"/>
+          <w:color w:val="882222"/>
+          <w:sz w:val="18"/>
         </w:rPr>
         <w:t>.confluence.gesamttendenz</w:t>
       </w:r>
@@ -2154,20 +2326,17 @@
       </w:r>
     </w:p>
     <w:p>
-      <w:pPr/>
+      <w:pPr>
+        <w:jc w:val="left"/>
+      </w:pPr>
       <w:r>
         <w:rPr>
           <w:b/>
         </w:rPr>
-      </w:r>
-      <w:r>
-        <w:rPr>
-          <w:rFonts w:ascii="Consolas" w:hAnsi="Consolas"/>
-        </w:rPr>
-        <w:t>regime.*</w:t>
-      </w:r>
-      <w:r>
-        <w:t>** (Spot hat mehr Felder als Hebel, siehe 4.3)</w:t>
+        <w:t>`regime.*`</w:t>
+      </w:r>
+      <w:r>
+        <w:t xml:space="preserve"> (Spot hat mehr Felder als Hebel, siehe 4.3)</w:t>
       </w:r>
     </w:p>
     <w:p>
@@ -2177,6 +2346,8 @@
       <w:r>
         <w:rPr>
           <w:rFonts w:ascii="Consolas" w:hAnsi="Consolas"/>
+          <w:color w:val="882222"/>
+          <w:sz w:val="18"/>
         </w:rPr>
         <w:t>regime.wert</w:t>
       </w:r>
@@ -2195,6 +2366,8 @@
       <w:r>
         <w:rPr>
           <w:rFonts w:ascii="Consolas" w:hAnsi="Consolas"/>
+          <w:color w:val="882222"/>
+          <w:sz w:val="18"/>
         </w:rPr>
         <w:t>krise_extrem</w:t>
       </w:r>
@@ -2204,6 +2377,8 @@
       <w:r>
         <w:rPr>
           <w:rFonts w:ascii="Consolas" w:hAnsi="Consolas"/>
+          <w:color w:val="882222"/>
+          <w:sz w:val="18"/>
         </w:rPr>
         <w:t>krise_extrem</w:t>
       </w:r>
@@ -2218,6 +2393,8 @@
       <w:r>
         <w:rPr>
           <w:rFonts w:ascii="Consolas" w:hAnsi="Consolas"/>
+          <w:color w:val="882222"/>
+          <w:sz w:val="18"/>
         </w:rPr>
         <w:t>regime.fear_greed.wert</w:t>
       </w:r>
@@ -2227,6 +2404,8 @@
       <w:r>
         <w:rPr>
           <w:rFonts w:ascii="Consolas" w:hAnsi="Consolas"/>
+          <w:color w:val="882222"/>
+          <w:sz w:val="18"/>
         </w:rPr>
         <w:t>.einstufung</w:t>
       </w:r>
@@ -2250,6 +2429,8 @@
       <w:r>
         <w:rPr>
           <w:rFonts w:ascii="Consolas" w:hAnsi="Consolas"/>
+          <w:color w:val="882222"/>
+          <w:sz w:val="18"/>
         </w:rPr>
         <w:t>regime.btc_matrix</w:t>
       </w:r>
@@ -2259,6 +2440,8 @@
       <w:r>
         <w:rPr>
           <w:rFonts w:ascii="Consolas" w:hAnsi="Consolas"/>
+          <w:color w:val="882222"/>
+          <w:sz w:val="18"/>
         </w:rPr>
         <w:t>.btc_matrix_hinweis</w:t>
       </w:r>
@@ -2291,6 +2474,8 @@
       <w:r>
         <w:rPr>
           <w:rFonts w:ascii="Consolas" w:hAnsi="Consolas"/>
+          <w:color w:val="882222"/>
+          <w:sz w:val="18"/>
         </w:rPr>
         <w:t>regime.liquiditaets_regime</w:t>
       </w:r>
@@ -2314,6 +2499,8 @@
       <w:r>
         <w:rPr>
           <w:rFonts w:ascii="Consolas" w:hAnsi="Consolas"/>
+          <w:color w:val="882222"/>
+          <w:sz w:val="18"/>
         </w:rPr>
         <w:t>regime.zyklus_risiko</w:t>
       </w:r>
@@ -2337,6 +2524,8 @@
       <w:r>
         <w:rPr>
           <w:rFonts w:ascii="Consolas" w:hAnsi="Consolas"/>
+          <w:color w:val="882222"/>
+          <w:sz w:val="18"/>
         </w:rPr>
         <w:t>regime.boden_zielzone_btc/eth.*</w:t>
       </w:r>
@@ -2346,6 +2535,8 @@
       <w:r>
         <w:rPr>
           <w:rFonts w:ascii="Consolas" w:hAnsi="Consolas"/>
+          <w:color w:val="882222"/>
+          <w:sz w:val="18"/>
         </w:rPr>
         <w:t>_pruefe_kreuzkontamination()</w:t>
       </w:r>
@@ -2360,6 +2551,8 @@
       <w:r>
         <w:rPr>
           <w:rFonts w:ascii="Consolas" w:hAnsi="Consolas"/>
+          <w:color w:val="882222"/>
+          <w:sz w:val="18"/>
         </w:rPr>
         <w:t>regime.equities_baermarkt.*</w:t>
       </w:r>
@@ -2369,6 +2562,8 @@
       <w:r>
         <w:rPr>
           <w:rFonts w:ascii="Consolas" w:hAnsi="Consolas"/>
+          <w:color w:val="882222"/>
+          <w:sz w:val="18"/>
         </w:rPr>
         <w:t>regime.vix.*</w:t>
       </w:r>
@@ -2392,6 +2587,8 @@
       <w:r>
         <w:rPr>
           <w:rFonts w:ascii="Consolas" w:hAnsi="Consolas"/>
+          <w:color w:val="882222"/>
+          <w:sz w:val="18"/>
         </w:rPr>
         <w:t>regime.cash_reserve_ziel.*</w:t>
       </w:r>
@@ -2400,20 +2597,17 @@
       </w:r>
     </w:p>
     <w:p>
-      <w:pPr/>
+      <w:pPr>
+        <w:jc w:val="left"/>
+      </w:pPr>
       <w:r>
         <w:rPr>
           <w:b/>
         </w:rPr>
-      </w:r>
-      <w:r>
-        <w:rPr>
-          <w:rFonts w:ascii="Consolas" w:hAnsi="Consolas"/>
-        </w:rPr>
-        <w:t>regime_profil.*</w:t>
-      </w:r>
-      <w:r>
-        <w:t>** (beide)</w:t>
+        <w:t>`regime_profil.*`</w:t>
+      </w:r>
+      <w:r>
+        <w:t xml:space="preserve"> (beide)</w:t>
       </w:r>
     </w:p>
     <w:p>
@@ -2423,6 +2617,8 @@
       <w:r>
         <w:rPr>
           <w:rFonts w:ascii="Consolas" w:hAnsi="Consolas"/>
+          <w:color w:val="882222"/>
+          <w:sz w:val="18"/>
         </w:rPr>
         <w:t>.min_konfidenz_prozent</w:t>
       </w:r>
@@ -2437,6 +2633,8 @@
       <w:r>
         <w:rPr>
           <w:rFonts w:ascii="Consolas" w:hAnsi="Consolas"/>
+          <w:color w:val="882222"/>
+          <w:sz w:val="18"/>
         </w:rPr>
         <w:t>.small_cap_budget_prozent</w:t>
       </w:r>
@@ -2451,6 +2649,8 @@
       <w:r>
         <w:rPr>
           <w:rFonts w:ascii="Consolas" w:hAnsi="Consolas"/>
+          <w:color w:val="882222"/>
+          <w:sz w:val="18"/>
         </w:rPr>
         <w:t>.gewicht_technik/_fundamental/_momentum/_kontext_makro</w:t>
       </w:r>
@@ -2460,6 +2660,8 @@
       <w:r>
         <w:rPr>
           <w:rFonts w:ascii="Consolas" w:hAnsi="Consolas"/>
+          <w:color w:val="882222"/>
+          <w:sz w:val="18"/>
         </w:rPr>
         <w:t>.gewinnabsicherung_verschaerft</w:t>
       </w:r>
@@ -2477,20 +2679,17 @@
       </w:r>
     </w:p>
     <w:p>
-      <w:pPr/>
+      <w:pPr>
+        <w:jc w:val="left"/>
+      </w:pPr>
       <w:r>
         <w:rPr>
           <w:b/>
         </w:rPr>
-      </w:r>
-      <w:r>
-        <w:rPr>
-          <w:rFonts w:ascii="Consolas" w:hAnsi="Consolas"/>
-        </w:rPr>
-        <w:t>risiko_check.*</w:t>
-      </w:r>
-      <w:r>
-        <w:t>** (Spot-only)</w:t>
+        <w:t>`risiko_check.*`</w:t>
+      </w:r>
+      <w:r>
+        <w:t xml:space="preserve"> (Spot-only)</w:t>
       </w:r>
     </w:p>
     <w:p>
@@ -2500,6 +2699,8 @@
       <w:r>
         <w:rPr>
           <w:rFonts w:ascii="Consolas" w:hAnsi="Consolas"/>
+          <w:color w:val="882222"/>
+          <w:sz w:val="18"/>
         </w:rPr>
         <w:t>.kauf_erlaubt</w:t>
       </w:r>
@@ -2509,6 +2710,8 @@
       <w:r>
         <w:rPr>
           <w:rFonts w:ascii="Consolas" w:hAnsi="Consolas"/>
+          <w:color w:val="882222"/>
+          <w:sz w:val="18"/>
         </w:rPr>
         <w:t>.veto_grund</w:t>
       </w:r>
@@ -2527,6 +2730,8 @@
       <w:r>
         <w:rPr>
           <w:rFonts w:ascii="Consolas" w:hAnsi="Consolas"/>
+          <w:color w:val="882222"/>
+          <w:sz w:val="18"/>
         </w:rPr>
         <w:t>false</w:t>
       </w:r>
@@ -2541,6 +2746,8 @@
       <w:r>
         <w:rPr>
           <w:rFonts w:ascii="Consolas" w:hAnsi="Consolas"/>
+          <w:color w:val="882222"/>
+          <w:sz w:val="18"/>
         </w:rPr>
         <w:t>.max_positionsgroesse_usd/_eur</w:t>
       </w:r>
@@ -2564,6 +2771,8 @@
       <w:r>
         <w:rPr>
           <w:rFonts w:ascii="Consolas" w:hAnsi="Consolas"/>
+          <w:color w:val="882222"/>
+          <w:sz w:val="18"/>
         </w:rPr>
         <w:t>.stop_loss_abstand_prozent</w:t>
       </w:r>
@@ -2573,6 +2782,8 @@
       <w:r>
         <w:rPr>
           <w:rFonts w:ascii="Consolas" w:hAnsi="Consolas"/>
+          <w:color w:val="882222"/>
+          <w:sz w:val="18"/>
         </w:rPr>
         <w:t>.cash_reserve_aktuell_prozent</w:t>
       </w:r>
@@ -2582,6 +2793,8 @@
       <w:r>
         <w:rPr>
           <w:rFonts w:ascii="Consolas" w:hAnsi="Consolas"/>
+          <w:color w:val="882222"/>
+          <w:sz w:val="18"/>
         </w:rPr>
         <w:t>.allokation_asset_aktuell_prozent</w:t>
       </w:r>
@@ -2591,6 +2804,8 @@
       <w:r>
         <w:rPr>
           <w:rFonts w:ascii="Consolas" w:hAnsi="Consolas"/>
+          <w:color w:val="882222"/>
+          <w:sz w:val="18"/>
         </w:rPr>
         <w:t>.small_cap_budget_prozent</w:t>
       </w:r>
@@ -2605,6 +2820,8 @@
       <w:r>
         <w:rPr>
           <w:rFonts w:ascii="Consolas" w:hAnsi="Consolas"/>
+          <w:color w:val="882222"/>
+          <w:sz w:val="18"/>
         </w:rPr>
         <w:t>.drawdown_notbremse_geprueft</w:t>
       </w:r>
@@ -2614,6 +2831,8 @@
       <w:r>
         <w:rPr>
           <w:rFonts w:ascii="Consolas" w:hAnsi="Consolas"/>
+          <w:color w:val="882222"/>
+          <w:sz w:val="18"/>
         </w:rPr>
         <w:t>False</w:t>
       </w:r>
@@ -2622,20 +2841,17 @@
       </w:r>
     </w:p>
     <w:p>
-      <w:pPr/>
+      <w:pPr>
+        <w:jc w:val="left"/>
+      </w:pPr>
       <w:r>
         <w:rPr>
           <w:b/>
         </w:rPr>
-      </w:r>
-      <w:r>
-        <w:rPr>
-          <w:rFonts w:ascii="Consolas" w:hAnsi="Consolas"/>
-        </w:rPr>
-        <w:t>antizyklisch.*</w:t>
-      </w:r>
-      <w:r>
-        <w:t>** (Spot-Variante)</w:t>
+        <w:t>`antizyklisch.*`</w:t>
+      </w:r>
+      <w:r>
+        <w:t xml:space="preserve"> (Spot-Variante)</w:t>
       </w:r>
     </w:p>
     <w:p>
@@ -2645,6 +2861,8 @@
       <w:r>
         <w:rPr>
           <w:rFonts w:ascii="Consolas" w:hAnsi="Consolas"/>
+          <w:color w:val="882222"/>
+          <w:sz w:val="18"/>
         </w:rPr>
         <w:t>.funding_rate_aktuell</w:t>
       </w:r>
@@ -2659,6 +2877,8 @@
       <w:r>
         <w:rPr>
           <w:rFonts w:ascii="Consolas" w:hAnsi="Consolas"/>
+          <w:color w:val="882222"/>
+          <w:sz w:val="18"/>
         </w:rPr>
         <w:t>.moeglicher_flush</w:t>
       </w:r>
@@ -2682,6 +2902,8 @@
       <w:r>
         <w:rPr>
           <w:rFonts w:ascii="Consolas" w:hAnsi="Consolas"/>
+          <w:color w:val="882222"/>
+          <w:sz w:val="18"/>
         </w:rPr>
         <w:t>.long_konten_anteil_prozent</w:t>
       </w:r>
@@ -2691,6 +2913,8 @@
       <w:r>
         <w:rPr>
           <w:rFonts w:ascii="Consolas" w:hAnsi="Consolas"/>
+          <w:color w:val="882222"/>
+          <w:sz w:val="18"/>
         </w:rPr>
         <w:t>.retail_long_bias_extrem</w:t>
       </w:r>
@@ -2700,6 +2924,8 @@
       <w:r>
         <w:rPr>
           <w:rFonts w:ascii="Consolas" w:hAnsi="Consolas"/>
+          <w:color w:val="882222"/>
+          <w:sz w:val="18"/>
         </w:rPr>
         <w:t>.long_short_ratio_binance</w:t>
       </w:r>
@@ -2723,6 +2949,8 @@
       <w:r>
         <w:rPr>
           <w:rFonts w:ascii="Consolas" w:hAnsi="Consolas"/>
+          <w:color w:val="882222"/>
+          <w:sz w:val="18"/>
         </w:rPr>
         <w:t>.grund</w:t>
       </w:r>
@@ -2740,26 +2968,26 @@
       </w:r>
     </w:p>
     <w:p>
-      <w:pPr/>
+      <w:pPr>
+        <w:jc w:val="left"/>
+      </w:pPr>
       <w:r>
         <w:rPr>
           <w:b/>
         </w:rPr>
-      </w:r>
-      <w:r>
-        <w:rPr>
-          <w:rFonts w:ascii="Consolas" w:hAnsi="Consolas"/>
-        </w:rPr>
-        <w:t>markt_kontext.*</w:t>
+        <w:t>`markt_kontext.*`</w:t>
+      </w:r>
+      <w:r>
+        <w:t xml:space="preserve"> (Spot-Variante) — </w:t>
       </w:r>
       <w:r>
         <w:rPr>
           <w:b/>
         </w:rPr>
-        <w:t xml:space="preserve"> (Spot-Variante) — </w:t>
-      </w:r>
-      <w:r>
-        <w:t>Regel 13** (gesamter Block): niedrig gewichteter Zusatzkontext.</w:t>
+        <w:t>Regel 13</w:t>
+      </w:r>
+      <w:r>
+        <w:t xml:space="preserve"> (gesamter Block): niedrig gewichteter Zusatzkontext.</w:t>
       </w:r>
     </w:p>
     <w:p>
@@ -2769,6 +2997,8 @@
       <w:r>
         <w:rPr>
           <w:rFonts w:ascii="Consolas" w:hAnsi="Consolas"/>
+          <w:color w:val="882222"/>
+          <w:sz w:val="18"/>
         </w:rPr>
         <w:t>.btc_exchange_flow_netto_btc</w:t>
       </w:r>
@@ -2778,6 +3008,8 @@
       <w:r>
         <w:rPr>
           <w:rFonts w:ascii="Consolas" w:hAnsi="Consolas"/>
+          <w:color w:val="882222"/>
+          <w:sz w:val="18"/>
         </w:rPr>
         <w:t>.hinweis</w:t>
       </w:r>
@@ -2787,6 +3019,8 @@
       <w:r>
         <w:rPr>
           <w:rFonts w:ascii="Consolas" w:hAnsi="Consolas"/>
+          <w:color w:val="882222"/>
+          <w:sz w:val="18"/>
         </w:rPr>
         <w:t>.stablecoin_supply_gesamt_usd</w:t>
       </w:r>
@@ -2801,6 +3035,8 @@
       <w:r>
         <w:rPr>
           <w:rFonts w:ascii="Consolas" w:hAnsi="Consolas"/>
+          <w:color w:val="882222"/>
+          <w:sz w:val="18"/>
         </w:rPr>
         <w:t>.praesidentschaftszyklus.*</w:t>
       </w:r>
@@ -2815,6 +3051,8 @@
       <w:r>
         <w:rPr>
           <w:rFonts w:ascii="Consolas" w:hAnsi="Consolas"/>
+          <w:color w:val="882222"/>
+          <w:sz w:val="18"/>
         </w:rPr>
         <w:t>.naechste_fomc_sitzungen[]</w:t>
       </w:r>
@@ -2824,6 +3062,8 @@
       <w:r>
         <w:rPr>
           <w:rFonts w:ascii="Consolas" w:hAnsi="Consolas"/>
+          <w:color w:val="882222"/>
+          <w:sz w:val="18"/>
         </w:rPr>
         <w:t>&lt;14 Tage</w:t>
       </w:r>
@@ -2833,6 +3073,8 @@
       <w:r>
         <w:rPr>
           <w:rFonts w:ascii="Consolas" w:hAnsi="Consolas"/>
+          <w:color w:val="882222"/>
+          <w:sz w:val="18"/>
         </w:rPr>
         <w:t>key_risks</w:t>
       </w:r>
@@ -2853,6 +3095,8 @@
       <w:r>
         <w:rPr>
           <w:rFonts w:ascii="Consolas" w:hAnsi="Consolas"/>
+          <w:color w:val="882222"/>
+          <w:sz w:val="18"/>
         </w:rPr>
         <w:t>.naechste_cpi_veroeffentlichung</w:t>
       </w:r>
@@ -2862,6 +3106,8 @@
       <w:r>
         <w:rPr>
           <w:rFonts w:ascii="Consolas" w:hAnsi="Consolas"/>
+          <w:color w:val="882222"/>
+          <w:sz w:val="18"/>
         </w:rPr>
         <w:t>&lt;5 Tage</w:t>
       </w:r>
@@ -2876,7 +3122,9 @@
       </w:r>
     </w:p>
     <w:p>
-      <w:pPr/>
+      <w:pPr>
+        <w:jc w:val="left"/>
+      </w:pPr>
       <w:r>
         <w:rPr>
           <w:b/>
@@ -2891,6 +3139,8 @@
       <w:r>
         <w:rPr>
           <w:rFonts w:ascii="Consolas" w:hAnsi="Consolas"/>
+          <w:color w:val="882222"/>
+          <w:sz w:val="18"/>
         </w:rPr>
         <w:t>strategien_aktiv[]</w:t>
       </w:r>
@@ -2911,6 +3161,8 @@
       <w:r>
         <w:rPr>
           <w:rFonts w:ascii="Consolas" w:hAnsi="Consolas"/>
+          <w:color w:val="882222"/>
+          <w:sz w:val="18"/>
         </w:rPr>
         <w:t>tranchen_erlaubt</w:t>
       </w:r>
@@ -2929,6 +3181,8 @@
       <w:r>
         <w:rPr>
           <w:rFonts w:ascii="Consolas" w:hAnsi="Consolas"/>
+          <w:color w:val="882222"/>
+          <w:sz w:val="18"/>
         </w:rPr>
         <w:t>true</w:t>
       </w:r>
@@ -2938,6 +3192,8 @@
       <w:r>
         <w:rPr>
           <w:rFonts w:ascii="Consolas" w:hAnsi="Consolas"/>
+          <w:color w:val="882222"/>
+          <w:sz w:val="18"/>
         </w:rPr>
         <w:t>tranchen_erlaubt=false</w:t>
       </w:r>
@@ -2952,6 +3208,8 @@
       <w:r>
         <w:rPr>
           <w:rFonts w:ascii="Consolas" w:hAnsi="Consolas"/>
+          <w:color w:val="882222"/>
+          <w:sz w:val="18"/>
         </w:rPr>
         <w:t>disclaimers.*</w:t>
       </w:r>
@@ -2977,127 +3235,138 @@
       </w:r>
     </w:p>
     <w:p>
-      <w:pPr/>
+      <w:pPr>
+        <w:jc w:val="left"/>
+      </w:pPr>
       <w:r>
         <w:t xml:space="preserve">Übernommene, identische Blöcke: </w:t>
       </w:r>
       <w:r>
         <w:rPr>
           <w:rFonts w:ascii="Consolas" w:hAnsi="Consolas"/>
+          <w:color w:val="882222"/>
+          <w:sz w:val="18"/>
         </w:rPr>
         <w:t>asset.*</w:t>
       </w:r>
       <w:r>
-        <w:t xml:space="preserve"> (reduziert: nur symbol/name/rolle),</w:t>
+        <w:t xml:space="preserve"> (reduziert: nur symbol/name/rolle), </w:t>
+      </w:r>
+      <w:r>
+        <w:rPr>
+          <w:rFonts w:ascii="Consolas" w:hAnsi="Consolas"/>
+          <w:color w:val="882222"/>
+          <w:sz w:val="18"/>
+        </w:rPr>
+        <w:t>preis.*</w:t>
+      </w:r>
+      <w:r>
+        <w:t xml:space="preserve">, </w:t>
+      </w:r>
+      <w:r>
+        <w:rPr>
+          <w:rFonts w:ascii="Consolas" w:hAnsi="Consolas"/>
+          <w:color w:val="882222"/>
+          <w:sz w:val="18"/>
+        </w:rPr>
+        <w:t>technische_analyse.*</w:t>
+      </w:r>
+      <w:r>
+        <w:t xml:space="preserve"> (exakt identisch), </w:t>
+      </w:r>
+      <w:r>
+        <w:rPr>
+          <w:rFonts w:ascii="Consolas" w:hAnsi="Consolas"/>
+          <w:color w:val="882222"/>
+          <w:sz w:val="18"/>
+        </w:rPr>
+        <w:t>historische_erfolgsquote.*</w:t>
+      </w:r>
+      <w:r>
+        <w:t xml:space="preserve">, </w:t>
+      </w:r>
+      <w:r>
+        <w:rPr>
+          <w:rFonts w:ascii="Consolas" w:hAnsi="Consolas"/>
+          <w:color w:val="882222"/>
+          <w:sz w:val="18"/>
+        </w:rPr>
+        <w:t>historischer_makro_vergleich.*</w:t>
+      </w:r>
+      <w:r>
+        <w:t xml:space="preserve">, </w:t>
+      </w:r>
+      <w:r>
+        <w:rPr>
+          <w:rFonts w:ascii="Consolas" w:hAnsi="Consolas"/>
+          <w:color w:val="882222"/>
+          <w:sz w:val="18"/>
+        </w:rPr>
+        <w:t>liquiditaetszonen.*</w:t>
+      </w:r>
+      <w:r>
+        <w:t xml:space="preserve">, </w:t>
+      </w:r>
+      <w:r>
+        <w:rPr>
+          <w:rFonts w:ascii="Consolas" w:hAnsi="Consolas"/>
+          <w:color w:val="882222"/>
+          <w:sz w:val="18"/>
+        </w:rPr>
+        <w:t>signal_stabilitaet.*</w:t>
+      </w:r>
+      <w:r>
+        <w:t xml:space="preserve">, </w:t>
+      </w:r>
+      <w:r>
+        <w:rPr>
+          <w:rFonts w:ascii="Consolas" w:hAnsi="Consolas"/>
+          <w:color w:val="882222"/>
+          <w:sz w:val="18"/>
+        </w:rPr>
+        <w:t>btc_relativwert.*</w:t>
+      </w:r>
+      <w:r>
+        <w:t xml:space="preserve">, </w:t>
+      </w:r>
+      <w:r>
+        <w:rPr>
+          <w:rFonts w:ascii="Consolas" w:hAnsi="Consolas"/>
+          <w:color w:val="882222"/>
+          <w:sz w:val="18"/>
+        </w:rPr>
+        <w:t>regime_profil</w:t>
+      </w:r>
+      <w:r>
+        <w:t xml:space="preserve"> (aber </w:t>
+      </w:r>
+      <w:r>
+        <w:rPr>
+          <w:rFonts w:ascii="Consolas" w:hAnsi="Consolas"/>
+          <w:color w:val="882222"/>
+          <w:sz w:val="18"/>
+        </w:rPr>
+        <w:t>min_konfidenz_prozent</w:t>
+      </w:r>
+      <w:r>
+        <w:t xml:space="preserve"> bei Hebel nicht ausgewertet — Hebel nutzt stattdessen feste Schwellen 55/70 aus </w:t>
+      </w:r>
+      <w:r>
+        <w:rPr>
+          <w:rFonts w:ascii="Consolas" w:hAnsi="Consolas"/>
+          <w:color w:val="882222"/>
+          <w:sz w:val="18"/>
+        </w:rPr>
+        <w:t>risk_gate.py</w:t>
+      </w:r>
+      <w:r>
+        <w:t>).</w:t>
       </w:r>
     </w:p>
     <w:p>
-      <w:pPr/>
-      <w:r>
-        <w:rPr>
-          <w:rFonts w:ascii="Consolas" w:hAnsi="Consolas"/>
-        </w:rPr>
-        <w:t>preis.*</w:t>
-      </w:r>
-      <w:r>
-        <w:t xml:space="preserve">, </w:t>
-      </w:r>
-      <w:r>
-        <w:rPr>
-          <w:rFonts w:ascii="Consolas" w:hAnsi="Consolas"/>
-        </w:rPr>
-        <w:t>technische_analyse.*</w:t>
-      </w:r>
-      <w:r>
-        <w:t xml:space="preserve"> (exakt identisch), </w:t>
-      </w:r>
-      <w:r>
-        <w:rPr>
-          <w:rFonts w:ascii="Consolas" w:hAnsi="Consolas"/>
-        </w:rPr>
-        <w:t>historische_erfolgsquote.*</w:t>
-      </w:r>
-      <w:r>
-        <w:t>,</w:t>
-      </w:r>
-    </w:p>
-    <w:p>
-      <w:pPr/>
-      <w:r>
-        <w:rPr>
-          <w:rFonts w:ascii="Consolas" w:hAnsi="Consolas"/>
-        </w:rPr>
-        <w:t>historischer_makro_vergleich.*</w:t>
-      </w:r>
-      <w:r>
-        <w:t xml:space="preserve">, </w:t>
-      </w:r>
-      <w:r>
-        <w:rPr>
-          <w:rFonts w:ascii="Consolas" w:hAnsi="Consolas"/>
-        </w:rPr>
-        <w:t>liquiditaetszonen.*</w:t>
-      </w:r>
-      <w:r>
-        <w:t xml:space="preserve">, </w:t>
-      </w:r>
-      <w:r>
-        <w:rPr>
-          <w:rFonts w:ascii="Consolas" w:hAnsi="Consolas"/>
-        </w:rPr>
-        <w:t>signal_stabilitaet.*</w:t>
-      </w:r>
-      <w:r>
-        <w:t>,</w:t>
-      </w:r>
-    </w:p>
-    <w:p>
-      <w:pPr/>
-      <w:r>
-        <w:rPr>
-          <w:rFonts w:ascii="Consolas" w:hAnsi="Consolas"/>
-        </w:rPr>
-        <w:t>btc_relativwert.*</w:t>
-      </w:r>
-      <w:r>
-        <w:t xml:space="preserve">, </w:t>
-      </w:r>
-      <w:r>
-        <w:rPr>
-          <w:rFonts w:ascii="Consolas" w:hAnsi="Consolas"/>
-        </w:rPr>
-        <w:t>regime_profil</w:t>
-      </w:r>
-      <w:r>
-        <w:t xml:space="preserve"> (aber </w:t>
-      </w:r>
-      <w:r>
-        <w:rPr>
-          <w:rFonts w:ascii="Consolas" w:hAnsi="Consolas"/>
-        </w:rPr>
-        <w:t>min_konfidenz_prozent</w:t>
-      </w:r>
-      <w:r>
-        <w:t xml:space="preserve"> bei Hebel nicht</w:t>
-      </w:r>
-    </w:p>
-    <w:p>
-      <w:pPr/>
-      <w:r>
-        <w:t xml:space="preserve">ausgewertet — Hebel nutzt stattdessen feste Schwellen 55/70 aus </w:t>
-      </w:r>
-      <w:r>
-        <w:rPr>
-          <w:rFonts w:ascii="Consolas" w:hAnsi="Consolas"/>
-        </w:rPr>
-        <w:t>risk_gate.py</w:t>
-      </w:r>
-      <w:r>
-        <w:t>).</w:t>
-      </w:r>
-    </w:p>
-    <w:p>
-      <w:pPr/>
+      <w:pPr>
+        <w:jc w:val="left"/>
+      </w:pPr>
       <w:r>
         <w:rPr>
           <w:b/>
@@ -3112,6 +3381,8 @@
       <w:r>
         <w:rPr>
           <w:rFonts w:ascii="Consolas" w:hAnsi="Consolas"/>
+          <w:color w:val="882222"/>
+          <w:sz w:val="18"/>
         </w:rPr>
         <w:t>regime.richtungs_konflikt_mit_trigger</w:t>
       </w:r>
@@ -3121,6 +3392,8 @@
       <w:r>
         <w:rPr>
           <w:rFonts w:ascii="Consolas" w:hAnsi="Consolas"/>
+          <w:color w:val="882222"/>
+          <w:sz w:val="18"/>
         </w:rPr>
         <w:t>.richtungs_konflikt_hinweis</w:t>
       </w:r>
@@ -3144,6 +3417,8 @@
       <w:r>
         <w:rPr>
           <w:rFonts w:ascii="Consolas" w:hAnsi="Consolas"/>
+          <w:color w:val="882222"/>
+          <w:sz w:val="18"/>
         </w:rPr>
         <w:t>antizyklisch.funding_rate_aktuell_prozent_pro_stunde</w:t>
       </w:r>
@@ -3153,6 +3428,8 @@
       <w:r>
         <w:rPr>
           <w:rFonts w:ascii="Consolas" w:hAnsi="Consolas"/>
+          <w:color w:val="882222"/>
+          <w:sz w:val="18"/>
         </w:rPr>
         <w:t>_pro_tag</w:t>
       </w:r>
@@ -3176,6 +3453,8 @@
       <w:r>
         <w:rPr>
           <w:rFonts w:ascii="Consolas" w:hAnsi="Consolas"/>
+          <w:color w:val="882222"/>
+          <w:sz w:val="18"/>
         </w:rPr>
         <w:t>trigger.trigger_zweig</w:t>
       </w:r>
@@ -3185,6 +3464,8 @@
       <w:r>
         <w:rPr>
           <w:rFonts w:ascii="Consolas" w:hAnsi="Consolas"/>
+          <w:color w:val="882222"/>
+          <w:sz w:val="18"/>
         </w:rPr>
         <w:t>.score_gesamt</w:t>
       </w:r>
@@ -3194,6 +3475,8 @@
       <w:r>
         <w:rPr>
           <w:rFonts w:ascii="Consolas" w:hAnsi="Consolas"/>
+          <w:color w:val="882222"/>
+          <w:sz w:val="18"/>
         </w:rPr>
         <w:t>.oi_change_pct_lookback</w:t>
       </w:r>
@@ -3203,6 +3486,8 @@
       <w:r>
         <w:rPr>
           <w:rFonts w:ascii="Consolas" w:hAnsi="Consolas"/>
+          <w:color w:val="882222"/>
+          <w:sz w:val="18"/>
         </w:rPr>
         <w:t>.kursaenderung_pct_lookback</w:t>
       </w:r>
@@ -3221,6 +3506,8 @@
       <w:r>
         <w:rPr>
           <w:rFonts w:ascii="Consolas" w:hAnsi="Consolas"/>
+          <w:color w:val="882222"/>
+          <w:sz w:val="18"/>
         </w:rPr>
         <w:t>kontra</w:t>
       </w:r>
@@ -3230,6 +3517,8 @@
       <w:r>
         <w:rPr>
           <w:rFonts w:ascii="Consolas" w:hAnsi="Consolas"/>
+          <w:color w:val="882222"/>
+          <w:sz w:val="18"/>
         </w:rPr>
         <w:t>trendfolge"</w:t>
       </w:r>
@@ -3239,6 +3528,8 @@
       <w:r>
         <w:rPr>
           <w:rFonts w:ascii="Consolas" w:hAnsi="Consolas"/>
+          <w:color w:val="882222"/>
+          <w:sz w:val="18"/>
         </w:rPr>
         <w:t>trigger_zweig=="kontra"</w:t>
       </w:r>
@@ -3253,6 +3544,8 @@
       <w:r>
         <w:rPr>
           <w:rFonts w:ascii="Consolas" w:hAnsi="Consolas"/>
+          <w:color w:val="882222"/>
+          <w:sz w:val="18"/>
         </w:rPr>
         <w:t>position_aktuell.*</w:t>
       </w:r>
@@ -3267,6 +3560,47 @@
       </w:r>
       <w:r>
         <w:t xml:space="preserve"> (zentral, lang): ERÖFFNEN/NACHKAUFEN/HALTEN-Logik abhängig davon, ob die eigene Richtung mit der bestehenden Position übereinstimmt. Bei Abweichung: System übersetzt das LLM-Urteil NACHTRÄGLICH deterministisch in TEILVERKAUF/SCHLIESSEN/HALTEN (Kontrathese-Übersetzung, Konfidenz-Schwellen 55/70, Bestätigungsfenster 2h).</w:t>
+      </w:r>
+    </w:p>
+    <w:p>
+      <w:pPr>
+        <w:pStyle w:val="ListBullet2"/>
+      </w:pPr>
+      <w:r>
+        <w:rPr>
+          <w:rFonts w:ascii="Consolas" w:hAnsi="Consolas"/>
+          <w:color w:val="882222"/>
+          <w:sz w:val="18"/>
+        </w:rPr>
+        <w:t>.tage_gehalten</w:t>
+      </w:r>
+      <w:r>
+        <w:t xml:space="preserve"> — </w:t>
+      </w:r>
+      <w:r>
+        <w:rPr>
+          <w:b/>
+        </w:rPr>
+        <w:t>Regel 7 (Warnung!)</w:t>
+      </w:r>
+      <w:r>
+        <w:t>: NICHT anhand einer angenommenen typischen Haltedauer bewerten — Nutzer hält historisch ~1 Tag, das war Marktreaktion, keine Strategie.</w:t>
+      </w:r>
+    </w:p>
+    <w:p>
+      <w:pPr>
+        <w:pStyle w:val="ListBullet2"/>
+      </w:pPr>
+      <w:r>
+        <w:rPr>
+          <w:rFonts w:ascii="Consolas" w:hAnsi="Consolas"/>
+          <w:color w:val="882222"/>
+          <w:sz w:val="18"/>
+        </w:rPr>
+        <w:t>.vorherige_hebel_empfehlung_nicht_umgesetzt</w:t>
+      </w:r>
+      <w:r>
+        <w:t xml:space="preserve"> — Regel 3: nicht umgesetzte Hebel-Empfehlung explizit ansprechen. Kein Gate (rein Prompt-seitig).</w:t>
       </w:r>
     </w:p>
     <w:p>
@@ -3276,20 +3610,31 @@
       <w:r>
         <w:rPr>
           <w:rFonts w:ascii="Consolas" w:hAnsi="Consolas"/>
-        </w:rPr>
-        <w:t>.tage_gehalten</w:t>
-      </w:r>
-      <w:r>
-        <w:t xml:space="preserve"> — </w:t>
+          <w:color w:val="882222"/>
+          <w:sz w:val="18"/>
+        </w:rPr>
+        <w:t>optionsmarkt.*</w:t>
+      </w:r>
+      <w:r>
+        <w:t xml:space="preserve"> (Deribit, immer BTC) — </w:t>
       </w:r>
       <w:r>
         <w:rPr>
           <w:b/>
         </w:rPr>
-        <w:t>Regel 7 (Warnung!)</w:t>
-      </w:r>
-      <w:r>
-        <w:t>: NICHT anhand einer angenommenen typischen Haltedauer bewerten — Nutzer hält historisch ~1 Tag, das war Marktreaktion, keine Strategie.</w:t>
+        <w:t>Regel 21</w:t>
+      </w:r>
+      <w:r>
+        <w:t xml:space="preserve">: DVOL + Skew als Cross-Check gegen die eigene Konfidenz; Widerspruch im Gegenargument benennen. </w:t>
+      </w:r>
+      <w:r>
+        <w:rPr>
+          <w:b/>
+        </w:rPr>
+        <w:t>Kein Gate</w:t>
+      </w:r>
+      <w:r>
+        <w:t xml:space="preserve"> — der beschriebene Cross-Check bleibt komplett dem LLM überlassen.</w:t>
       </w:r>
     </w:p>
     <w:p>
@@ -3299,11 +3644,44 @@
       <w:r>
         <w:rPr>
           <w:rFonts w:ascii="Consolas" w:hAnsi="Consolas"/>
-        </w:rPr>
-        <w:t>.vorherige_hebel_empfehlung_nicht_umgesetzt</w:t>
-      </w:r>
-      <w:r>
-        <w:t xml:space="preserve"> — Regel 3: nicht umgesetzte Hebel-Empfehlung explizit ansprechen. Kein Gate (rein Prompt-seitig).</w:t>
+          <w:color w:val="882222"/>
+          <w:sz w:val="18"/>
+        </w:rPr>
+        <w:t>hebel_kontext.max_hebel_config</w:t>
+      </w:r>
+      <w:r>
+        <w:t>/</w:t>
+      </w:r>
+      <w:r>
+        <w:rPr>
+          <w:rFonts w:ascii="Consolas" w:hAnsi="Consolas"/>
+          <w:color w:val="882222"/>
+          <w:sz w:val="18"/>
+        </w:rPr>
+        <w:t>.max_sicherer_hebel_geschaetzt</w:t>
+      </w:r>
+      <w:r>
+        <w:t xml:space="preserve"> — </w:t>
+      </w:r>
+      <w:r>
+        <w:rPr>
+          <w:b/>
+        </w:rPr>
+        <w:t>Regel 4</w:t>
+      </w:r>
+      <w:r>
+        <w:t xml:space="preserve">: realistischer Hebel-Vorschlag, wird nachträglich deterministisch geprüft. Gate: zwei der Deckel-Kandidaten für </w:t>
+      </w:r>
+      <w:r>
+        <w:rPr>
+          <w:rFonts w:ascii="Consolas" w:hAnsi="Consolas"/>
+          <w:color w:val="882222"/>
+          <w:sz w:val="18"/>
+        </w:rPr>
+        <w:t>hebel_final</w:t>
+      </w:r>
+      <w:r>
+        <w:t>.</w:t>
       </w:r>
     </w:p>
     <w:p>
@@ -3313,29 +3691,55 @@
       <w:r>
         <w:rPr>
           <w:rFonts w:ascii="Consolas" w:hAnsi="Consolas"/>
-        </w:rPr>
-        <w:t>optionsmarkt.*</w:t>
-      </w:r>
-      <w:r>
-        <w:t xml:space="preserve"> (Deribit, immer BTC) — </w:t>
+          <w:color w:val="882222"/>
+          <w:sz w:val="18"/>
+        </w:rPr>
+        <w:t>markt_kontext.*</w:t>
+      </w:r>
+      <w:r>
+        <w:t xml:space="preserve"> bei Hebel — </w:t>
+      </w:r>
+      <w:r>
+        <w:rPr>
+          <w:rFonts w:ascii="Consolas" w:hAnsi="Consolas"/>
+          <w:color w:val="882222"/>
+          <w:sz w:val="18"/>
+        </w:rPr>
+        <w:t>praesidentschaftszyklus</w:t>
+      </w:r>
+      <w:r>
+        <w:t>/</w:t>
+      </w:r>
+      <w:r>
+        <w:rPr>
+          <w:rFonts w:ascii="Consolas" w:hAnsi="Consolas"/>
+          <w:color w:val="882222"/>
+          <w:sz w:val="18"/>
+        </w:rPr>
+        <w:t>naechste_fomc_sitzungen</w:t>
+      </w:r>
+      <w:r>
+        <w:t>/</w:t>
+      </w:r>
+      <w:r>
+        <w:rPr>
+          <w:rFonts w:ascii="Consolas" w:hAnsi="Consolas"/>
+          <w:color w:val="882222"/>
+          <w:sz w:val="18"/>
+        </w:rPr>
+        <w:t>naechste_cpi_veroeffentlichung</w:t>
+      </w:r>
+      <w:r>
+        <w:t xml:space="preserve"> werden geliefert, aber </w:t>
       </w:r>
       <w:r>
         <w:rPr>
           <w:b/>
         </w:rPr>
-        <w:t>Regel 21</w:t>
-      </w:r>
-      <w:r>
-        <w:t xml:space="preserve">: DVOL + Skew als Cross-Check gegen die eigene Konfidenz; Widerspruch im Gegenargument benennen. </w:t>
-      </w:r>
-      <w:r>
-        <w:rPr>
-          <w:b/>
-        </w:rPr>
-        <w:t>Kein Gate</w:t>
-      </w:r>
-      <w:r>
-        <w:t xml:space="preserve"> — der beschriebene Cross-Check bleibt komplett dem LLM überlassen.</w:t>
+        <w:t>keine Hebel-Regel dafür existiert</w:t>
+      </w:r>
+      <w:r>
+        <w:t xml:space="preserve"> (Spot-Regel 13 gilt nur dort). Höchste Priorität, siehe 3.1.</w:t>
       </w:r>
     </w:p>
     <w:p>
@@ -3345,8 +3749,21 @@
       <w:r>
         <w:rPr>
           <w:rFonts w:ascii="Consolas" w:hAnsi="Consolas"/>
-        </w:rPr>
-        <w:t>hebel_kontext.max_hebel_config</w:t>
+          <w:color w:val="882222"/>
+          <w:sz w:val="18"/>
+        </w:rPr>
+        <w:t>disclaimers.hinweis</w:t>
+      </w:r>
+      <w:r>
+        <w:t xml:space="preserve"> bei Hebel — nur ein Kurztext, keine </w:t>
+      </w:r>
+      <w:r>
+        <w:rPr>
+          <w:rFonts w:ascii="Consolas" w:hAnsi="Consolas"/>
+          <w:color w:val="882222"/>
+          <w:sz w:val="18"/>
+        </w:rPr>
+        <w:t>makro_einbezogen</w:t>
       </w:r>
       <w:r>
         <w:t>/</w:t>
@@ -3354,106 +3771,8 @@
       <w:r>
         <w:rPr>
           <w:rFonts w:ascii="Consolas" w:hAnsi="Consolas"/>
-        </w:rPr>
-        <w:t>.max_sicherer_hebel_geschaetzt</w:t>
-      </w:r>
-      <w:r>
-        <w:t xml:space="preserve"> — </w:t>
-      </w:r>
-      <w:r>
-        <w:rPr>
-          <w:b/>
-        </w:rPr>
-        <w:t>Regel 4</w:t>
-      </w:r>
-      <w:r>
-        <w:t xml:space="preserve">: realistischer Hebel-Vorschlag, wird nachträglich deterministisch geprüft. Gate: zwei der Deckel-Kandidaten für </w:t>
-      </w:r>
-      <w:r>
-        <w:rPr>
-          <w:rFonts w:ascii="Consolas" w:hAnsi="Consolas"/>
-        </w:rPr>
-        <w:t>hebel_final</w:t>
-      </w:r>
-      <w:r>
-        <w:t>.</w:t>
-      </w:r>
-    </w:p>
-    <w:p>
-      <w:pPr>
-        <w:pStyle w:val="ListBullet"/>
-      </w:pPr>
-      <w:r>
-        <w:rPr>
-          <w:rFonts w:ascii="Consolas" w:hAnsi="Consolas"/>
-        </w:rPr>
-        <w:t>markt_kontext.*</w:t>
-      </w:r>
-      <w:r>
-        <w:t xml:space="preserve"> bei Hebel — </w:t>
-      </w:r>
-      <w:r>
-        <w:rPr>
-          <w:rFonts w:ascii="Consolas" w:hAnsi="Consolas"/>
-        </w:rPr>
-        <w:t>praesidentschaftszyklus</w:t>
-      </w:r>
-      <w:r>
-        <w:t>/</w:t>
-      </w:r>
-      <w:r>
-        <w:rPr>
-          <w:rFonts w:ascii="Consolas" w:hAnsi="Consolas"/>
-        </w:rPr>
-        <w:t>naechste_fomc_sitzungen</w:t>
-      </w:r>
-      <w:r>
-        <w:t>/</w:t>
-      </w:r>
-      <w:r>
-        <w:rPr>
-          <w:rFonts w:ascii="Consolas" w:hAnsi="Consolas"/>
-        </w:rPr>
-        <w:t>naechste_cpi_veroeffentlichung</w:t>
-      </w:r>
-      <w:r>
-        <w:t xml:space="preserve"> werden geliefert, aber </w:t>
-      </w:r>
-      <w:r>
-        <w:rPr>
-          <w:b/>
-        </w:rPr>
-        <w:t>keine Hebel-Regel dafür existiert</w:t>
-      </w:r>
-      <w:r>
-        <w:t xml:space="preserve"> (Spot-Regel 13 gilt nur dort). Höchste Priorität, siehe 3.1.</w:t>
-      </w:r>
-    </w:p>
-    <w:p>
-      <w:pPr>
-        <w:pStyle w:val="ListBullet"/>
-      </w:pPr>
-      <w:r>
-        <w:rPr>
-          <w:rFonts w:ascii="Consolas" w:hAnsi="Consolas"/>
-        </w:rPr>
-        <w:t>disclaimers.hinweis</w:t>
-      </w:r>
-      <w:r>
-        <w:t xml:space="preserve"> bei Hebel — nur ein Kurztext, keine </w:t>
-      </w:r>
-      <w:r>
-        <w:rPr>
-          <w:rFonts w:ascii="Consolas" w:hAnsi="Consolas"/>
-        </w:rPr>
-        <w:t>makro_einbezogen</w:t>
-      </w:r>
-      <w:r>
-        <w:t>/</w:t>
-      </w:r>
-      <w:r>
-        <w:rPr>
-          <w:rFonts w:ascii="Consolas" w:hAnsi="Consolas"/>
+          <w:color w:val="882222"/>
+          <w:sz w:val="18"/>
         </w:rPr>
         <w:t>sentiment_einbezogen</w:t>
       </w:r>
@@ -3470,187 +3789,193 @@
       </w:r>
     </w:p>
     <w:p>
-      <w:pPr/>
-      <w:r>
-        <w:t>Zwei getrennte, rein beobachtende Calls (Phase 1, kein Gate): Konsistenz-Check</w:t>
+      <w:pPr>
+        <w:jc w:val="left"/>
+      </w:pPr>
+      <w:r>
+        <w:t>Zwei getrennte, rein beobachtende Calls (Phase 1, kein Gate): Konsistenz-Check (</w:t>
+      </w:r>
+      <w:r>
+        <w:rPr>
+          <w:rFonts w:ascii="Consolas" w:hAnsi="Consolas"/>
+          <w:color w:val="882222"/>
+          <w:sz w:val="18"/>
+        </w:rPr>
+        <w:t>baue_fakten()</w:t>
+      </w:r>
+      <w:r>
+        <w:t xml:space="preserve">) bekommt </w:t>
+      </w:r>
+      <w:r>
+        <w:rPr>
+          <w:rFonts w:ascii="Consolas" w:hAnsi="Consolas"/>
+          <w:color w:val="882222"/>
+          <w:sz w:val="18"/>
+        </w:rPr>
+        <w:t>symbol</w:t>
+      </w:r>
+      <w:r>
+        <w:t xml:space="preserve">, </w:t>
+      </w:r>
+      <w:r>
+        <w:rPr>
+          <w:rFonts w:ascii="Consolas" w:hAnsi="Consolas"/>
+          <w:color w:val="882222"/>
+          <w:sz w:val="18"/>
+        </w:rPr>
+        <w:t>action</w:t>
+      </w:r>
+      <w:r>
+        <w:t xml:space="preserve">, </w:t>
+      </w:r>
+      <w:r>
+        <w:rPr>
+          <w:rFonts w:ascii="Consolas" w:hAnsi="Consolas"/>
+          <w:color w:val="882222"/>
+          <w:sz w:val="18"/>
+        </w:rPr>
+        <w:t>confidence_pct</w:t>
+      </w:r>
+      <w:r>
+        <w:t xml:space="preserve">, </w:t>
+      </w:r>
+      <w:r>
+        <w:rPr>
+          <w:rFonts w:ascii="Consolas" w:hAnsi="Consolas"/>
+          <w:color w:val="882222"/>
+          <w:sz w:val="18"/>
+        </w:rPr>
+        <w:t>richtung</w:t>
+      </w:r>
+      <w:r>
+        <w:t xml:space="preserve"> (nur Hebel), </w:t>
+      </w:r>
+      <w:r>
+        <w:rPr>
+          <w:rFonts w:ascii="Consolas" w:hAnsi="Consolas"/>
+          <w:color w:val="882222"/>
+          <w:sz w:val="18"/>
+        </w:rPr>
+        <w:t>rsi</w:t>
+      </w:r>
+      <w:r>
+        <w:t xml:space="preserve">, </w:t>
+      </w:r>
+      <w:r>
+        <w:rPr>
+          <w:rFonts w:ascii="Consolas" w:hAnsi="Consolas"/>
+          <w:color w:val="882222"/>
+          <w:sz w:val="18"/>
+        </w:rPr>
+        <w:t>trend</w:t>
+      </w:r>
+      <w:r>
+        <w:t xml:space="preserve">, </w:t>
+      </w:r>
+      <w:r>
+        <w:rPr>
+          <w:rFonts w:ascii="Consolas" w:hAnsi="Consolas"/>
+          <w:color w:val="882222"/>
+          <w:sz w:val="18"/>
+        </w:rPr>
+        <w:t>regime</w:t>
+      </w:r>
+      <w:r>
+        <w:t xml:space="preserve">, </w:t>
+      </w:r>
+      <w:r>
+        <w:rPr>
+          <w:rFonts w:ascii="Consolas" w:hAnsi="Consolas"/>
+          <w:color w:val="882222"/>
+          <w:sz w:val="18"/>
+        </w:rPr>
+        <w:t>funding_rate_vorzeichen</w:t>
+      </w:r>
+      <w:r>
+        <w:t xml:space="preserve">, </w:t>
+      </w:r>
+      <w:r>
+        <w:rPr>
+          <w:rFonts w:ascii="Consolas" w:hAnsi="Consolas"/>
+          <w:color w:val="882222"/>
+          <w:sz w:val="18"/>
+        </w:rPr>
+        <w:t>technische_konfluenz</w:t>
+      </w:r>
+      <w:r>
+        <w:t xml:space="preserve">, </w:t>
+      </w:r>
+      <w:r>
+        <w:rPr>
+          <w:rFonts w:ascii="Consolas" w:hAnsi="Consolas"/>
+          <w:color w:val="882222"/>
+          <w:sz w:val="18"/>
+        </w:rPr>
+        <w:t>optionsmarkt_skew</w:t>
+      </w:r>
+      <w:r>
+        <w:t xml:space="preserve"> (nur Hebel) plus den zu prüfenden </w:t>
+      </w:r>
+      <w:r>
+        <w:rPr>
+          <w:rFonts w:ascii="Consolas" w:hAnsi="Consolas"/>
+          <w:color w:val="882222"/>
+          <w:sz w:val="18"/>
+        </w:rPr>
+        <w:t>short_reasoning</w:t>
+      </w:r>
+      <w:r>
+        <w:t>-Freitext. Unabhängiger Richtungsabgleich (</w:t>
+      </w:r>
+      <w:r>
+        <w:rPr>
+          <w:rFonts w:ascii="Consolas" w:hAnsi="Consolas"/>
+          <w:color w:val="882222"/>
+          <w:sz w:val="18"/>
+        </w:rPr>
+        <w:t>baue_objektive_fakten()</w:t>
+      </w:r>
+      <w:r>
+        <w:t xml:space="preserve">) bekommt dieselbe Menge OHNE </w:t>
+      </w:r>
+      <w:r>
+        <w:rPr>
+          <w:rFonts w:ascii="Consolas" w:hAnsi="Consolas"/>
+          <w:color w:val="882222"/>
+          <w:sz w:val="18"/>
+        </w:rPr>
+        <w:t>richtung</w:t>
+      </w:r>
+      <w:r>
+        <w:t>/</w:t>
+      </w:r>
+      <w:r>
+        <w:rPr>
+          <w:rFonts w:ascii="Consolas" w:hAnsi="Consolas"/>
+          <w:color w:val="882222"/>
+          <w:sz w:val="18"/>
+        </w:rPr>
+        <w:t>action</w:t>
+      </w:r>
+      <w:r>
+        <w:t>/</w:t>
+      </w:r>
+      <w:r>
+        <w:rPr>
+          <w:rFonts w:ascii="Consolas" w:hAnsi="Consolas"/>
+          <w:color w:val="882222"/>
+          <w:sz w:val="18"/>
+        </w:rPr>
+        <w:t>confidence_pct</w:t>
+      </w:r>
+      <w:r>
+        <w:t xml:space="preserve"> (Anker-Vermeidung). Der Übereinstimmungs- Vergleich läuft deterministisch in Python, nicht im Modell.</w:t>
       </w:r>
     </w:p>
     <w:p>
-      <w:pPr/>
-      <w:r>
-        <w:t>(</w:t>
-      </w:r>
-      <w:r>
-        <w:rPr>
-          <w:rFonts w:ascii="Consolas" w:hAnsi="Consolas"/>
-        </w:rPr>
-        <w:t>baue_fakten()</w:t>
-      </w:r>
-      <w:r>
-        <w:t xml:space="preserve">) bekommt </w:t>
-      </w:r>
-      <w:r>
-        <w:rPr>
-          <w:rFonts w:ascii="Consolas" w:hAnsi="Consolas"/>
-        </w:rPr>
-        <w:t>symbol</w:t>
-      </w:r>
-      <w:r>
-        <w:t xml:space="preserve">, </w:t>
-      </w:r>
-      <w:r>
-        <w:rPr>
-          <w:rFonts w:ascii="Consolas" w:hAnsi="Consolas"/>
-        </w:rPr>
-        <w:t>action</w:t>
-      </w:r>
-      <w:r>
-        <w:t xml:space="preserve">, </w:t>
-      </w:r>
-      <w:r>
-        <w:rPr>
-          <w:rFonts w:ascii="Consolas" w:hAnsi="Consolas"/>
-        </w:rPr>
-        <w:t>confidence_pct</w:t>
-      </w:r>
-      <w:r>
-        <w:t xml:space="preserve">, </w:t>
-      </w:r>
-      <w:r>
-        <w:rPr>
-          <w:rFonts w:ascii="Consolas" w:hAnsi="Consolas"/>
-        </w:rPr>
-        <w:t>richtung</w:t>
-      </w:r>
-      <w:r>
-        <w:t xml:space="preserve"> (nur Hebel),</w:t>
-      </w:r>
-    </w:p>
-    <w:p>
-      <w:pPr/>
-      <w:r>
-        <w:rPr>
-          <w:rFonts w:ascii="Consolas" w:hAnsi="Consolas"/>
-        </w:rPr>
-        <w:t>rsi</w:t>
-      </w:r>
-      <w:r>
-        <w:t xml:space="preserve">, </w:t>
-      </w:r>
-      <w:r>
-        <w:rPr>
-          <w:rFonts w:ascii="Consolas" w:hAnsi="Consolas"/>
-        </w:rPr>
-        <w:t>trend</w:t>
-      </w:r>
-      <w:r>
-        <w:t xml:space="preserve">, </w:t>
-      </w:r>
-      <w:r>
-        <w:rPr>
-          <w:rFonts w:ascii="Consolas" w:hAnsi="Consolas"/>
-        </w:rPr>
-        <w:t>regime</w:t>
-      </w:r>
-      <w:r>
-        <w:t xml:space="preserve">, </w:t>
-      </w:r>
-      <w:r>
-        <w:rPr>
-          <w:rFonts w:ascii="Consolas" w:hAnsi="Consolas"/>
-        </w:rPr>
-        <w:t>funding_rate_vorzeichen</w:t>
-      </w:r>
-      <w:r>
-        <w:t xml:space="preserve">, </w:t>
-      </w:r>
-      <w:r>
-        <w:rPr>
-          <w:rFonts w:ascii="Consolas" w:hAnsi="Consolas"/>
-        </w:rPr>
-        <w:t>technische_konfluenz</w:t>
-      </w:r>
-      <w:r>
-        <w:t>,</w:t>
-      </w:r>
-    </w:p>
-    <w:p>
-      <w:pPr/>
-      <w:r>
-        <w:rPr>
-          <w:rFonts w:ascii="Consolas" w:hAnsi="Consolas"/>
-        </w:rPr>
-        <w:t>optionsmarkt_skew</w:t>
-      </w:r>
-      <w:r>
-        <w:t xml:space="preserve"> (nur Hebel) plus den zu prüfenden </w:t>
-      </w:r>
-      <w:r>
-        <w:rPr>
-          <w:rFonts w:ascii="Consolas" w:hAnsi="Consolas"/>
-        </w:rPr>
-        <w:t>short_reasoning</w:t>
-      </w:r>
-      <w:r>
-        <w:t>-Freitext.</w:t>
-      </w:r>
-    </w:p>
-    <w:p>
-      <w:pPr/>
-      <w:r>
-        <w:t>Unabhängiger Richtungsabgleich (</w:t>
-      </w:r>
-      <w:r>
-        <w:rPr>
-          <w:rFonts w:ascii="Consolas" w:hAnsi="Consolas"/>
-        </w:rPr>
-        <w:t>baue_objektive_fakten()</w:t>
-      </w:r>
-      <w:r>
-        <w:t>) bekommt dieselbe Menge</w:t>
-      </w:r>
-    </w:p>
-    <w:p>
-      <w:pPr/>
-      <w:r>
-        <w:t xml:space="preserve">OHNE </w:t>
-      </w:r>
-      <w:r>
-        <w:rPr>
-          <w:rFonts w:ascii="Consolas" w:hAnsi="Consolas"/>
-        </w:rPr>
-        <w:t>richtung</w:t>
-      </w:r>
-      <w:r>
-        <w:t>/</w:t>
-      </w:r>
-      <w:r>
-        <w:rPr>
-          <w:rFonts w:ascii="Consolas" w:hAnsi="Consolas"/>
-        </w:rPr>
-        <w:t>action</w:t>
-      </w:r>
-      <w:r>
-        <w:t>/</w:t>
-      </w:r>
-      <w:r>
-        <w:rPr>
-          <w:rFonts w:ascii="Consolas" w:hAnsi="Consolas"/>
-        </w:rPr>
-        <w:t>confidence_pct</w:t>
-      </w:r>
-      <w:r>
-        <w:t xml:space="preserve"> (Anker-Vermeidung). Der Übereinstimmungs-</w:t>
-      </w:r>
-    </w:p>
-    <w:p>
-      <w:pPr/>
-      <w:r>
-        <w:t>Vergleich läuft deterministisch in Python, nicht im Modell.</w:t>
-      </w:r>
-    </w:p>
-    <w:p>
-      <w:pPr/>
+      <w:pPr>
+        <w:jc w:val="left"/>
+      </w:pPr>
       <w:r>
         <w:rPr>
           <w:b/>
@@ -3658,19 +3983,7 @@
         <w:t>Z.ai bekommt NICHT:</w:t>
       </w:r>
       <w:r>
-        <w:t xml:space="preserve"> Fibonacci, Support/Resistance, ATR, Liquiditätszonen,</w:t>
-      </w:r>
-    </w:p>
-    <w:p>
-      <w:pPr/>
-      <w:r>
-        <w:t>Signal-Stabilität, BTC-Relativwert, Makro-Analogie, historische Erfolgsquote,</w:t>
-      </w:r>
-    </w:p>
-    <w:p>
-      <w:pPr/>
-      <w:r>
-        <w:t>Trigger, Position, Hebel-Kontext, Markt-Kontext, Risiko-Check, Haltung.</w:t>
+        <w:t xml:space="preserve"> Fibonacci, Support/Resistance, ATR, Liquiditätszonen, Signal-Stabilität, BTC-Relativwert, Makro-Analogie, historische Erfolgsquote, Trigger, Position, Hebel-Kontext, Markt-Kontext, Risiko-Check, Haltung.</w:t>
       </w:r>
     </w:p>
     <w:p>
@@ -3682,147 +3995,160 @@
       </w:r>
     </w:p>
     <w:p>
-      <w:pPr/>
+      <w:pPr>
+        <w:jc w:val="left"/>
+      </w:pPr>
       <w:r>
         <w:rPr>
           <w:rFonts w:ascii="Consolas" w:hAnsi="Consolas"/>
+          <w:color w:val="882222"/>
+          <w:sz w:val="18"/>
         </w:rPr>
         <w:t>richtungswende</w:t>
       </w:r>
       <w:r>
-        <w:t xml:space="preserve"> (Risikofaktor, kein Prompt-Pendant — das LLM erfährt nichts davon),</w:t>
+        <w:t xml:space="preserve"> (Risikofaktor, kein Prompt-Pendant — das LLM erfährt nichts davon), </w:t>
+      </w:r>
+      <w:r>
+        <w:rPr>
+          <w:rFonts w:ascii="Consolas" w:hAnsi="Consolas"/>
+          <w:color w:val="882222"/>
+          <w:sz w:val="18"/>
+        </w:rPr>
+        <w:t>cash_veto</w:t>
+      </w:r>
+      <w:r>
+        <w:t>/</w:t>
+      </w:r>
+      <w:r>
+        <w:rPr>
+          <w:rFonts w:ascii="Consolas" w:hAnsi="Consolas"/>
+          <w:color w:val="882222"/>
+          <w:sz w:val="18"/>
+        </w:rPr>
+        <w:t>cash_veto_reason</w:t>
+      </w:r>
+      <w:r>
+        <w:t xml:space="preserve">, </w:t>
+      </w:r>
+      <w:r>
+        <w:rPr>
+          <w:rFonts w:ascii="Consolas" w:hAnsi="Consolas"/>
+          <w:color w:val="882222"/>
+          <w:sz w:val="18"/>
+        </w:rPr>
+        <w:t>crv</w:t>
+      </w:r>
+      <w:r>
+        <w:t xml:space="preserve"> (Veto + gestufter Risikofaktor), </w:t>
+      </w:r>
+      <w:r>
+        <w:rPr>
+          <w:rFonts w:ascii="Consolas" w:hAnsi="Consolas"/>
+          <w:color w:val="882222"/>
+          <w:sz w:val="18"/>
+        </w:rPr>
+        <w:t>sl_abstand_relativ</w:t>
+      </w:r>
+      <w:r>
+        <w:t xml:space="preserve"> (nur Hebel), </w:t>
+      </w:r>
+      <w:r>
+        <w:rPr>
+          <w:rFonts w:ascii="Consolas" w:hAnsi="Consolas"/>
+          <w:color w:val="882222"/>
+          <w:sz w:val="18"/>
+        </w:rPr>
+        <w:t>positionsgroesse_usd</w:t>
+      </w:r>
+      <w:r>
+        <w:t xml:space="preserve"> (Hebel-Zwischenrechnung), </w:t>
+      </w:r>
+      <w:r>
+        <w:rPr>
+          <w:rFonts w:ascii="Consolas" w:hAnsi="Consolas"/>
+          <w:color w:val="882222"/>
+          <w:sz w:val="18"/>
+        </w:rPr>
+        <w:t>regime_persistenz_tage</w:t>
+      </w:r>
+      <w:r>
+        <w:t>. Sowie die LLM-</w:t>
+      </w:r>
+      <w:r>
+        <w:rPr>
+          <w:b/>
+        </w:rPr>
+        <w:t>Ausgaben</w:t>
+      </w:r>
+      <w:r>
+        <w:t xml:space="preserve"> </w:t>
+      </w:r>
+      <w:r>
+        <w:rPr>
+          <w:rFonts w:ascii="Consolas" w:hAnsi="Consolas"/>
+          <w:color w:val="882222"/>
+          <w:sz w:val="18"/>
+        </w:rPr>
+        <w:t>trade_thesis_typ</w:t>
+      </w:r>
+      <w:r>
+        <w:t xml:space="preserve">, </w:t>
+      </w:r>
+      <w:r>
+        <w:rPr>
+          <w:rFonts w:ascii="Consolas" w:hAnsi="Consolas"/>
+          <w:color w:val="882222"/>
+          <w:sz w:val="18"/>
+        </w:rPr>
+        <w:t>forecast.bear/bull.probability_pct</w:t>
+      </w:r>
+      <w:r>
+        <w:t xml:space="preserve">, </w:t>
+      </w:r>
+      <w:r>
+        <w:rPr>
+          <w:rFonts w:ascii="Consolas" w:hAnsi="Consolas"/>
+          <w:color w:val="882222"/>
+          <w:sz w:val="18"/>
+        </w:rPr>
+        <w:t>confidence_pct</w:t>
+      </w:r>
+      <w:r>
+        <w:t xml:space="preserve">, </w:t>
+      </w:r>
+      <w:r>
+        <w:rPr>
+          <w:rFonts w:ascii="Consolas" w:hAnsi="Consolas"/>
+          <w:color w:val="882222"/>
+          <w:sz w:val="18"/>
+        </w:rPr>
+        <w:t>eigene_einschaetzung.folgen</w:t>
+      </w:r>
+      <w:r>
+        <w:t xml:space="preserve"> (rein diagnostisch, ändert nie die LLM-Werturteile — siehe [[feedback_llm_synthese_kein_deterministischer_override]]), </w:t>
+      </w:r>
+      <w:r>
+        <w:rPr>
+          <w:rFonts w:ascii="Consolas" w:hAnsi="Consolas"/>
+          <w:color w:val="882222"/>
+          <w:sz w:val="18"/>
+        </w:rPr>
+        <w:t>top_gruende</w:t>
+      </w:r>
+      <w:r>
+        <w:t>-Text (Hebel-only-Filter gegen Retail-Konsens-Inhalte).</w:t>
       </w:r>
     </w:p>
     <w:p>
-      <w:pPr/>
-      <w:r>
-        <w:rPr>
-          <w:rFonts w:ascii="Consolas" w:hAnsi="Consolas"/>
-        </w:rPr>
-        <w:t>cash_veto</w:t>
-      </w:r>
-      <w:r>
-        <w:t>/</w:t>
-      </w:r>
-      <w:r>
-        <w:rPr>
-          <w:rFonts w:ascii="Consolas" w:hAnsi="Consolas"/>
-        </w:rPr>
-        <w:t>cash_veto_reason</w:t>
-      </w:r>
-      <w:r>
-        <w:t xml:space="preserve">, </w:t>
-      </w:r>
-      <w:r>
-        <w:rPr>
-          <w:rFonts w:ascii="Consolas" w:hAnsi="Consolas"/>
-        </w:rPr>
-        <w:t>crv</w:t>
-      </w:r>
-      <w:r>
-        <w:t xml:space="preserve"> (Veto + gestufter Risikofaktor), </w:t>
-      </w:r>
-      <w:r>
-        <w:rPr>
-          <w:rFonts w:ascii="Consolas" w:hAnsi="Consolas"/>
-        </w:rPr>
-        <w:t>sl_abstand_relativ</w:t>
-      </w:r>
-    </w:p>
-    <w:p>
-      <w:pPr/>
-      <w:r>
-        <w:t xml:space="preserve">(nur Hebel), </w:t>
-      </w:r>
-      <w:r>
-        <w:rPr>
-          <w:rFonts w:ascii="Consolas" w:hAnsi="Consolas"/>
-        </w:rPr>
-        <w:t>positionsgroesse_usd</w:t>
-      </w:r>
-      <w:r>
-        <w:t xml:space="preserve"> (Hebel-Zwischenrechnung), </w:t>
-      </w:r>
-      <w:r>
-        <w:rPr>
-          <w:rFonts w:ascii="Consolas" w:hAnsi="Consolas"/>
-        </w:rPr>
-        <w:t>regime_persistenz_tage</w:t>
-      </w:r>
-      <w:r>
-        <w:t>.</w:t>
-      </w:r>
-    </w:p>
-    <w:p>
-      <w:pPr/>
-      <w:r>
-        <w:t>Sowie die LLM-</w:t>
-      </w:r>
-      <w:r>
-        <w:rPr>
-          <w:b/>
-        </w:rPr>
-        <w:t>Ausgaben</w:t>
-      </w:r>
-      <w:r>
-        <w:t xml:space="preserve"> </w:t>
-      </w:r>
-      <w:r>
-        <w:rPr>
-          <w:rFonts w:ascii="Consolas" w:hAnsi="Consolas"/>
-        </w:rPr>
-        <w:t>trade_thesis_typ</w:t>
-      </w:r>
-      <w:r>
-        <w:t xml:space="preserve">, </w:t>
-      </w:r>
-      <w:r>
-        <w:rPr>
-          <w:rFonts w:ascii="Consolas" w:hAnsi="Consolas"/>
-        </w:rPr>
-        <w:t>forecast.bear/bull.probability_pct</w:t>
-      </w:r>
-      <w:r>
-        <w:t>,</w:t>
-      </w:r>
-    </w:p>
-    <w:p>
-      <w:pPr/>
-      <w:r>
-        <w:rPr>
-          <w:rFonts w:ascii="Consolas" w:hAnsi="Consolas"/>
-        </w:rPr>
-        <w:t>confidence_pct</w:t>
-      </w:r>
-      <w:r>
-        <w:t xml:space="preserve">, </w:t>
-      </w:r>
-      <w:r>
-        <w:rPr>
-          <w:rFonts w:ascii="Consolas" w:hAnsi="Consolas"/>
-        </w:rPr>
-        <w:t>eigene_einschaetzung.folgen</w:t>
-      </w:r>
-      <w:r>
-        <w:t xml:space="preserve"> (rein diagnostisch, ändert nie die</w:t>
-      </w:r>
-    </w:p>
-    <w:p>
-      <w:pPr/>
-      <w:r>
-        <w:t>LLM-Werturteile — siehe [[feedback_llm_synthese_kein_deterministischer_override]]),</w:t>
-      </w:r>
-    </w:p>
-    <w:p>
-      <w:pPr/>
-      <w:r>
-        <w:rPr>
-          <w:rFonts w:ascii="Consolas" w:hAnsi="Consolas"/>
-        </w:rPr>
-        <w:t>top_gruende</w:t>
-      </w:r>
-      <w:r>
-        <w:t>-Text (Hebel-only-Filter gegen Retail-Konsens-Inhalte).</w:t>
+      <w:pPr>
+        <w:spacing w:before="120"/>
+      </w:pPr>
+      <w:r>
+        <w:rPr>
+          <w:color w:val="AAAAAA"/>
+        </w:rPr>
+        <w:t>────────────────────────────────────────────────────────────</w:t>
       </w:r>
     </w:p>
     <w:p>
@@ -3844,112 +4170,29 @@
         <w:t>Stufe 3 — Committet/gepusht (`7eac0ec`, 2026-07-28)</w:t>
       </w:r>
       <w:r>
-        <w:t xml:space="preserve"> (Statusvokabular siehe</w:t>
-      </w:r>
-    </w:p>
-    <w:p>
-      <w:pPr/>
-      <w:r>
-        <w:t>[[reference_test_und_verifikationsmethodik]]): Hebel-Prompt um FOMC/CPI-Kontext</w:t>
-      </w:r>
-    </w:p>
-    <w:p>
-      <w:pPr/>
-      <w:r>
-        <w:t xml:space="preserve">ergänzt — neue Regel 22 in </w:t>
+        <w:t xml:space="preserve"> (Statusvokabular siehe [[reference_test_und_verifikationsmethodik]]): Hebel-Prompt um FOMC/CPI-Kontext ergänzt — neue Regel 22 in </w:t>
       </w:r>
       <w:r>
         <w:rPr>
           <w:rFonts w:ascii="Consolas" w:hAnsi="Consolas"/>
+          <w:color w:val="882222"/>
+          <w:sz w:val="18"/>
         </w:rPr>
         <w:t>agent/krypto/hebel_analyst.py::SYSTEM_PROMPT</w:t>
       </w:r>
-    </w:p>
-    <w:p>
-      <w:pPr/>
-      <w:r>
-        <w:t>(vorherige Regel 22 "eigene_einschaetzung" zu Regel 23 verschoben, inkl.</w:t>
-      </w:r>
-    </w:p>
-    <w:p>
-      <w:pPr/>
-      <w:r>
-        <w:t>Korrektur der bereits vorher veralteten "Regel 21"-Verweise an 3 Stellen im</w:t>
-      </w:r>
-    </w:p>
-    <w:p>
-      <w:pPr/>
-      <w:r>
-        <w:t>Code). Liefert dokumentierten Marktkontext (erhöhte realisierte Volatilität um</w:t>
-      </w:r>
-    </w:p>
-    <w:p>
-      <w:pPr/>
-      <w:r>
-        <w:t>FOMC/CPI, KEINE Richtungsaussage) statt einer vorgegebenen Schlussfolgerung —</w:t>
-      </w:r>
-    </w:p>
-    <w:p>
-      <w:pPr/>
-      <w:r>
-        <w:t>das LLM gewichtet selbst, ob und wie stark das bei der konkreten Stop-Loss-</w:t>
-      </w:r>
-    </w:p>
-    <w:p>
-      <w:pPr/>
-      <w:r>
-        <w:t xml:space="preserve">Distanz relevant ist. </w:t>
+      <w:r>
+        <w:t xml:space="preserve"> (vorherige Regel 22 "eigene_einschaetzung" zu Regel 23 verschoben, inkl. Korrektur der bereits vorher veralteten "Regel 21"-Verweise an 3 Stellen im Code). Liefert dokumentierten Marktkontext (erhöhte realisierte Volatilität um FOMC/CPI, KEINE Richtungsaussage) statt einer vorgegebenen Schlussfolgerung — das LLM gewichtet selbst, ob und wie stark das bei der konkreten Stop-Loss- Distanz relevant ist. </w:t>
       </w:r>
       <w:r>
         <w:rPr>
           <w:rFonts w:ascii="Consolas" w:hAnsi="Consolas"/>
+          <w:color w:val="882222"/>
+          <w:sz w:val="18"/>
         </w:rPr>
         <w:t>praesidentschaftszyklus</w:t>
       </w:r>
       <w:r>
-        <w:t xml:space="preserve"> wird explizit als für Hebel kaum</w:t>
-      </w:r>
-    </w:p>
-    <w:p>
-      <w:pPr/>
-      <w:r>
-        <w:t>aussagekräftiger Hintergrund-Fakt eingeordnet. Bewusst KEIN neues Gate/Deckel —</w:t>
-      </w:r>
-    </w:p>
-    <w:p>
-      <w:pPr/>
-      <w:r>
-        <w:t>passend zum Grundsatz "Kontext liefern, Urteil nicht vorwegnehmen" (Abschnitt 1,</w:t>
-      </w:r>
-    </w:p>
-    <w:p>
-      <w:pPr/>
-      <w:r>
-        <w:t>Frage 2). Verifiziert (Klasse 1, Änderungsklassen siehe Methodik-Dokument):</w:t>
-      </w:r>
-    </w:p>
-    <w:p>
-      <w:pPr/>
-      <w:r>
-        <w:t>Modul-Import, Compile-Check, durchgängige Regelnummerierung 1-23. Stufe 5</w:t>
-      </w:r>
-    </w:p>
-    <w:p>
-      <w:pPr/>
-      <w:r>
-        <w:t>(im Betrieb bestätigt) ist bei dieser reinen Kontext-Ergänzung ohne Gate</w:t>
-      </w:r>
-    </w:p>
-    <w:p>
-      <w:pPr/>
-      <w:r>
-        <w:t>voraussichtlich nicht sauber isolierbar messbar — siehe Methodik-Dokument</w:t>
-      </w:r>
-    </w:p>
-    <w:p>
-      <w:pPr/>
-      <w:r>
-        <w:t>Abschnitt 2.2.</w:t>
+        <w:t xml:space="preserve"> wird explizit als für Hebel kaum aussagekräftiger Hintergrund-Fakt eingeordnet. Bewusst KEIN neues Gate/Deckel — passend zum Grundsatz "Kontext liefern, Urteil nicht vorwegnehmen" (Abschnitt 1, Frage 2). Verifiziert (Klasse 1, Änderungsklassen siehe Methodik-Dokument): Modul-Import, Compile-Check, durchgängige Regelnummerierung 1-23. Stufe 5 (im Betrieb bestätigt) ist bei dieser reinen Kontext-Ergänzung ohne Gate voraussichtlich nicht sauber isolierbar messbar — siehe Methodik-Dokument Abschnitt 2.2.</w:t>
       </w:r>
     </w:p>
     <w:p>
@@ -3963,373 +4206,151 @@
         <w:t>Stufe 3 — Committet/gepusht</w:t>
       </w:r>
       <w:r>
-        <w:t xml:space="preserve"> (Statusvokabular siehe</w:t>
+        <w:t xml:space="preserve"> (Statusvokabular siehe [[reference_test_und_verifikationsmethodik]]): Fear&amp;Greed-Index war komplett toter Fakt (an </w:t>
+      </w:r>
+      <w:r>
+        <w:rPr>
+          <w:rFonts w:ascii="Consolas" w:hAnsi="Consolas"/>
+          <w:color w:val="882222"/>
+          <w:sz w:val="18"/>
+        </w:rPr>
+        <w:t>build_facts()</w:t>
+      </w:r>
+      <w:r>
+        <w:t xml:space="preserve"> geliefert, aber ohne Prompt-Regel für Spot, ganz ohne Fakt-Übergabe für Hebel) — neue Regel 29 in </w:t>
+      </w:r>
+      <w:r>
+        <w:rPr>
+          <w:rFonts w:ascii="Consolas" w:hAnsi="Consolas"/>
+          <w:color w:val="882222"/>
+          <w:sz w:val="18"/>
+        </w:rPr>
+        <w:t>agent/krypto/analyst.py::SYSTEM_PROMPT</w:t>
+      </w:r>
+      <w:r>
+        <w:t xml:space="preserve"> (vorherige Regel 29 "eigene_einschaetzung" zu Regel 30 verschoben, 3 Kreuzverweise korrigiert: Schema-Kommentar, Modul-Docstring, Validierungsfunktion-Kommentar). Verifiziert (Klasse 1): Modul-Import, Compile-Check, durchgängige Regelnummerierung 1-30.</w:t>
       </w:r>
     </w:p>
     <w:p>
-      <w:pPr/>
-      <w:r>
-        <w:t>[[reference_test_und_verifikationsmethodik]]): Fear&amp;Greed-Index war komplett</w:t>
+      <w:pPr>
+        <w:jc w:val="left"/>
+      </w:pPr>
+      <w:r>
+        <w:t xml:space="preserve">   </w:t>
+      </w:r>
+      <w:r>
+        <w:rPr>
+          <w:b/>
+        </w:rPr>
+        <w:t>Nutzer-Nuance (2026-07-28), die die Regel komplexer macht als ein einfacher Kontraindikator:</w:t>
+      </w:r>
+      <w:r>
+        <w:t xml:space="preserve"> im Bärenmarkt ist Fear&amp;Greed nicht eindeutig verwertbar, da lange Angstphasen vorherrschen und Bodenbildung nur mit zusätzlichen Faktoren sinnvoll einzuordnen ist. Bei Hype-Phasen ist die Lage anders gelagert (kürzere Phasen, tendenziell brauchbareres Warnsignal). Regel 29 bildet das </w:t>
+      </w:r>
+      <w:r>
+        <w:rPr>
+          <w:b/>
+        </w:rPr>
+        <w:t>asymmetrisch</w:t>
+      </w:r>
+      <w:r>
+        <w:t xml:space="preserve"> ab: extreme Angst nur als unterstützenden Faktor werten (gekoppelt an niedriges </w:t>
+      </w:r>
+      <w:r>
+        <w:rPr>
+          <w:rFonts w:ascii="Consolas" w:hAnsi="Consolas"/>
+          <w:color w:val="882222"/>
+          <w:sz w:val="18"/>
+        </w:rPr>
+        <w:t>zyklus_risiko</w:t>
+      </w:r>
+      <w:r>
+        <w:t xml:space="preserve"> + weitere Fakten), niemals als eigenständigen Kaufgrund; extreme Gier darf stärker gewichtet werden, besonders kombiniert mit hohem </w:t>
+      </w:r>
+      <w:r>
+        <w:rPr>
+          <w:rFonts w:ascii="Consolas" w:hAnsi="Consolas"/>
+          <w:color w:val="882222"/>
+          <w:sz w:val="18"/>
+        </w:rPr>
+        <w:t>zyklus_risiko</w:t>
+      </w:r>
+      <w:r>
+        <w:t>. Passt zum Grundsatz "Kontext liefern, Urteil nicht vorwegnehmen" (Abschnitt 1, Frage 2) und zur Spot-Zeithorizont-Einordnung (Frage 4) — die Regel liefert Marktkontext samt der dokumentierten Asymmetrie, nimmt dem LLM aber nicht die eigentliche Gewichtungsentscheidung ab.</w:t>
       </w:r>
     </w:p>
     <w:p>
-      <w:pPr/>
-      <w:r>
-        <w:t xml:space="preserve">toter Fakt (an </w:t>
+      <w:pPr>
+        <w:jc w:val="left"/>
+      </w:pPr>
+      <w:r>
+        <w:t xml:space="preserve">   </w:t>
+      </w:r>
+      <w:r>
+        <w:rPr>
+          <w:b/>
+        </w:rPr>
+        <w:t>Geltungsbereich: nur Spot (Variante a).</w:t>
+      </w:r>
+      <w:r>
+        <w:t xml:space="preserve"> Für Hebel wäre eine analoge Regel eine </w:t>
+      </w:r>
+      <w:r>
+        <w:rPr>
+          <w:b/>
+        </w:rPr>
+        <w:t>Variante B</w:t>
+      </w:r>
+      <w:r>
+        <w:t xml:space="preserve">, die geprüft und bewusst NICHT umgesetzt wurde (siehe [[feedback_document_rejected_options]]-Muster): Hebel-Positionen haben eine typische Haltedauer von Stunden bis wenigen Tagen — die für Fear&amp;Greed relevante Unterscheidung "lange Bärenmarkt-Angstphase vs. kurze Hype-Phase" ist eine mehrwöchige bis mehrmonatige Marktstruktur-Frage (Zeithorizont-Fehlpassung, Frage 4 des Entscheidungsrasters, analog zum bereits identifizierten </w:t>
       </w:r>
       <w:r>
         <w:rPr>
           <w:rFonts w:ascii="Consolas" w:hAnsi="Consolas"/>
-        </w:rPr>
-        <w:t>build_facts()</w:t>
-      </w:r>
-      <w:r>
-        <w:t xml:space="preserve"> geliefert, aber ohne Prompt-Regel für Spot,</w:t>
+          <w:color w:val="882222"/>
+          <w:sz w:val="18"/>
+        </w:rPr>
+        <w:t>historischer_makro_vergleich</w:t>
+      </w:r>
+      <w:r>
+        <w:t xml:space="preserve">-Fall bei Hebel, siehe Punkt 5 unten). Nutzer-Einschätzung dazu: "hier ist weniger mehr" — das Konzept nicht künstlich aufblähen. </w:t>
+      </w:r>
+      <w:r>
+        <w:rPr>
+          <w:b/>
+        </w:rPr>
+        <w:t>Revisit-Bedingung:</w:t>
+      </w:r>
+      <w:r>
+        <w:t xml:space="preserve"> falls sich künftig zeigt, dass kurzfristige Fear&amp;Greed-Ausschläge (Tagesbasis statt Wochen/Monate) selbst einen brauchbaren Signalwert für Hebel-Timing haben (z.B. per Backtest gegen </w:t>
+      </w:r>
+      <w:r>
+        <w:rPr>
+          <w:rFonts w:ascii="Consolas" w:hAnsi="Consolas"/>
+          <w:color w:val="882222"/>
+          <w:sz w:val="18"/>
+        </w:rPr>
+        <w:t>hebel_signals</w:t>
+      </w:r>
+      <w:r>
+        <w:t>-Outcomes belegt), wäre das ein eigenständiger neuer Fakt/eigene Regel — keine einfache Kopie von Regel 29.</w:t>
       </w:r>
     </w:p>
     <w:p>
-      <w:pPr/>
-      <w:r>
-        <w:t>ganz ohne Fakt-Übergabe für Hebel) — neue Regel 29 in</w:t>
-      </w:r>
-    </w:p>
-    <w:p>
-      <w:pPr/>
-      <w:r>
-        <w:rPr>
-          <w:rFonts w:ascii="Consolas" w:hAnsi="Consolas"/>
-        </w:rPr>
-        <w:t>agent/krypto/analyst.py::SYSTEM_PROMPT</w:t>
-      </w:r>
-      <w:r>
-        <w:t xml:space="preserve"> (vorherige Regel 29</w:t>
-      </w:r>
-    </w:p>
-    <w:p>
-      <w:pPr/>
-      <w:r>
-        <w:t>"eigene_einschaetzung" zu Regel 30 verschoben, 3 Kreuzverweise korrigiert:</w:t>
-      </w:r>
-    </w:p>
-    <w:p>
-      <w:pPr/>
-      <w:r>
-        <w:t>Schema-Kommentar, Modul-Docstring, Validierungsfunktion-Kommentar).</w:t>
-      </w:r>
-    </w:p>
-    <w:p>
-      <w:pPr/>
-      <w:r>
-        <w:t>Verifiziert (Klasse 1): Modul-Import, Compile-Check, durchgängige</w:t>
-      </w:r>
-    </w:p>
-    <w:p>
-      <w:pPr/>
-      <w:r>
-        <w:t>Regelnummerierung 1-30.</w:t>
-      </w:r>
-    </w:p>
-    <w:p>
-      <w:pPr/>
-      <w:r>
-        <w:t>**Nutzer-Nuance (2026-07-28), die die Regel komplexer macht als ein</w:t>
-      </w:r>
-    </w:p>
-    <w:p>
-      <w:pPr/>
-      <w:r>
-        <w:t>einfacher Kontraindikator:** im Bärenmarkt ist Fear&amp;Greed nicht eindeutig</w:t>
-      </w:r>
-    </w:p>
-    <w:p>
-      <w:pPr/>
-      <w:r>
-        <w:t>verwertbar, da lange Angstphasen vorherrschen und Bodenbildung nur mit</w:t>
-      </w:r>
-    </w:p>
-    <w:p>
-      <w:pPr/>
-      <w:r>
-        <w:t>zusätzlichen Faktoren sinnvoll einzuordnen ist. Bei Hype-Phasen ist die</w:t>
-      </w:r>
-    </w:p>
-    <w:p>
-      <w:pPr/>
-      <w:r>
-        <w:t>Lage anders gelagert (kürzere Phasen, tendenziell brauchbareres</w:t>
-      </w:r>
-    </w:p>
-    <w:p>
-      <w:pPr/>
-      <w:r>
-        <w:t xml:space="preserve">Warnsignal). Regel 29 bildet das </w:t>
+      <w:pPr>
+        <w:jc w:val="left"/>
+      </w:pPr>
+      <w:r>
+        <w:t xml:space="preserve">   </w:t>
       </w:r>
       <w:r>
         <w:rPr>
           <w:b/>
         </w:rPr>
-        <w:t>asymmetrisch</w:t>
-      </w:r>
-      <w:r>
-        <w:t xml:space="preserve"> ab: extreme Angst nur als</w:t>
-      </w:r>
-    </w:p>
-    <w:p>
-      <w:pPr/>
-      <w:r>
-        <w:t xml:space="preserve">unterstützenden Faktor werten (gekoppelt an niedriges </w:t>
-      </w:r>
-      <w:r>
-        <w:rPr>
-          <w:rFonts w:ascii="Consolas" w:hAnsi="Consolas"/>
-        </w:rPr>
-        <w:t>zyklus_risiko</w:t>
-      </w:r>
-      <w:r>
-        <w:t xml:space="preserve"> +</w:t>
-      </w:r>
-    </w:p>
-    <w:p>
-      <w:pPr/>
-      <w:r>
-        <w:t>weitere Fakten), niemals als eigenständigen Kaufgrund; extreme Gier darf</w:t>
-      </w:r>
-    </w:p>
-    <w:p>
-      <w:pPr/>
-      <w:r>
-        <w:t xml:space="preserve">stärker gewichtet werden, besonders kombiniert mit hohem </w:t>
-      </w:r>
-      <w:r>
-        <w:rPr>
-          <w:rFonts w:ascii="Consolas" w:hAnsi="Consolas"/>
-        </w:rPr>
-        <w:t>zyklus_risiko</w:t>
-      </w:r>
-      <w:r>
-        <w:t>.</w:t>
-      </w:r>
-    </w:p>
-    <w:p>
-      <w:pPr/>
-      <w:r>
-        <w:t>Passt zum Grundsatz "Kontext liefern, Urteil nicht vorwegnehmen"</w:t>
-      </w:r>
-    </w:p>
-    <w:p>
-      <w:pPr/>
-      <w:r>
-        <w:t>(Abschnitt 1, Frage 2) und zur Spot-Zeithorizont-Einordnung (Frage 4) —</w:t>
-      </w:r>
-    </w:p>
-    <w:p>
-      <w:pPr/>
-      <w:r>
-        <w:t>die Regel liefert Marktkontext samt der dokumentierten Asymmetrie, nimmt</w:t>
-      </w:r>
-    </w:p>
-    <w:p>
-      <w:pPr/>
-      <w:r>
-        <w:t>dem LLM aber nicht die eigentliche Gewichtungsentscheidung ab.</w:t>
-      </w:r>
-    </w:p>
-    <w:p>
-      <w:pPr/>
-      <w:r>
-        <w:rPr>
-          <w:b/>
-        </w:rPr>
-        <w:t>Geltungsbereich: nur Spot (Variante a).</w:t>
-      </w:r>
-      <w:r>
-        <w:t xml:space="preserve"> Für Hebel wäre eine analoge</w:t>
-      </w:r>
-    </w:p>
-    <w:p>
-      <w:pPr/>
-      <w:r>
-        <w:t xml:space="preserve">Regel eine </w:t>
-      </w:r>
-      <w:r>
-        <w:rPr>
-          <w:b/>
-        </w:rPr>
-        <w:t>Variante B</w:t>
-      </w:r>
-      <w:r>
-        <w:t>, die geprüft und bewusst NICHT umgesetzt wurde</w:t>
-      </w:r>
-    </w:p>
-    <w:p>
-      <w:pPr/>
-      <w:r>
-        <w:t>(siehe [[feedback_document_rejected_options]]-Muster): Hebel-Positionen</w:t>
-      </w:r>
-    </w:p>
-    <w:p>
-      <w:pPr/>
-      <w:r>
-        <w:t>haben eine typische Haltedauer von Stunden bis wenigen Tagen — die für</w:t>
-      </w:r>
-    </w:p>
-    <w:p>
-      <w:pPr/>
-      <w:r>
-        <w:t>Fear&amp;Greed relevante Unterscheidung "lange Bärenmarkt-Angstphase vs. kurze</w:t>
-      </w:r>
-    </w:p>
-    <w:p>
-      <w:pPr/>
-      <w:r>
-        <w:t>Hype-Phase" ist eine mehrwöchige bis mehrmonatige Marktstruktur-Frage</w:t>
-      </w:r>
-    </w:p>
-    <w:p>
-      <w:pPr/>
-      <w:r>
-        <w:t>(Zeithorizont-Fehlpassung, Frage 4 des Entscheidungsrasters, analog zum</w:t>
-      </w:r>
-    </w:p>
-    <w:p>
-      <w:pPr/>
-      <w:r>
-        <w:t xml:space="preserve">bereits identifizierten </w:t>
-      </w:r>
-      <w:r>
-        <w:rPr>
-          <w:rFonts w:ascii="Consolas" w:hAnsi="Consolas"/>
-        </w:rPr>
-        <w:t>historischer_makro_vergleich</w:t>
-      </w:r>
-      <w:r>
-        <w:t>-Fall bei Hebel,</w:t>
-      </w:r>
-    </w:p>
-    <w:p>
-      <w:pPr/>
-      <w:r>
-        <w:t>siehe Punkt 5 unten). Nutzer-Einschätzung dazu: "hier ist weniger mehr" —</w:t>
-      </w:r>
-    </w:p>
-    <w:p>
-      <w:pPr/>
-      <w:r>
-        <w:t xml:space="preserve">das Konzept nicht künstlich aufblähen. </w:t>
-      </w:r>
-      <w:r>
-        <w:rPr>
-          <w:b/>
-        </w:rPr>
-        <w:t>Revisit-Bedingung:</w:t>
-      </w:r>
-      <w:r>
-        <w:t xml:space="preserve"> falls sich</w:t>
-      </w:r>
-    </w:p>
-    <w:p>
-      <w:pPr/>
-      <w:r>
-        <w:t>künftig zeigt, dass kurzfristige Fear&amp;Greed-Ausschläge (Tagesbasis statt</w:t>
-      </w:r>
-    </w:p>
-    <w:p>
-      <w:pPr/>
-      <w:r>
-        <w:t>Wochen/Monate) selbst einen brauchbaren Signalwert für Hebel-Timing haben</w:t>
-      </w:r>
-    </w:p>
-    <w:p>
-      <w:pPr/>
-      <w:r>
-        <w:t xml:space="preserve">(z.B. per Backtest gegen </w:t>
-      </w:r>
-      <w:r>
-        <w:rPr>
-          <w:rFonts w:ascii="Consolas" w:hAnsi="Consolas"/>
-        </w:rPr>
-        <w:t>hebel_signals</w:t>
-      </w:r>
-      <w:r>
-        <w:t>-Outcomes belegt), wäre das ein</w:t>
-      </w:r>
-    </w:p>
-    <w:p>
-      <w:pPr/>
-      <w:r>
-        <w:t>eigenständiger neuer Fakt/eigene Regel — keine einfache Kopie von Regel 29.</w:t>
-      </w:r>
-    </w:p>
-    <w:p>
-      <w:pPr/>
-      <w:r>
-        <w:t>**Token-Budget-Check (Standardprüfung ab jetzt für jede Regeländerung,</w:t>
-      </w:r>
-    </w:p>
-    <w:p>
-      <w:pPr/>
-      <w:r>
-        <w:t>siehe Abschnitt 1 Frage 5):** Regel-29-Text ca. 620 Zeichen / ~150 Token.</w:t>
-      </w:r>
-    </w:p>
-    <w:p>
-      <w:pPr/>
-      <w:r>
-        <w:t>Mistral ist der einzige reale Ablaufkette-Bestandteil neben Gemini (siehe</w:t>
-      </w:r>
-    </w:p>
-    <w:p>
-      <w:pPr/>
-      <w:r>
-        <w:t>[[reference_llm_provider_recherche_uebersicht]], 2026-07-28 korrigiert —</w:t>
-      </w:r>
-    </w:p>
-    <w:p>
-      <w:pPr/>
-      <w:r>
-        <w:t>Z.ai ist NICHT mehr Teil der Haupt-Fallback-Kette, läuft nur noch separat</w:t>
-      </w:r>
-    </w:p>
-    <w:p>
-      <w:pPr/>
-      <w:r>
-        <w:t>für die Gegenprüfung mit eigenem schlanken Fakten-Satz und sieht diesen</w:t>
-      </w:r>
-    </w:p>
-    <w:p>
-      <w:pPr/>
-      <w:r>
-        <w:t>SYSTEM_PROMPT nie). Mistral: 2.250.000 TPM / 300 RPM, realer Verbrauch</w:t>
-      </w:r>
-    </w:p>
-    <w:p>
-      <w:pPr/>
-      <w:r>
-        <w:t>geschätzt ~1.000-1.200 Token/Minute im Schnitt — ein einzelner</w:t>
-      </w:r>
-    </w:p>
-    <w:p>
-      <w:pPr/>
-      <w:r>
-        <w:t>~150-Token-Regelzuwachs ist rechnerisch irrelevant für die Kapazität.</w:t>
-      </w:r>
-    </w:p>
-    <w:p>
-      <w:pPr/>
-      <w:r>
-        <w:t>Bleibt dennoch als Disziplin sinnvoll (Resilienz falls sich Mistrals</w:t>
-      </w:r>
-    </w:p>
-    <w:p>
-      <w:pPr/>
-      <w:r>
-        <w:t>Bedingungen ändern, Latenz, Prompt-Hygiene) — kein Anlass, eine bestehende</w:t>
-      </w:r>
-    </w:p>
-    <w:p>
-      <w:pPr/>
-      <w:r>
-        <w:t>Regel zum Ausgleich zu entfernen.</w:t>
+        <w:t>Token-Budget-Check (Standardprüfung ab jetzt für jede Regeländerung, siehe Abschnitt 1 Frage 5):</w:t>
+      </w:r>
+      <w:r>
+        <w:t xml:space="preserve"> Regel-29-Text ca. 620 Zeichen / ~150 Token. Mistral ist der einzige reale Ablaufkette-Bestandteil neben Gemini (siehe [[reference_llm_provider_recherche_uebersicht]], 2026-07-28 korrigiert — Z.ai ist NICHT mehr Teil der Haupt-Fallback-Kette, läuft nur noch separat für die Gegenprüfung mit eigenem schlanken Fakten-Satz und sieht diesen SYSTEM_PROMPT nie). Mistral: 2.250.000 TPM / 300 RPM, realer Verbrauch geschätzt ~1.000-1.200 Token/Minute im Schnitt — ein einzelner ~150-Token-Regelzuwachs ist rechnerisch irrelevant für die Kapazität. Bleibt dennoch als Disziplin sinnvoll (Resilienz falls sich Mistrals Bedingungen ändern, Latenz, Prompt-Hygiene) — kein Anlass, eine bestehende Regel zum Ausgleich zu entfernen.</w:t>
       </w:r>
     </w:p>
     <w:p>
@@ -4343,316 +4364,249 @@
         <w:t>Stufe 2 — Verifiziert (synthetisch), noch nicht committet:</w:t>
       </w:r>
       <w:r>
-        <w:t xml:space="preserve"> `regime_profil.</w:t>
+        <w:t xml:space="preserve"> </w:t>
+      </w:r>
+      <w:r>
+        <w:rPr>
+          <w:rFonts w:ascii="Consolas" w:hAnsi="Consolas"/>
+          <w:color w:val="882222"/>
+          <w:sz w:val="18"/>
+        </w:rPr>
+        <w:t>regime_profil. gewicht_technik</w:t>
+      </w:r>
+      <w:r>
+        <w:t>/</w:t>
+      </w:r>
+      <w:r>
+        <w:rPr>
+          <w:rFonts w:ascii="Consolas" w:hAnsi="Consolas"/>
+          <w:color w:val="882222"/>
+          <w:sz w:val="18"/>
+        </w:rPr>
+        <w:t>gewicht_fundamental</w:t>
+      </w:r>
+      <w:r>
+        <w:t>/</w:t>
+      </w:r>
+      <w:r>
+        <w:rPr>
+          <w:rFonts w:ascii="Consolas" w:hAnsi="Consolas"/>
+          <w:color w:val="882222"/>
+          <w:sz w:val="18"/>
+        </w:rPr>
+        <w:t>gewicht_momentum</w:t>
+      </w:r>
+      <w:r>
+        <w:t>/</w:t>
+      </w:r>
+      <w:r>
+        <w:rPr>
+          <w:rFonts w:ascii="Consolas" w:hAnsi="Consolas"/>
+          <w:color w:val="882222"/>
+          <w:sz w:val="18"/>
+        </w:rPr>
+        <w:t>gewicht_kontext_makro</w:t>
+      </w:r>
+      <w:r>
+        <w:t xml:space="preserve"> war in BEIDEN Pipelines (Spot + Hebel) ein toter Fakt — das komplette </w:t>
+      </w:r>
+      <w:r>
+        <w:rPr>
+          <w:rFonts w:ascii="Consolas" w:hAnsi="Consolas"/>
+          <w:color w:val="882222"/>
+          <w:sz w:val="18"/>
+        </w:rPr>
+        <w:t>regime_profile</w:t>
+      </w:r>
+      <w:r>
+        <w:t xml:space="preserve">-Dict wird via </w:t>
+      </w:r>
+      <w:r>
+        <w:rPr>
+          <w:rFonts w:ascii="Consolas" w:hAnsi="Consolas"/>
+          <w:color w:val="882222"/>
+          <w:sz w:val="18"/>
+        </w:rPr>
+        <w:t>build_facts()</w:t>
+      </w:r>
+      <w:r>
+        <w:t>/</w:t>
+      </w:r>
+      <w:r>
+        <w:rPr>
+          <w:rFonts w:ascii="Consolas" w:hAnsi="Consolas"/>
+          <w:color w:val="882222"/>
+          <w:sz w:val="18"/>
+        </w:rPr>
+        <w:t>build_hebel_facts()</w:t>
+      </w:r>
+      <w:r>
+        <w:t xml:space="preserve"> an die LLM geliefert, aber keine Prompt-Regel referenzierte es (im Unterschied zu </w:t>
+      </w:r>
+      <w:r>
+        <w:rPr>
+          <w:rFonts w:ascii="Consolas" w:hAnsi="Consolas"/>
+          <w:color w:val="882222"/>
+          <w:sz w:val="18"/>
+        </w:rPr>
+        <w:t>min_konfidenz_prozent</w:t>
+      </w:r>
+      <w:r>
+        <w:t>/</w:t>
+      </w:r>
+      <w:r>
+        <w:rPr>
+          <w:rFonts w:ascii="Consolas" w:hAnsi="Consolas"/>
+          <w:color w:val="882222"/>
+          <w:sz w:val="18"/>
+        </w:rPr>
+        <w:t>small_cap_budget_prozent</w:t>
+      </w:r>
+      <w:r>
+        <w:t xml:space="preserve"> aus demselben Profil, die bereits deterministisch im Gate bzw. Scoring genutzt werden). Inhaltlich kein Nebensächlichkeits-Fakt, sondern ein durchdachtes, regimeabhängiges Gewichtungsschema aus </w:t>
+      </w:r>
+      <w:r>
+        <w:rPr>
+          <w:rFonts w:ascii="Consolas" w:hAnsi="Consolas"/>
+          <w:color w:val="882222"/>
+          <w:sz w:val="18"/>
+        </w:rPr>
+        <w:t>Basisinfos/config.yaml</w:t>
+      </w:r>
+      <w:r>
+        <w:t xml:space="preserve"> (</w:t>
+      </w:r>
+      <w:r>
+        <w:rPr>
+          <w:rFonts w:ascii="Consolas" w:hAnsi="Consolas"/>
+          <w:color w:val="882222"/>
+          <w:sz w:val="18"/>
+        </w:rPr>
+        <w:t>regime.profile</w:t>
+      </w:r>
+      <w:r>
+        <w:t xml:space="preserve">) — z.B. </w:t>
+      </w:r>
+      <w:r>
+        <w:rPr>
+          <w:rFonts w:ascii="Consolas" w:hAnsi="Consolas"/>
+          <w:color w:val="882222"/>
+          <w:sz w:val="18"/>
+        </w:rPr>
+        <w:t>krise_extrem</w:t>
+      </w:r>
+      <w:r>
+        <w:t xml:space="preserve">: Technik 0.15/Fundamental 0.45/Momentum 0.15/Makro 0.25; </w:t>
+      </w:r>
+      <w:r>
+        <w:rPr>
+          <w:rFonts w:ascii="Consolas" w:hAnsi="Consolas"/>
+          <w:color w:val="882222"/>
+          <w:sz w:val="18"/>
+        </w:rPr>
+        <w:t>bulle</w:t>
+      </w:r>
+      <w:r>
+        <w:t>: Technik 0.43/Fundamental 0.25/Momentum 0.17/Makro 0.15.</w:t>
       </w:r>
     </w:p>
     <w:p>
-      <w:pPr/>
-      <w:r>
-        <w:t>gewicht_technik</w:t>
+      <w:pPr>
+        <w:jc w:val="left"/>
+      </w:pPr>
+      <w:r>
+        <w:t xml:space="preserve">   Neue Regel in </w:t>
       </w:r>
       <w:r>
         <w:rPr>
           <w:rFonts w:ascii="Consolas" w:hAnsi="Consolas"/>
-        </w:rPr>
-        <w:t>/</w:t>
-      </w:r>
-      <w:r>
-        <w:t>gewicht_fundamental</w:t>
+          <w:color w:val="882222"/>
+          <w:sz w:val="18"/>
+        </w:rPr>
+        <w:t>agent/krypto/analyst.py</w:t>
+      </w:r>
+      <w:r>
+        <w:t xml:space="preserve"> (Regel 30, </w:t>
       </w:r>
       <w:r>
         <w:rPr>
           <w:rFonts w:ascii="Consolas" w:hAnsi="Consolas"/>
-        </w:rPr>
-        <w:t>/</w:t>
-      </w:r>
-      <w:r>
-        <w:t>gewicht_momentum</w:t>
+          <w:color w:val="882222"/>
+          <w:sz w:val="18"/>
+        </w:rPr>
+        <w:t>eigene_einschaetzung</w:t>
+      </w:r>
+      <w:r>
+        <w:t xml:space="preserve"> zu Regel 31 verschoben) UND </w:t>
       </w:r>
       <w:r>
         <w:rPr>
           <w:rFonts w:ascii="Consolas" w:hAnsi="Consolas"/>
-        </w:rPr>
-        <w:t>/</w:t>
-      </w:r>
-      <w:r>
-        <w:t>gewicht_kontext_makro`</w:t>
+          <w:color w:val="882222"/>
+          <w:sz w:val="18"/>
+        </w:rPr>
+        <w:t>agent/krypto/hebel_analyst.py</w:t>
+      </w:r>
+      <w:r>
+        <w:t xml:space="preserve"> (Regel 23, </w:t>
+      </w:r>
+      <w:r>
+        <w:rPr>
+          <w:rFonts w:ascii="Consolas" w:hAnsi="Consolas"/>
+          <w:color w:val="882222"/>
+          <w:sz w:val="18"/>
+        </w:rPr>
+        <w:t>eigene_einschaetzung</w:t>
+      </w:r>
+      <w:r>
+        <w:t xml:space="preserve"> zu Regel 24 verschoben, je 3 Kreuzverweise korrigiert): nutzt das Gewichtungsschema als ORIENTIERUNG dafür, wie stark die KI technische/fundamentale/Momentum-/Makro-Aspekte in </w:t>
+      </w:r>
+      <w:r>
+        <w:rPr>
+          <w:rFonts w:ascii="Consolas" w:hAnsi="Consolas"/>
+          <w:color w:val="882222"/>
+          <w:sz w:val="18"/>
+        </w:rPr>
+        <w:t>long_reasoning</w:t>
+      </w:r>
+      <w:r>
+        <w:t xml:space="preserve">/ </w:t>
+      </w:r>
+      <w:r>
+        <w:rPr>
+          <w:rFonts w:ascii="Consolas" w:hAnsi="Consolas"/>
+          <w:color w:val="882222"/>
+          <w:sz w:val="18"/>
+        </w:rPr>
+        <w:t>top_gruende</w:t>
+      </w:r>
+      <w:r>
+        <w:t xml:space="preserve"> gewichtet — ausdrücklich KEINE starre Formel oder Pflichtquote, die eigene Einschätzung der konkreten Fakten bleibt maßgeblich. Passt zum Grundsatz "Kontext liefern, Urteil nicht vorwegnehmen" (Abschnitt 1, Frage 2).</w:t>
       </w:r>
     </w:p>
     <w:p>
-      <w:pPr/>
-      <w:r>
-        <w:t>war in BEIDEN Pipelines (Spot + Hebel) ein toter Fakt — das komplette</w:t>
+      <w:pPr>
+        <w:jc w:val="left"/>
+      </w:pPr>
+      <w:r>
+        <w:t xml:space="preserve">   </w:t>
+      </w:r>
+      <w:r>
+        <w:rPr>
+          <w:b/>
+        </w:rPr>
+        <w:t>Bewusst für BEIDE Pipelines</w:t>
+      </w:r>
+      <w:r>
+        <w:t xml:space="preserve"> (anders als Fear&amp;Greed, Punkt 2): die Frage "welche Analyse-Linse ist in diesem Regime verlässlicher" gilt nicht nur langfristig — die Regime-Klassifikation selbst wird bei Hebel bereits intensiv genutzt (Regime-Konflikt-Deckel, Regime-Persistenz), Frage 4 des Entscheidungsrasters spricht hier also nicht gegen eine gemeinsame Regel.</w:t>
       </w:r>
     </w:p>
     <w:p>
-      <w:pPr/>
-      <w:r>
-        <w:rPr>
-          <w:rFonts w:ascii="Consolas" w:hAnsi="Consolas"/>
-        </w:rPr>
-        <w:t>regime_profile</w:t>
-      </w:r>
-      <w:r>
-        <w:t xml:space="preserve">-Dict wird via </w:t>
-      </w:r>
-      <w:r>
-        <w:rPr>
-          <w:rFonts w:ascii="Consolas" w:hAnsi="Consolas"/>
-        </w:rPr>
-        <w:t>build_facts()</w:t>
-      </w:r>
-      <w:r>
-        <w:t>/</w:t>
-      </w:r>
-      <w:r>
-        <w:rPr>
-          <w:rFonts w:ascii="Consolas" w:hAnsi="Consolas"/>
-        </w:rPr>
-        <w:t>build_hebel_facts()</w:t>
-      </w:r>
-      <w:r>
-        <w:t xml:space="preserve"> an die</w:t>
-      </w:r>
-    </w:p>
-    <w:p>
-      <w:pPr/>
-      <w:r>
-        <w:t>LLM geliefert, aber keine Prompt-Regel referenzierte es (im Unterschied zu</w:t>
-      </w:r>
-    </w:p>
-    <w:p>
-      <w:pPr/>
-      <w:r>
-        <w:rPr>
-          <w:rFonts w:ascii="Consolas" w:hAnsi="Consolas"/>
-        </w:rPr>
-        <w:t>min_konfidenz_prozent</w:t>
-      </w:r>
-      <w:r>
-        <w:t>/</w:t>
-      </w:r>
-      <w:r>
-        <w:rPr>
-          <w:rFonts w:ascii="Consolas" w:hAnsi="Consolas"/>
-        </w:rPr>
-        <w:t>small_cap_budget_prozent</w:t>
-      </w:r>
-      <w:r>
-        <w:t xml:space="preserve"> aus demselben Profil, die</w:t>
-      </w:r>
-    </w:p>
-    <w:p>
-      <w:pPr/>
-      <w:r>
-        <w:t>bereits deterministisch im Gate bzw. Scoring genutzt werden). Inhaltlich</w:t>
-      </w:r>
-    </w:p>
-    <w:p>
-      <w:pPr/>
-      <w:r>
-        <w:t>kein Nebensächlichkeits-Fakt, sondern ein durchdachtes, regimeabhängiges</w:t>
-      </w:r>
-    </w:p>
-    <w:p>
-      <w:pPr/>
-      <w:r>
-        <w:t xml:space="preserve">Gewichtungsschema aus </w:t>
-      </w:r>
-      <w:r>
-        <w:rPr>
-          <w:rFonts w:ascii="Consolas" w:hAnsi="Consolas"/>
-        </w:rPr>
-        <w:t>Basisinfos/config.yaml</w:t>
-      </w:r>
-      <w:r>
-        <w:t xml:space="preserve"> (</w:t>
-      </w:r>
-      <w:r>
-        <w:rPr>
-          <w:rFonts w:ascii="Consolas" w:hAnsi="Consolas"/>
-        </w:rPr>
-        <w:t>regime.profile</w:t>
-      </w:r>
-      <w:r>
-        <w:t>) — z.B.</w:t>
-      </w:r>
-    </w:p>
-    <w:p>
-      <w:pPr/>
-      <w:r>
-        <w:rPr>
-          <w:rFonts w:ascii="Consolas" w:hAnsi="Consolas"/>
-        </w:rPr>
-        <w:t>krise_extrem</w:t>
-      </w:r>
-      <w:r>
-        <w:t>: Technik 0.15/Fundamental 0.45/Momentum 0.15/Makro 0.25;</w:t>
-      </w:r>
-    </w:p>
-    <w:p>
-      <w:pPr/>
-      <w:r>
-        <w:rPr>
-          <w:rFonts w:ascii="Consolas" w:hAnsi="Consolas"/>
-        </w:rPr>
-        <w:t>bulle</w:t>
-      </w:r>
-      <w:r>
-        <w:t>: Technik 0.43/Fundamental 0.25/Momentum 0.17/Makro 0.15.</w:t>
-      </w:r>
-    </w:p>
-    <w:p>
-      <w:pPr/>
-      <w:r>
-        <w:t xml:space="preserve">Neue Regel in </w:t>
-      </w:r>
-      <w:r>
-        <w:rPr>
-          <w:rFonts w:ascii="Consolas" w:hAnsi="Consolas"/>
-        </w:rPr>
-        <w:t>agent/krypto/analyst.py</w:t>
-      </w:r>
-      <w:r>
-        <w:t xml:space="preserve"> (Regel 30, </w:t>
-      </w:r>
-      <w:r>
-        <w:rPr>
-          <w:rFonts w:ascii="Consolas" w:hAnsi="Consolas"/>
-        </w:rPr>
-        <w:t>eigene_einschaetzung</w:t>
-      </w:r>
-    </w:p>
-    <w:p>
-      <w:pPr/>
-      <w:r>
-        <w:t xml:space="preserve">zu Regel 31 verschoben) UND </w:t>
-      </w:r>
-      <w:r>
-        <w:rPr>
-          <w:rFonts w:ascii="Consolas" w:hAnsi="Consolas"/>
-        </w:rPr>
-        <w:t>agent/krypto/hebel_analyst.py</w:t>
-      </w:r>
-      <w:r>
-        <w:t xml:space="preserve"> (Regel 23,</w:t>
-      </w:r>
-    </w:p>
-    <w:p>
-      <w:pPr/>
-      <w:r>
-        <w:rPr>
-          <w:rFonts w:ascii="Consolas" w:hAnsi="Consolas"/>
-        </w:rPr>
-        <w:t>eigene_einschaetzung</w:t>
-      </w:r>
-      <w:r>
-        <w:t xml:space="preserve"> zu Regel 24 verschoben, je 3 Kreuzverweise korrigiert):</w:t>
-      </w:r>
-    </w:p>
-    <w:p>
-      <w:pPr/>
-      <w:r>
-        <w:t>nutzt das Gewichtungsschema als ORIENTIERUNG dafür, wie stark die KI</w:t>
-      </w:r>
-    </w:p>
-    <w:p>
-      <w:pPr/>
-      <w:r>
-        <w:t xml:space="preserve">technische/fundamentale/Momentum-/Makro-Aspekte in </w:t>
-      </w:r>
-      <w:r>
-        <w:rPr>
-          <w:rFonts w:ascii="Consolas" w:hAnsi="Consolas"/>
-        </w:rPr>
-        <w:t>long_reasoning</w:t>
-      </w:r>
-      <w:r>
-        <w:t>/</w:t>
-      </w:r>
-    </w:p>
-    <w:p>
-      <w:pPr/>
-      <w:r>
-        <w:rPr>
-          <w:rFonts w:ascii="Consolas" w:hAnsi="Consolas"/>
-        </w:rPr>
-        <w:t>top_gruende</w:t>
-      </w:r>
-      <w:r>
-        <w:t xml:space="preserve"> gewichtet — ausdrücklich KEINE starre Formel oder Pflichtquote,</w:t>
-      </w:r>
-    </w:p>
-    <w:p>
-      <w:pPr/>
-      <w:r>
-        <w:t>die eigene Einschätzung der konkreten Fakten bleibt maßgeblich. Passt zum</w:t>
-      </w:r>
-    </w:p>
-    <w:p>
-      <w:pPr/>
-      <w:r>
-        <w:t>Grundsatz "Kontext liefern, Urteil nicht vorwegnehmen" (Abschnitt 1, Frage 2).</w:t>
-      </w:r>
-    </w:p>
-    <w:p>
-      <w:pPr/>
-      <w:r>
-        <w:rPr>
-          <w:b/>
-        </w:rPr>
-        <w:t>Bewusst für BEIDE Pipelines</w:t>
-      </w:r>
-      <w:r>
-        <w:t xml:space="preserve"> (anders als Fear&amp;Greed, Punkt 2): die Frage</w:t>
-      </w:r>
-    </w:p>
-    <w:p>
-      <w:pPr/>
-      <w:r>
-        <w:t>"welche Analyse-Linse ist in diesem Regime verlässlicher" gilt nicht nur</w:t>
-      </w:r>
-    </w:p>
-    <w:p>
-      <w:pPr/>
-      <w:r>
-        <w:t>langfristig — die Regime-Klassifikation selbst wird bei Hebel bereits</w:t>
-      </w:r>
-    </w:p>
-    <w:p>
-      <w:pPr/>
-      <w:r>
-        <w:t>intensiv genutzt (Regime-Konflikt-Deckel, Regime-Persistenz), Frage 4 des</w:t>
-      </w:r>
-    </w:p>
-    <w:p>
-      <w:pPr/>
-      <w:r>
-        <w:t>Entscheidungsrasters spricht hier also nicht gegen eine gemeinsame Regel.</w:t>
-      </w:r>
-    </w:p>
-    <w:p>
-      <w:pPr/>
-      <w:r>
-        <w:t>Verifiziert (Klasse 1): Modul-Import + Compile-Check beider Dateien,</w:t>
-      </w:r>
-    </w:p>
-    <w:p>
-      <w:pPr/>
-      <w:r>
-        <w:t>durchgängige Regelnummerierung Spot 1-31 / Hebel 1-24 ohne Lücke.</w:t>
-      </w:r>
-    </w:p>
-    <w:p>
-      <w:pPr/>
-      <w:r>
-        <w:t>Token-Budget-Check: ca. 150 Token je Datei, vernachlässigbar (siehe</w:t>
-      </w:r>
-    </w:p>
-    <w:p>
-      <w:pPr/>
-      <w:r>
-        <w:t>Begründung bei Punkt 2).</w:t>
+      <w:pPr>
+        <w:jc w:val="left"/>
+      </w:pPr>
+      <w:r>
+        <w:t xml:space="preserve">   Verifiziert (Klasse 1): Modul-Import + Compile-Check beider Dateien, durchgängige Regelnummerierung Spot 1-31 / Hebel 1-24 ohne Lücke. Token-Budget-Check: ca. 150 Token je Datei, vernachlässigbar (siehe Begründung bei Punkt 2).</w:t>
       </w:r>
     </w:p>
     <w:p>
@@ -4666,382 +4620,258 @@
         <w:t>Stufe 2 — Verifiziert (synthetisch), noch nicht committet:</w:t>
       </w:r>
       <w:r>
-        <w:t xml:space="preserve"> Spot-Retail-</w:t>
+        <w:t xml:space="preserve"> Spot-Retail- Konsens-Filter analog zu Hebel nachgezogen. Bei Hebel gibt es zwei getrennte Mechanismen, die beide "Retail-Konsens" heißen: </w:t>
+      </w:r>
+      <w:r>
+        <w:rPr>
+          <w:rFonts w:ascii="Consolas" w:hAnsi="Consolas"/>
+          <w:color w:val="882222"/>
+          <w:sz w:val="18"/>
+        </w:rPr>
+        <w:t>retail_konsens_risiko()</w:t>
+      </w:r>
+      <w:r>
+        <w:t xml:space="preserve"> (richtungsabhängige Deckel-Formel für den erlaubten Hebel) und </w:t>
+      </w:r>
+      <w:r>
+        <w:rPr>
+          <w:rFonts w:ascii="Consolas" w:hAnsi="Consolas"/>
+          <w:color w:val="882222"/>
+          <w:sz w:val="18"/>
+        </w:rPr>
+        <w:t>filtere_retail_konsens_top_gruende()</w:t>
+      </w:r>
+      <w:r>
+        <w:t xml:space="preserve"> (reiner Text-Filter, entfernt jeden </w:t>
+      </w:r>
+      <w:r>
+        <w:rPr>
+          <w:rFonts w:ascii="Consolas" w:hAnsi="Consolas"/>
+          <w:color w:val="882222"/>
+          <w:sz w:val="18"/>
+        </w:rPr>
+        <w:t>top_gruende</w:t>
+      </w:r>
+      <w:r>
+        <w:t>-Eintrag, der sich auf Retail-Konten-Positionierung beruft, unabhängig von der Richtung — Kategorie-Fehler: Positionierungsdaten sagen etwas über Squeeze-/Liquidationsrisiko aus, nicht darüber, ob der Kurs steigen sollte). Nur Letzteres ist für Spot relevant (kein Hebel-Konzept bei Spot); Spot hat aber bereits denselben zugrunde liegenden Fakt (</w:t>
+      </w:r>
+      <w:r>
+        <w:rPr>
+          <w:rFonts w:ascii="Consolas" w:hAnsi="Consolas"/>
+          <w:color w:val="882222"/>
+          <w:sz w:val="18"/>
+        </w:rPr>
+        <w:t>retail_long_bias_extrem</w:t>
+      </w:r>
+      <w:r>
+        <w:t>/</w:t>
+      </w:r>
+      <w:r>
+        <w:rPr>
+          <w:rFonts w:ascii="Consolas" w:hAnsi="Consolas"/>
+          <w:color w:val="882222"/>
+          <w:sz w:val="18"/>
+        </w:rPr>
+        <w:t>long_konten_anteil_prozent</w:t>
+      </w:r>
+      <w:r>
+        <w:t>) und dieselbe Prompt-Warnung (Regel 15), nur ohne deterministische Rückversicherung.</w:t>
       </w:r>
     </w:p>
     <w:p>
-      <w:pPr/>
-      <w:r>
-        <w:t>Konsens-Filter analog zu Hebel nachgezogen. Bei Hebel gibt es zwei getrennte</w:t>
+      <w:pPr>
+        <w:jc w:val="left"/>
+      </w:pPr>
+      <w:r>
+        <w:t xml:space="preserve">   </w:t>
+      </w:r>
+      <w:r>
+        <w:rPr>
+          <w:b/>
+        </w:rPr>
+        <w:t>Bewusst dupliziert statt importiert</w:t>
+      </w:r>
+      <w:r>
+        <w:t xml:space="preserve"> (Nutzer-Einschätzung: Spot/Hebel könnten hier eher auseinanderlaufen als gleich bleiben): </w:t>
+      </w:r>
+      <w:r>
+        <w:rPr>
+          <w:rFonts w:ascii="Consolas" w:hAnsi="Consolas"/>
+          <w:color w:val="882222"/>
+          <w:sz w:val="18"/>
+        </w:rPr>
+        <w:t>risk_gate.py</w:t>
+      </w:r>
+      <w:r>
+        <w:t xml:space="preserve"> bekommt eine eigene Kopie von </w:t>
+      </w:r>
+      <w:r>
+        <w:rPr>
+          <w:rFonts w:ascii="Consolas" w:hAnsi="Consolas"/>
+          <w:color w:val="882222"/>
+          <w:sz w:val="18"/>
+        </w:rPr>
+        <w:t>_RETAIL_KONSENS_TOP_GRUND_MUSTER</w:t>
+      </w:r>
+      <w:r>
+        <w:t xml:space="preserve">/ </w:t>
+      </w:r>
+      <w:r>
+        <w:rPr>
+          <w:rFonts w:ascii="Consolas" w:hAnsi="Consolas"/>
+          <w:color w:val="882222"/>
+          <w:sz w:val="18"/>
+        </w:rPr>
+        <w:t>filtere_retail_konsens_top_gruende()</w:t>
+      </w:r>
+      <w:r>
+        <w:t xml:space="preserve">, mit Kreuzverweis-Kommentar zum Hebel-Pendant in </w:t>
+      </w:r>
+      <w:r>
+        <w:rPr>
+          <w:rFonts w:ascii="Consolas" w:hAnsi="Consolas"/>
+          <w:color w:val="882222"/>
+          <w:sz w:val="18"/>
+        </w:rPr>
+        <w:t>hebel_risk_gate.py</w:t>
+      </w:r>
+      <w:r>
+        <w:t xml:space="preserve"> — abweichend vom sonst üblichen "einzige Quelle der Wahrheit"-Muster (</w:t>
+      </w:r>
+      <w:r>
+        <w:rPr>
+          <w:rFonts w:ascii="Consolas" w:hAnsi="Consolas"/>
+          <w:color w:val="882222"/>
+          <w:sz w:val="18"/>
+        </w:rPr>
+        <w:t>CRV_MINIMUM</w:t>
+      </w:r>
+      <w:r>
+        <w:t>), weil Spot (langfristige These) und Hebel (kurzfristige Taktik) hier absichtlich als eigenständig behandelt werden.</w:t>
       </w:r>
     </w:p>
     <w:p>
-      <w:pPr/>
-      <w:r>
-        <w:t xml:space="preserve">Mechanismen, die beide "Retail-Konsens" heißen: </w:t>
+      <w:pPr>
+        <w:jc w:val="left"/>
+      </w:pPr>
+      <w:r>
+        <w:t xml:space="preserve">   </w:t>
+      </w:r>
+      <w:r>
+        <w:rPr>
+          <w:b/>
+        </w:rPr>
+        <w:t>Anwendungsort:</w:t>
+      </w:r>
+      <w:r>
+        <w:t xml:space="preserve"> neuer Parameter </w:t>
       </w:r>
       <w:r>
         <w:rPr>
           <w:rFonts w:ascii="Consolas" w:hAnsi="Consolas"/>
-        </w:rPr>
-        <w:t>retail_konsens_risiko()</w:t>
+          <w:color w:val="882222"/>
+          <w:sz w:val="18"/>
+        </w:rPr>
+        <w:t>filter_retail_konsens_top_gruende</w:t>
+      </w:r>
+      <w:r>
+        <w:t xml:space="preserve"> (Default </w:t>
+      </w:r>
+      <w:r>
+        <w:rPr>
+          <w:rFonts w:ascii="Consolas" w:hAnsi="Consolas"/>
+          <w:color w:val="882222"/>
+          <w:sz w:val="18"/>
+        </w:rPr>
+        <w:t>False</w:t>
+      </w:r>
+      <w:r>
+        <w:t xml:space="preserve">) in </w:t>
+      </w:r>
+      <w:r>
+        <w:rPr>
+          <w:rFonts w:ascii="Consolas" w:hAnsi="Consolas"/>
+          <w:color w:val="882222"/>
+          <w:sz w:val="18"/>
+        </w:rPr>
+        <w:t>risk_gate.py::post_check()</w:t>
+      </w:r>
+      <w:r>
+        <w:t xml:space="preserve"> — nur </w:t>
+      </w:r>
+      <w:r>
+        <w:rPr>
+          <w:rFonts w:ascii="Consolas" w:hAnsi="Consolas"/>
+          <w:color w:val="882222"/>
+          <w:sz w:val="18"/>
+        </w:rPr>
+        <w:t>agent/krypto/pipeline.py</w:t>
+      </w:r>
+      <w:r>
+        <w:t xml:space="preserve"> (Krypto-Spot) setzt </w:t>
+      </w:r>
+      <w:r>
+        <w:rPr>
+          <w:rFonts w:ascii="Consolas" w:hAnsi="Consolas"/>
+          <w:color w:val="882222"/>
+          <w:sz w:val="18"/>
+        </w:rPr>
+        <w:t>True</w:t>
+      </w:r>
+      <w:r>
+        <w:t xml:space="preserve">. NICHT generisch für alle 4 Spot-family-Pipelines aktiv: Aktien hat mit </w:t>
+      </w:r>
+      <w:r>
+        <w:rPr>
+          <w:rFonts w:ascii="Consolas" w:hAnsi="Consolas"/>
+          <w:color w:val="882222"/>
+          <w:sz w:val="18"/>
+        </w:rPr>
+        <w:t>short_interest_finra</w:t>
+      </w:r>
+      <w:r>
+        <w:t xml:space="preserve"> ein ähnlich klingendes, aber fachlich anderes Konzept (institutionelle FINRA-Meldungen, kein Retail-Konsens) — per synthetischem Test (T4) empirisch bestätigt, dass der Regex bei FINRA-Short-Interest-Formulierungen ("Short-Interest laut FINRA...", "Short-Squeeze-Setup...") NICHT anschlägt, trotzdem bewusst nur am Krypto-Spot-Aufruf aktiviert statt generisch in </w:t>
+      </w:r>
+      <w:r>
+        <w:rPr>
+          <w:rFonts w:ascii="Consolas" w:hAnsi="Consolas"/>
+          <w:color w:val="882222"/>
+          <w:sz w:val="18"/>
+        </w:rPr>
+        <w:t>post_check()</w:t>
+      </w:r>
+      <w:r>
+        <w:t>, um kein unnötiges Risiko in einer gemeinsam genutzten Funktion einzugehen.</w:t>
       </w:r>
     </w:p>
     <w:p>
-      <w:pPr/>
-      <w:r>
-        <w:t>(richtungsabhängige Deckel-Formel für den erlaubten Hebel) und</w:t>
-      </w:r>
-    </w:p>
-    <w:p>
-      <w:pPr/>
+      <w:pPr>
+        <w:jc w:val="left"/>
+      </w:pPr>
+      <w:r>
+        <w:t xml:space="preserve">   Verifiziert (Klasse 2, 4 Testfälle): T1 Hebel-Regression (Verhalten unverändert), T2 Spot-Positivfall (identisches Verhalten zu Hebel bei demselben Text), T3 Grenzfälle (kein list, leere Liste, fehlendes </w:t>
+      </w:r>
       <w:r>
         <w:rPr>
           <w:rFonts w:ascii="Consolas" w:hAnsi="Consolas"/>
-        </w:rPr>
-        <w:t>filtere_retail_konsens_top_gruende()</w:t>
-      </w:r>
-      <w:r>
-        <w:t xml:space="preserve"> (reiner Text-Filter, entfernt jeden</w:t>
-      </w:r>
-    </w:p>
-    <w:p>
-      <w:pPr/>
+          <w:color w:val="882222"/>
+          <w:sz w:val="18"/>
+        </w:rPr>
+        <w:t>text</w:t>
+      </w:r>
+      <w:r>
+        <w:t xml:space="preserve">-Feld, </w:t>
+      </w:r>
       <w:r>
         <w:rPr>
           <w:rFonts w:ascii="Consolas" w:hAnsi="Consolas"/>
-        </w:rPr>
-        <w:t>top_gruende</w:t>
-      </w:r>
-      <w:r>
-        <w:t>-Eintrag, der sich auf Retail-Konten-Positionierung beruft,</w:t>
-      </w:r>
-    </w:p>
-    <w:p>
-      <w:pPr/>
-      <w:r>
-        <w:t>unabhängig von der Richtung — Kategorie-Fehler: Positionierungsdaten sagen</w:t>
-      </w:r>
-    </w:p>
-    <w:p>
-      <w:pPr/>
-      <w:r>
-        <w:t>etwas über Squeeze-/Liquidationsrisiko aus, nicht darüber, ob der Kurs</w:t>
-      </w:r>
-    </w:p>
-    <w:p>
-      <w:pPr/>
-      <w:r>
-        <w:t>steigen sollte). Nur Letzteres ist für Spot relevant (kein Hebel-Konzept</w:t>
-      </w:r>
-    </w:p>
-    <w:p>
-      <w:pPr/>
-      <w:r>
-        <w:t>bei Spot); Spot hat aber bereits denselben zugrunde liegenden Fakt</w:t>
-      </w:r>
-    </w:p>
-    <w:p>
-      <w:pPr/>
-      <w:r>
-        <w:t>(</w:t>
-      </w:r>
-      <w:r>
-        <w:rPr>
-          <w:rFonts w:ascii="Consolas" w:hAnsi="Consolas"/>
-        </w:rPr>
-        <w:t>retail_long_bias_extrem</w:t>
-      </w:r>
-      <w:r>
-        <w:t>/</w:t>
-      </w:r>
-      <w:r>
-        <w:rPr>
-          <w:rFonts w:ascii="Consolas" w:hAnsi="Consolas"/>
-        </w:rPr>
-        <w:t>long_konten_anteil_prozent</w:t>
-      </w:r>
-      <w:r>
-        <w:t>) und dieselbe</w:t>
-      </w:r>
-    </w:p>
-    <w:p>
-      <w:pPr/>
-      <w:r>
-        <w:t>Prompt-Warnung (Regel 15), nur ohne deterministische Rückversicherung.</w:t>
-      </w:r>
-    </w:p>
-    <w:p>
-      <w:pPr/>
-      <w:r>
-        <w:rPr>
-          <w:b/>
-        </w:rPr>
-        <w:t>Bewusst dupliziert statt importiert</w:t>
-      </w:r>
-      <w:r>
-        <w:t xml:space="preserve"> (Nutzer-Einschätzung: Spot/Hebel</w:t>
-      </w:r>
-    </w:p>
-    <w:p>
-      <w:pPr/>
-      <w:r>
-        <w:t xml:space="preserve">könnten hier eher auseinanderlaufen als gleich bleiben): </w:t>
-      </w:r>
-      <w:r>
-        <w:rPr>
-          <w:rFonts w:ascii="Consolas" w:hAnsi="Consolas"/>
-        </w:rPr>
-        <w:t>risk_gate.py</w:t>
-      </w:r>
-    </w:p>
-    <w:p>
-      <w:pPr/>
-      <w:r>
-        <w:t xml:space="preserve">bekommt eine eigene Kopie von </w:t>
-      </w:r>
-      <w:r>
-        <w:rPr>
-          <w:rFonts w:ascii="Consolas" w:hAnsi="Consolas"/>
-        </w:rPr>
-        <w:t>_RETAIL_KONSENS_TOP_GRUND_MUSTER</w:t>
-      </w:r>
-      <w:r>
-        <w:t>/</w:t>
-      </w:r>
-    </w:p>
-    <w:p>
-      <w:pPr/>
-      <w:r>
-        <w:rPr>
-          <w:rFonts w:ascii="Consolas" w:hAnsi="Consolas"/>
-        </w:rPr>
-        <w:t>filtere_retail_konsens_top_gruende()</w:t>
-      </w:r>
-      <w:r>
-        <w:t>, mit Kreuzverweis-Kommentar zum</w:t>
-      </w:r>
-    </w:p>
-    <w:p>
-      <w:pPr/>
-      <w:r>
-        <w:t xml:space="preserve">Hebel-Pendant in </w:t>
-      </w:r>
-      <w:r>
-        <w:rPr>
-          <w:rFonts w:ascii="Consolas" w:hAnsi="Consolas"/>
-        </w:rPr>
-        <w:t>hebel_risk_gate.py</w:t>
-      </w:r>
-      <w:r>
-        <w:t xml:space="preserve"> — abweichend vom sonst üblichen</w:t>
-      </w:r>
-    </w:p>
-    <w:p>
-      <w:pPr/>
-      <w:r>
-        <w:t>"einzige Quelle der Wahrheit"-Muster (</w:t>
-      </w:r>
-      <w:r>
-        <w:rPr>
-          <w:rFonts w:ascii="Consolas" w:hAnsi="Consolas"/>
-        </w:rPr>
-        <w:t>CRV_MINIMUM</w:t>
-      </w:r>
-      <w:r>
-        <w:t>), weil Spot</w:t>
-      </w:r>
-    </w:p>
-    <w:p>
-      <w:pPr/>
-      <w:r>
-        <w:t>(langfristige These) und Hebel (kurzfristige Taktik) hier absichtlich als</w:t>
-      </w:r>
-    </w:p>
-    <w:p>
-      <w:pPr/>
-      <w:r>
-        <w:t>eigenständig behandelt werden.</w:t>
-      </w:r>
-    </w:p>
-    <w:p>
-      <w:pPr/>
-      <w:r>
-        <w:rPr>
-          <w:b/>
-        </w:rPr>
-        <w:t>Anwendungsort:</w:t>
-      </w:r>
-      <w:r>
-        <w:t xml:space="preserve"> neuer Parameter </w:t>
-      </w:r>
-      <w:r>
-        <w:rPr>
-          <w:rFonts w:ascii="Consolas" w:hAnsi="Consolas"/>
-        </w:rPr>
-        <w:t>filter_retail_konsens_top_gruende</w:t>
-      </w:r>
-    </w:p>
-    <w:p>
-      <w:pPr/>
-      <w:r>
-        <w:t xml:space="preserve">(Default </w:t>
-      </w:r>
-      <w:r>
-        <w:rPr>
-          <w:rFonts w:ascii="Consolas" w:hAnsi="Consolas"/>
-        </w:rPr>
-        <w:t>False</w:t>
-      </w:r>
-      <w:r>
-        <w:t xml:space="preserve">) in </w:t>
-      </w:r>
-      <w:r>
-        <w:rPr>
-          <w:rFonts w:ascii="Consolas" w:hAnsi="Consolas"/>
-        </w:rPr>
-        <w:t>risk_gate.py::post_check()</w:t>
-      </w:r>
-      <w:r>
-        <w:t xml:space="preserve"> — nur</w:t>
-      </w:r>
-    </w:p>
-    <w:p>
-      <w:pPr/>
-      <w:r>
-        <w:rPr>
-          <w:rFonts w:ascii="Consolas" w:hAnsi="Consolas"/>
-        </w:rPr>
-        <w:t>agent/krypto/pipeline.py</w:t>
-      </w:r>
-      <w:r>
-        <w:t xml:space="preserve"> (Krypto-Spot) setzt </w:t>
-      </w:r>
-      <w:r>
-        <w:rPr>
-          <w:rFonts w:ascii="Consolas" w:hAnsi="Consolas"/>
-        </w:rPr>
-        <w:t>True</w:t>
-      </w:r>
-      <w:r>
-        <w:t>. NICHT generisch für</w:t>
-      </w:r>
-    </w:p>
-    <w:p>
-      <w:pPr/>
-      <w:r>
-        <w:t xml:space="preserve">alle 4 Spot-family-Pipelines aktiv: Aktien hat mit </w:t>
-      </w:r>
-      <w:r>
-        <w:rPr>
-          <w:rFonts w:ascii="Consolas" w:hAnsi="Consolas"/>
-        </w:rPr>
-        <w:t>short_interest_finra</w:t>
-      </w:r>
-    </w:p>
-    <w:p>
-      <w:pPr/>
-      <w:r>
-        <w:t>ein ähnlich klingendes, aber fachlich anderes Konzept (institutionelle</w:t>
-      </w:r>
-    </w:p>
-    <w:p>
-      <w:pPr/>
-      <w:r>
-        <w:t>FINRA-Meldungen, kein Retail-Konsens) — per synthetischem Test (T4)</w:t>
-      </w:r>
-    </w:p>
-    <w:p>
-      <w:pPr/>
-      <w:r>
-        <w:t>empirisch bestätigt, dass der Regex bei FINRA-Short-Interest-Formulierungen</w:t>
-      </w:r>
-    </w:p>
-    <w:p>
-      <w:pPr/>
-      <w:r>
-        <w:t>("Short-Interest laut FINRA...", "Short-Squeeze-Setup...") NICHT anschlägt,</w:t>
-      </w:r>
-    </w:p>
-    <w:p>
-      <w:pPr/>
-      <w:r>
-        <w:t>trotzdem bewusst nur am Krypto-Spot-Aufruf aktiviert statt generisch in</w:t>
-      </w:r>
-    </w:p>
-    <w:p>
-      <w:pPr/>
-      <w:r>
-        <w:rPr>
-          <w:rFonts w:ascii="Consolas" w:hAnsi="Consolas"/>
-        </w:rPr>
-        <w:t>post_check()</w:t>
-      </w:r>
-      <w:r>
-        <w:t>, um kein unnötiges Risiko in einer gemeinsam genutzten</w:t>
-      </w:r>
-    </w:p>
-    <w:p>
-      <w:pPr/>
-      <w:r>
-        <w:t>Funktion einzugehen.</w:t>
-      </w:r>
-    </w:p>
-    <w:p>
-      <w:pPr/>
-      <w:r>
-        <w:t>Verifiziert (Klasse 2, 4 Testfälle): T1 Hebel-Regression (Verhalten</w:t>
-      </w:r>
-    </w:p>
-    <w:p>
-      <w:pPr/>
-      <w:r>
-        <w:t>unverändert), T2 Spot-Positivfall (identisches Verhalten zu Hebel bei</w:t>
-      </w:r>
-    </w:p>
-    <w:p>
-      <w:pPr/>
-      <w:r>
-        <w:t>demselben Text), T3 Grenzfälle (kein list, leere Liste, fehlendes</w:t>
-      </w:r>
-    </w:p>
-    <w:p>
-      <w:pPr/>
-      <w:r>
-        <w:rPr>
-          <w:rFonts w:ascii="Consolas" w:hAnsi="Consolas"/>
-        </w:rPr>
-        <w:t>text</w:t>
-      </w:r>
-      <w:r>
-        <w:t xml:space="preserve">-Feld, </w:t>
-      </w:r>
-      <w:r>
-        <w:rPr>
-          <w:rFonts w:ascii="Consolas" w:hAnsi="Consolas"/>
+          <w:color w:val="882222"/>
+          <w:sz w:val="18"/>
         </w:rPr>
         <w:t>None</w:t>
       </w:r>
       <w:r>
-        <w:t>-Eintrag), T4 Kombinationsfall (Retail-/Long-Short-</w:t>
-      </w:r>
-    </w:p>
-    <w:p>
-      <w:pPr/>
-      <w:r>
-        <w:t>Ratio-Varianten werden gefiltert, FINRA-Short-Interest/Short-Squeeze-Text</w:t>
-      </w:r>
-    </w:p>
-    <w:p>
-      <w:pPr/>
-      <w:r>
-        <w:t>bleibt erhalten). Regressionscheck: Import aller 5 Spot-family-</w:t>
-      </w:r>
-    </w:p>
-    <w:p>
-      <w:pPr/>
-      <w:r>
-        <w:t>Pipeline-Module OK.</w:t>
+        <w:t>-Eintrag), T4 Kombinationsfall (Retail-/Long-Short- Ratio-Varianten werden gefiltert, FINRA-Short-Interest/Short-Squeeze-Text bleibt erhalten). Regressionscheck: Import aller 5 Spot-family- Pipeline-Module OK.</w:t>
       </w:r>
     </w:p>
     <w:p>
@@ -5055,463 +4885,352 @@
         <w:t>Stufe 2 — Verifiziert (synthetisch), noch nicht committet:</w:t>
       </w:r>
       <w:r>
-        <w:t xml:space="preserve"> `historischer_</w:t>
+        <w:t xml:space="preserve"> </w:t>
+      </w:r>
+      <w:r>
+        <w:rPr>
+          <w:rFonts w:ascii="Consolas" w:hAnsi="Consolas"/>
+          <w:color w:val="882222"/>
+          <w:sz w:val="18"/>
+        </w:rPr>
+        <w:t>historischer_ makro_vergleich</w:t>
+      </w:r>
+      <w:r>
+        <w:t xml:space="preserve"> bei Hebel geprüft. Anders als Fear&amp;Greed/</w:t>
+      </w:r>
+      <w:r>
+        <w:rPr>
+          <w:rFonts w:ascii="Consolas" w:hAnsi="Consolas"/>
+          <w:color w:val="882222"/>
+          <w:sz w:val="18"/>
+        </w:rPr>
+        <w:t>regime_profil</w:t>
+      </w:r>
+      <w:r>
+        <w:t xml:space="preserve"> war das KEIN toter Fakt ohne Kontext — die Hebel-Regel 15 hatte bereits eine auffällig starke Warnung ("NIEMALS als belastbare Statistik... insbesondere für Hebel-Positionen"). Die eigentliche Frage: lohnt sich der Fakt trotz starker Warnung noch, angesichts der 6-/12-Monats-Vorwärts- renditen (</w:t>
+      </w:r>
+      <w:r>
+        <w:rPr>
+          <w:rFonts w:ascii="Consolas" w:hAnsi="Consolas"/>
+          <w:color w:val="882222"/>
+          <w:sz w:val="18"/>
+        </w:rPr>
+        <w:t>top_analoge</w:t>
+      </w:r>
+      <w:r>
+        <w:t xml:space="preserve">, </w:t>
+      </w:r>
+      <w:r>
+        <w:rPr>
+          <w:rFonts w:ascii="Consolas" w:hAnsi="Consolas"/>
+          <w:color w:val="882222"/>
+          <w:sz w:val="18"/>
+        </w:rPr>
+        <w:t>spx_forward_*</w:t>
+      </w:r>
+      <w:r>
+        <w:t>/</w:t>
+      </w:r>
+      <w:r>
+        <w:rPr>
+          <w:rFonts w:ascii="Consolas" w:hAnsi="Consolas"/>
+          <w:color w:val="882222"/>
+          <w:sz w:val="18"/>
+        </w:rPr>
+        <w:t>btc_forward_*</w:t>
+      </w:r>
+      <w:r>
+        <w:t>), die strukturell ein Mehrmonats-Konzept sind — ein Kategorie-Problem, das selbst starke Prompt-Warnungen nicht zuverlässig lösen (dasselbe Muster wie beim Retail-Konsens-Fund: reine Prompt-Warnungen reichen nicht immer aus).</w:t>
       </w:r>
     </w:p>
     <w:p>
-      <w:pPr/>
-      <w:r>
-        <w:t>makro_vergleich</w:t>
+      <w:pPr>
+        <w:jc w:val="left"/>
+      </w:pPr>
+      <w:r>
+        <w:t xml:space="preserve">   </w:t>
+      </w:r>
+      <w:r>
+        <w:rPr>
+          <w:b/>
+        </w:rPr>
+        <w:t>Lösung (Nutzer-Vorschlag, verfeinert):</w:t>
+      </w:r>
+      <w:r>
+        <w:t xml:space="preserve"> nicht komplett entfernen, sondern </w:t>
+      </w:r>
+      <w:r>
+        <w:rPr>
+          <w:b/>
+        </w:rPr>
+        <w:t>destillieren</w:t>
+      </w:r>
+      <w:r>
+        <w:t xml:space="preserve"> — die aktuelle Makro-Konstellation (</w:t>
       </w:r>
       <w:r>
         <w:rPr>
           <w:rFonts w:ascii="Consolas" w:hAnsi="Consolas"/>
-        </w:rPr>
-        <w:t xml:space="preserve"> bei Hebel geprüft. Anders als Fear&amp;Greed/</w:t>
-      </w:r>
-      <w:r>
-        <w:t>regime_profil`</w:t>
+          <w:color w:val="882222"/>
+          <w:sz w:val="18"/>
+        </w:rPr>
+        <w:t>aktuelle_konstellation</w:t>
+      </w:r>
+      <w:r>
+        <w:t xml:space="preserve">: Dollarstärke/Zinsen/Renditen/Öl/Aktienbewertung) ist zeitlos gültig, kein Mehrmonats-Konzept, bleibt erhalten. Neue Funktion </w:t>
+      </w:r>
+      <w:r>
+        <w:rPr>
+          <w:rFonts w:ascii="Consolas" w:hAnsi="Consolas"/>
+          <w:color w:val="882222"/>
+          <w:sz w:val="18"/>
+        </w:rPr>
+        <w:t>agent/krypto/makro_analog.py::distill_makro_vergleich_fuer_hebel()</w:t>
+      </w:r>
+      <w:r>
+        <w:t xml:space="preserve"> reduziert auf </w:t>
+      </w:r>
+      <w:r>
+        <w:rPr>
+          <w:rFonts w:ascii="Consolas" w:hAnsi="Consolas"/>
+          <w:color w:val="882222"/>
+          <w:sz w:val="18"/>
+        </w:rPr>
+        <w:t>aktuelle_konstellation</w:t>
+      </w:r>
+      <w:r>
+        <w:t xml:space="preserve"> + </w:t>
+      </w:r>
+      <w:r>
+        <w:rPr>
+          <w:rFonts w:ascii="Consolas" w:hAnsi="Consolas"/>
+          <w:color w:val="882222"/>
+          <w:sz w:val="18"/>
+        </w:rPr>
+        <w:t>anzahl_analoge</w:t>
+      </w:r>
+      <w:r>
+        <w:t xml:space="preserve"> + </w:t>
+      </w:r>
+      <w:r>
+        <w:rPr>
+          <w:rFonts w:ascii="Consolas" w:hAnsi="Consolas"/>
+          <w:color w:val="882222"/>
+          <w:sz w:val="18"/>
+        </w:rPr>
+        <w:t>spx_median_forward_6m_prozent</w:t>
+      </w:r>
+      <w:r>
+        <w:t xml:space="preserve"> (12-Monats-Wert bewusst weggelassen — noch länger, noch unpassender; </w:t>
+      </w:r>
+      <w:r>
+        <w:rPr>
+          <w:rFonts w:ascii="Consolas" w:hAnsi="Consolas"/>
+          <w:color w:val="882222"/>
+          <w:sz w:val="18"/>
+        </w:rPr>
+        <w:t>top_analoge</w:t>
+      </w:r>
+      <w:r>
+        <w:t xml:space="preserve">-Liste entfällt komplett — größter Umfang UND größte Fehlinterpretationsgefahr; kein aggregiertes BTC-Feld, unverändert). Gleicher Fakt-Schlüsselname </w:t>
+      </w:r>
+      <w:r>
+        <w:rPr>
+          <w:rFonts w:ascii="Consolas" w:hAnsi="Consolas"/>
+          <w:color w:val="882222"/>
+          <w:sz w:val="18"/>
+        </w:rPr>
+        <w:t>historischer_makro_vergleich</w:t>
+      </w:r>
+      <w:r>
+        <w:t xml:space="preserve"> für Spot UND Hebel beibehalten (nicht umbenannt) — der Fakt wird nirgends dauerhaft gespeichert, beide Fassungen werden nie gemeinsam vom selben Code gelesen, ein Kreuzverweis-Kommentar an der Hebel-Definitionsstelle reicht für menschliche Lesbarkeit.</w:t>
       </w:r>
     </w:p>
     <w:p>
-      <w:pPr/>
-      <w:r>
-        <w:t>war das KEIN toter Fakt ohne Kontext — die Hebel-Regel 15 hatte bereits</w:t>
+      <w:pPr>
+        <w:jc w:val="left"/>
+      </w:pPr>
+      <w:r>
+        <w:t xml:space="preserve">   Hebel-Regel 15 komplett neu gefasst: die verbleibende Kennzahl wird ausdrücklich als </w:t>
+      </w:r>
+      <w:r>
+        <w:rPr>
+          <w:b/>
+        </w:rPr>
+        <w:t>richtungsneutraler</w:t>
+      </w:r>
+      <w:r>
+        <w:t xml:space="preserve"> Risikoappetit-Hintergrund für </w:t>
+      </w:r>
+      <w:r>
+        <w:rPr>
+          <w:rFonts w:ascii="Consolas" w:hAnsi="Consolas"/>
+          <w:color w:val="882222"/>
+          <w:sz w:val="18"/>
+        </w:rPr>
+        <w:t>key_risks</w:t>
+      </w:r>
+      <w:r>
+        <w:t>/</w:t>
+      </w:r>
+      <w:r>
+        <w:rPr>
+          <w:rFonts w:ascii="Consolas" w:hAnsi="Consolas"/>
+          <w:color w:val="882222"/>
+          <w:sz w:val="18"/>
+        </w:rPr>
+        <w:t>gegenargument</w:t>
+      </w:r>
+      <w:r>
+        <w:t xml:space="preserve"> gerahmt — bewusst KEINE LONG/SHORT-Ableitung (SPX-Vorwärtsrendite auf Krypto zu übertragen wäre eine Scheingenauigkeit, die der Fakt selbst schon für </w:t>
+      </w:r>
+      <w:r>
+        <w:rPr>
+          <w:rFonts w:ascii="Consolas" w:hAnsi="Consolas"/>
+          <w:color w:val="882222"/>
+          <w:sz w:val="18"/>
+        </w:rPr>
+        <w:t>btc_forward_*</w:t>
+      </w:r>
+      <w:r>
+        <w:t xml:space="preserve"> vermeidet) und KEINE Kategorie-Bucket-Übersetzung (bräuchte eine nicht vorhandene Vergleichsbasis, ebenfalls Scheingenauigkeit) — rohe Zahl mit klarer Einordnung, konsistent mit </w:t>
+      </w:r>
+      <w:r>
+        <w:rPr>
+          <w:rFonts w:ascii="Consolas" w:hAnsi="Consolas"/>
+          <w:color w:val="882222"/>
+          <w:sz w:val="18"/>
+        </w:rPr>
+        <w:t>zyklus_risiko</w:t>
+      </w:r>
+      <w:r>
+        <w:t>/</w:t>
+      </w:r>
+      <w:r>
+        <w:rPr>
+          <w:rFonts w:ascii="Consolas" w:hAnsi="Consolas"/>
+          <w:color w:val="882222"/>
+          <w:sz w:val="18"/>
+        </w:rPr>
+        <w:t>atr.perzentil</w:t>
+      </w:r>
+      <w:r>
+        <w:t>.</w:t>
       </w:r>
     </w:p>
     <w:p>
-      <w:pPr/>
-      <w:r>
-        <w:t>eine auffällig starke Warnung ("NIEMALS als belastbare Statistik...</w:t>
+      <w:pPr>
+        <w:jc w:val="left"/>
+      </w:pPr>
+      <w:r>
+        <w:t xml:space="preserve">   Verifiziert (Klasse 2, 4 Testfälle): T1 </w:t>
+      </w:r>
+      <w:r>
+        <w:rPr>
+          <w:rFonts w:ascii="Consolas" w:hAnsi="Consolas"/>
+          <w:color w:val="882222"/>
+          <w:sz w:val="18"/>
+        </w:rPr>
+        <w:t>None</w:t>
+      </w:r>
+      <w:r>
+        <w:t xml:space="preserve">-Input, T2 Positivfall (Destillation entfernt </w:t>
+      </w:r>
+      <w:r>
+        <w:rPr>
+          <w:rFonts w:ascii="Consolas" w:hAnsi="Consolas"/>
+          <w:color w:val="882222"/>
+          <w:sz w:val="18"/>
+        </w:rPr>
+        <w:t>top_analoge</w:t>
+      </w:r>
+      <w:r>
+        <w:t>/</w:t>
+      </w:r>
+      <w:r>
+        <w:rPr>
+          <w:rFonts w:ascii="Consolas" w:hAnsi="Consolas"/>
+          <w:color w:val="882222"/>
+          <w:sz w:val="18"/>
+        </w:rPr>
+        <w:t>aktueller_monat</w:t>
+      </w:r>
+      <w:r>
+        <w:t>/12-Monats-Wert korrekt, behält die 3 Zielfelder), T3 Grenzfall (fehlende/</w:t>
+      </w:r>
+      <w:r>
+        <w:rPr>
+          <w:rFonts w:ascii="Consolas" w:hAnsi="Consolas"/>
+          <w:color w:val="882222"/>
+          <w:sz w:val="18"/>
+        </w:rPr>
+        <w:t>None</w:t>
+      </w:r>
+      <w:r>
+        <w:t xml:space="preserve">-Werte), T4 Kombinationsfall (Import-Konsistenz zwischen </w:t>
+      </w:r>
+      <w:r>
+        <w:rPr>
+          <w:rFonts w:ascii="Consolas" w:hAnsi="Consolas"/>
+          <w:color w:val="882222"/>
+          <w:sz w:val="18"/>
+        </w:rPr>
+        <w:t>hebel_pipeline.py</w:t>
+      </w:r>
+      <w:r>
+        <w:t xml:space="preserve"> und </w:t>
+      </w:r>
+      <w:r>
+        <w:rPr>
+          <w:rFonts w:ascii="Consolas" w:hAnsi="Consolas"/>
+          <w:color w:val="882222"/>
+          <w:sz w:val="18"/>
+        </w:rPr>
+        <w:t>makro_analog.py</w:t>
+      </w:r>
+      <w:r>
+        <w:t>). Regressionscheck: Spot (</w:t>
+      </w:r>
+      <w:r>
+        <w:rPr>
+          <w:rFonts w:ascii="Consolas" w:hAnsi="Consolas"/>
+          <w:color w:val="882222"/>
+          <w:sz w:val="18"/>
+        </w:rPr>
+        <w:t>pipeline.py</w:t>
+      </w:r>
+      <w:r>
+        <w:t>/</w:t>
+      </w:r>
+      <w:r>
+        <w:rPr>
+          <w:rFonts w:ascii="Consolas" w:hAnsi="Consolas"/>
+          <w:color w:val="882222"/>
+          <w:sz w:val="18"/>
+        </w:rPr>
+        <w:t>analyst.py</w:t>
+      </w:r>
+      <w:r>
+        <w:t>) unverändert, Regelnummerierung Hebel 1-24 ohne Lücke.</w:t>
       </w:r>
     </w:p>
     <w:p>
-      <w:pPr/>
-      <w:r>
-        <w:t>insbesondere für Hebel-Positionen"). Die eigentliche Frage: lohnt sich der</w:t>
+      <w:pPr>
+        <w:jc w:val="left"/>
+      </w:pPr>
+      <w:r>
+        <w:t>Diese Liste wird schrittweise abgearbeitet, mit Vorher/Nachher-Beobachtung über die in Abschnitt 6 (Prozess-Phase 4) genannten Metriken.</w:t>
       </w:r>
     </w:p>
     <w:p>
-      <w:pPr/>
-      <w:r>
-        <w:t>Fakt trotz starker Warnung noch, angesichts der 6-/12-Monats-Vorwärts-</w:t>
-      </w:r>
-    </w:p>
-    <w:p>
-      <w:pPr/>
-      <w:r>
-        <w:t>renditen (</w:t>
-      </w:r>
-      <w:r>
-        <w:rPr>
-          <w:rFonts w:ascii="Consolas" w:hAnsi="Consolas"/>
-        </w:rPr>
-        <w:t>top_analoge</w:t>
-      </w:r>
-      <w:r>
-        <w:t xml:space="preserve">, </w:t>
-      </w:r>
-      <w:r>
-        <w:rPr>
-          <w:rFonts w:ascii="Consolas" w:hAnsi="Consolas"/>
-        </w:rPr>
-        <w:t>spx_forward_*</w:t>
-      </w:r>
-      <w:r>
-        <w:t>/</w:t>
-      </w:r>
-      <w:r>
-        <w:rPr>
-          <w:rFonts w:ascii="Consolas" w:hAnsi="Consolas"/>
-        </w:rPr>
-        <w:t>btc_forward_*</w:t>
-      </w:r>
-      <w:r>
-        <w:t>), die strukturell</w:t>
-      </w:r>
-    </w:p>
-    <w:p>
-      <w:pPr/>
-      <w:r>
-        <w:t>ein Mehrmonats-Konzept sind — ein Kategorie-Problem, das selbst starke</w:t>
-      </w:r>
-    </w:p>
-    <w:p>
-      <w:pPr/>
-      <w:r>
-        <w:t>Prompt-Warnungen nicht zuverlässig lösen (dasselbe Muster wie beim</w:t>
-      </w:r>
-    </w:p>
-    <w:p>
-      <w:pPr/>
-      <w:r>
-        <w:t>Retail-Konsens-Fund: reine Prompt-Warnungen reichen nicht immer aus).</w:t>
-      </w:r>
-    </w:p>
-    <w:p>
-      <w:pPr/>
-      <w:r>
-        <w:rPr>
-          <w:b/>
-        </w:rPr>
-        <w:t>Lösung (Nutzer-Vorschlag, verfeinert):</w:t>
-      </w:r>
-      <w:r>
-        <w:t xml:space="preserve"> nicht komplett entfernen,</w:t>
-      </w:r>
-    </w:p>
-    <w:p>
-      <w:pPr/>
-      <w:r>
-        <w:t xml:space="preserve">sondern </w:t>
-      </w:r>
-      <w:r>
-        <w:rPr>
-          <w:b/>
-        </w:rPr>
-        <w:t>destillieren</w:t>
-      </w:r>
-      <w:r>
-        <w:t xml:space="preserve"> — die aktuelle Makro-Konstellation</w:t>
-      </w:r>
-    </w:p>
-    <w:p>
-      <w:pPr/>
-      <w:r>
-        <w:t>(</w:t>
-      </w:r>
-      <w:r>
-        <w:rPr>
-          <w:rFonts w:ascii="Consolas" w:hAnsi="Consolas"/>
-        </w:rPr>
-        <w:t>aktuelle_konstellation</w:t>
-      </w:r>
-      <w:r>
-        <w:t>: Dollarstärke/Zinsen/Renditen/Öl/Aktienbewertung)</w:t>
-      </w:r>
-    </w:p>
-    <w:p>
-      <w:pPr/>
-      <w:r>
-        <w:t>ist zeitlos gültig, kein Mehrmonats-Konzept, bleibt erhalten. Neue Funktion</w:t>
-      </w:r>
-    </w:p>
-    <w:p>
-      <w:pPr/>
-      <w:r>
-        <w:rPr>
-          <w:rFonts w:ascii="Consolas" w:hAnsi="Consolas"/>
-        </w:rPr>
-        <w:t>agent/krypto/makro_analog.py::distill_makro_vergleich_fuer_hebel()</w:t>
-      </w:r>
-    </w:p>
-    <w:p>
-      <w:pPr/>
-      <w:r>
-        <w:t xml:space="preserve">reduziert auf </w:t>
-      </w:r>
-      <w:r>
-        <w:rPr>
-          <w:rFonts w:ascii="Consolas" w:hAnsi="Consolas"/>
-        </w:rPr>
-        <w:t>aktuelle_konstellation</w:t>
-      </w:r>
-      <w:r>
-        <w:t xml:space="preserve"> + </w:t>
-      </w:r>
-      <w:r>
-        <w:rPr>
-          <w:rFonts w:ascii="Consolas" w:hAnsi="Consolas"/>
-        </w:rPr>
-        <w:t>anzahl_analoge</w:t>
-      </w:r>
-      <w:r>
-        <w:t xml:space="preserve"> +</w:t>
-      </w:r>
-    </w:p>
-    <w:p>
-      <w:pPr/>
-      <w:r>
-        <w:rPr>
-          <w:rFonts w:ascii="Consolas" w:hAnsi="Consolas"/>
-        </w:rPr>
-        <w:t>spx_median_forward_6m_prozent</w:t>
-      </w:r>
-      <w:r>
-        <w:t xml:space="preserve"> (12-Monats-Wert bewusst weggelassen — noch</w:t>
-      </w:r>
-    </w:p>
-    <w:p>
-      <w:pPr/>
-      <w:r>
-        <w:t xml:space="preserve">länger, noch unpassender; </w:t>
-      </w:r>
-      <w:r>
-        <w:rPr>
-          <w:rFonts w:ascii="Consolas" w:hAnsi="Consolas"/>
-        </w:rPr>
-        <w:t>top_analoge</w:t>
-      </w:r>
-      <w:r>
-        <w:t>-Liste entfällt komplett — größter</w:t>
-      </w:r>
-    </w:p>
-    <w:p>
-      <w:pPr/>
-      <w:r>
-        <w:t>Umfang UND größte Fehlinterpretationsgefahr; kein aggregiertes BTC-Feld,</w:t>
-      </w:r>
-    </w:p>
-    <w:p>
-      <w:pPr/>
-      <w:r>
-        <w:t xml:space="preserve">unverändert). Gleicher Fakt-Schlüsselname </w:t>
-      </w:r>
-      <w:r>
-        <w:rPr>
-          <w:rFonts w:ascii="Consolas" w:hAnsi="Consolas"/>
-        </w:rPr>
-        <w:t>historischer_makro_vergleich</w:t>
-      </w:r>
-    </w:p>
-    <w:p>
-      <w:pPr/>
-      <w:r>
-        <w:t>für Spot UND Hebel beibehalten (nicht umbenannt) — der Fakt wird nirgends</w:t>
-      </w:r>
-    </w:p>
-    <w:p>
-      <w:pPr/>
-      <w:r>
-        <w:t>dauerhaft gespeichert, beide Fassungen werden nie gemeinsam vom selben</w:t>
-      </w:r>
-    </w:p>
-    <w:p>
-      <w:pPr/>
-      <w:r>
-        <w:t>Code gelesen, ein Kreuzverweis-Kommentar an der Hebel-Definitionsstelle</w:t>
-      </w:r>
-    </w:p>
-    <w:p>
-      <w:pPr/>
-      <w:r>
-        <w:t>reicht für menschliche Lesbarkeit.</w:t>
-      </w:r>
-    </w:p>
-    <w:p>
-      <w:pPr/>
-      <w:r>
-        <w:t>Hebel-Regel 15 komplett neu gefasst: die verbleibende Kennzahl wird</w:t>
-      </w:r>
-    </w:p>
-    <w:p>
-      <w:pPr/>
-      <w:r>
-        <w:t xml:space="preserve">ausdrücklich als </w:t>
-      </w:r>
-      <w:r>
-        <w:rPr>
-          <w:b/>
-        </w:rPr>
-        <w:t>richtungsneutraler</w:t>
-      </w:r>
-      <w:r>
-        <w:t xml:space="preserve"> Risikoappetit-Hintergrund für</w:t>
-      </w:r>
-    </w:p>
-    <w:p>
-      <w:pPr/>
-      <w:r>
-        <w:rPr>
-          <w:rFonts w:ascii="Consolas" w:hAnsi="Consolas"/>
-        </w:rPr>
-        <w:t>key_risks</w:t>
-      </w:r>
-      <w:r>
-        <w:t>/</w:t>
-      </w:r>
-      <w:r>
-        <w:rPr>
-          <w:rFonts w:ascii="Consolas" w:hAnsi="Consolas"/>
-        </w:rPr>
-        <w:t>gegenargument</w:t>
-      </w:r>
-      <w:r>
-        <w:t xml:space="preserve"> gerahmt — bewusst KEINE LONG/SHORT-Ableitung</w:t>
-      </w:r>
-    </w:p>
-    <w:p>
-      <w:pPr/>
-      <w:r>
-        <w:t>(SPX-Vorwärtsrendite auf Krypto zu übertragen wäre eine Scheingenauigkeit,</w:t>
-      </w:r>
-    </w:p>
-    <w:p>
-      <w:pPr/>
-      <w:r>
-        <w:t xml:space="preserve">die der Fakt selbst schon für </w:t>
-      </w:r>
-      <w:r>
-        <w:rPr>
-          <w:rFonts w:ascii="Consolas" w:hAnsi="Consolas"/>
-        </w:rPr>
-        <w:t>btc_forward_*</w:t>
-      </w:r>
-      <w:r>
-        <w:t xml:space="preserve"> vermeidet) und KEINE</w:t>
-      </w:r>
-    </w:p>
-    <w:p>
-      <w:pPr/>
-      <w:r>
-        <w:t>Kategorie-Bucket-Übersetzung (bräuchte eine nicht vorhandene</w:t>
-      </w:r>
-    </w:p>
-    <w:p>
-      <w:pPr/>
-      <w:r>
-        <w:t>Vergleichsbasis, ebenfalls Scheingenauigkeit) — rohe Zahl mit klarer</w:t>
-      </w:r>
-    </w:p>
-    <w:p>
-      <w:pPr/>
-      <w:r>
-        <w:t xml:space="preserve">Einordnung, konsistent mit </w:t>
-      </w:r>
-      <w:r>
-        <w:rPr>
-          <w:rFonts w:ascii="Consolas" w:hAnsi="Consolas"/>
-        </w:rPr>
-        <w:t>zyklus_risiko</w:t>
-      </w:r>
-      <w:r>
-        <w:t>/</w:t>
-      </w:r>
-      <w:r>
-        <w:rPr>
-          <w:rFonts w:ascii="Consolas" w:hAnsi="Consolas"/>
-        </w:rPr>
-        <w:t>atr.perzentil</w:t>
-      </w:r>
-      <w:r>
-        <w:t>.</w:t>
-      </w:r>
-    </w:p>
-    <w:p>
-      <w:pPr/>
-      <w:r>
-        <w:t xml:space="preserve">Verifiziert (Klasse 2, 4 Testfälle): T1 </w:t>
-      </w:r>
-      <w:r>
-        <w:rPr>
-          <w:rFonts w:ascii="Consolas" w:hAnsi="Consolas"/>
-        </w:rPr>
-        <w:t>None</w:t>
-      </w:r>
-      <w:r>
-        <w:t>-Input, T2 Positivfall</w:t>
-      </w:r>
-    </w:p>
-    <w:p>
-      <w:pPr/>
-      <w:r>
-        <w:t xml:space="preserve">(Destillation entfernt </w:t>
-      </w:r>
-      <w:r>
-        <w:rPr>
-          <w:rFonts w:ascii="Consolas" w:hAnsi="Consolas"/>
-        </w:rPr>
-        <w:t>top_analoge</w:t>
-      </w:r>
-      <w:r>
-        <w:t>/</w:t>
-      </w:r>
-      <w:r>
-        <w:rPr>
-          <w:rFonts w:ascii="Consolas" w:hAnsi="Consolas"/>
-        </w:rPr>
-        <w:t>aktueller_monat</w:t>
-      </w:r>
-      <w:r>
-        <w:t>/12-Monats-Wert</w:t>
-      </w:r>
-    </w:p>
-    <w:p>
-      <w:pPr/>
-      <w:r>
-        <w:t>korrekt, behält die 3 Zielfelder), T3 Grenzfall (fehlende/</w:t>
-      </w:r>
-      <w:r>
-        <w:rPr>
-          <w:rFonts w:ascii="Consolas" w:hAnsi="Consolas"/>
-        </w:rPr>
-        <w:t>None</w:t>
-      </w:r>
-      <w:r>
-        <w:t>-Werte),</w:t>
-      </w:r>
-    </w:p>
-    <w:p>
-      <w:pPr/>
-      <w:r>
-        <w:t xml:space="preserve">T4 Kombinationsfall (Import-Konsistenz zwischen </w:t>
-      </w:r>
-      <w:r>
-        <w:rPr>
-          <w:rFonts w:ascii="Consolas" w:hAnsi="Consolas"/>
-        </w:rPr>
-        <w:t>hebel_pipeline.py</w:t>
-      </w:r>
-      <w:r>
-        <w:t xml:space="preserve"> und</w:t>
-      </w:r>
-    </w:p>
-    <w:p>
-      <w:pPr/>
-      <w:r>
-        <w:rPr>
-          <w:rFonts w:ascii="Consolas" w:hAnsi="Consolas"/>
-        </w:rPr>
-        <w:t>makro_analog.py</w:t>
-      </w:r>
-      <w:r>
-        <w:t>). Regressionscheck: Spot (</w:t>
-      </w:r>
-      <w:r>
-        <w:rPr>
-          <w:rFonts w:ascii="Consolas" w:hAnsi="Consolas"/>
-        </w:rPr>
-        <w:t>pipeline.py</w:t>
-      </w:r>
-      <w:r>
-        <w:t>/</w:t>
-      </w:r>
-      <w:r>
-        <w:rPr>
-          <w:rFonts w:ascii="Consolas" w:hAnsi="Consolas"/>
-        </w:rPr>
-        <w:t>analyst.py</w:t>
-      </w:r>
-      <w:r>
-        <w:t>)</w:t>
-      </w:r>
-    </w:p>
-    <w:p>
-      <w:pPr/>
-      <w:r>
-        <w:t>unverändert, Regelnummerierung Hebel 1-24 ohne Lücke.</w:t>
-      </w:r>
-    </w:p>
-    <w:p>
-      <w:pPr/>
-      <w:r>
-        <w:t>Diese Liste wird schrittweise abgearbeitet, mit Vorher/Nachher-Beobachtung über die</w:t>
-      </w:r>
-    </w:p>
-    <w:p>
-      <w:pPr/>
-      <w:r>
-        <w:t>in Abschnitt 6 (Prozess-Phase 4) genannten Metriken.</w:t>
+      <w:pPr>
+        <w:spacing w:before="120"/>
+      </w:pPr>
+      <w:r>
+        <w:rPr>
+          <w:color w:val="AAAAAA"/>
+        </w:rPr>
+        <w:t>────────────────────────────────────────────────────────────</w:t>
       </w:r>
     </w:p>
     <w:p>
@@ -5523,39 +5242,11 @@
       </w:r>
     </w:p>
     <w:p>
-      <w:pPr/>
-      <w:r>
-        <w:t>Abschnitt 4 ist eine Bestandsaufnahme dessen, was existiert. Diese Frage ist anders:</w:t>
-      </w:r>
-    </w:p>
-    <w:p>
-      <w:pPr/>
-      <w:r>
-        <w:t>was fehlt UNS GANZ, obwohl es in professioneller Krypto-Analyse Standard ist? Bewertet</w:t>
-      </w:r>
-    </w:p>
-    <w:p>
-      <w:pPr/>
-      <w:r>
-        <w:t>nach (a) tatsächlicher Marktüblichkeit, nicht Exotik, (b) Umsetzbarkeit mit</w:t>
-      </w:r>
-    </w:p>
-    <w:p>
-      <w:pPr/>
-      <w:r>
-        <w:t>kostenfreien Quellen (feste Projekt-Vorgabe, siehe</w:t>
-      </w:r>
-    </w:p>
-    <w:p>
-      <w:pPr/>
-      <w:r>
-        <w:t>[[feedback_kostenfreie_llm_only]]), (c) Mehrwert für den jeweiligen Zeithorizont</w:t>
-      </w:r>
-    </w:p>
-    <w:p>
-      <w:pPr/>
-      <w:r>
-        <w:t>(Abschnitt 1, Frage 4).</w:t>
+      <w:pPr>
+        <w:jc w:val="left"/>
+      </w:pPr>
+      <w:r>
+        <w:t>Abschnitt 4 ist eine Bestandsaufnahme dessen, was existiert. Diese Frage ist anders: was fehlt UNS GANZ, obwohl es in professioneller Krypto-Analyse Standard ist? Bewertet nach (a) tatsächlicher Marktüblichkeit, nicht Exotik, (b) Umsetzbarkeit mit kostenfreien Quellen (feste Projekt-Vorgabe, siehe [[feedback_kostenfreie_llm_only]]), (c) Mehrwert für den jeweiligen Zeithorizont (Abschnitt 1, Frage 4).</w:t>
       </w:r>
     </w:p>
     <w:p>
@@ -5570,6 +5261,7 @@
       <w:tblPr>
         <w:tblStyle w:val="LightGrid-Accent1"/>
         <w:tblW w:type="auto" w:w="0"/>
+        <w:jc w:val="left"/>
         <w:tblLook w:firstColumn="1" w:firstRow="1" w:lastColumn="0" w:lastRow="0" w:noHBand="0" w:noVBand="1" w:val="04A0"/>
       </w:tblPr>
       <w:tblGrid>
@@ -5584,6 +5276,14 @@
           </w:tcPr>
           <w:p>
             <w:r>
+              <w:rPr>
+                <w:b/>
+              </w:rPr>
+            </w:r>
+            <w:r>
+              <w:rPr>
+                <w:b/>
+              </w:rPr>
               <w:t>Kandidat</w:t>
             </w:r>
           </w:p>
@@ -5594,6 +5294,14 @@
           </w:tcPr>
           <w:p>
             <w:r>
+              <w:rPr>
+                <w:b/>
+              </w:rPr>
+            </w:r>
+            <w:r>
+              <w:rPr>
+                <w:b/>
+              </w:rPr>
               <w:t>Warum marktüblich</w:t>
             </w:r>
           </w:p>
@@ -5604,6 +5312,14 @@
           </w:tcPr>
           <w:p>
             <w:r>
+              <w:rPr>
+                <w:b/>
+              </w:rPr>
+            </w:r>
+            <w:r>
+              <w:rPr>
+                <w:b/>
+              </w:rPr>
               <w:t>Aufwand</w:t>
             </w:r>
           </w:p>
@@ -5615,8 +5331,21 @@
             <w:tcW w:type="dxa" w:w="2880"/>
           </w:tcPr>
           <w:p>
+            <w:r/>
             <w:r>
-              <w:t>**DXY-Trend (Dollar-Index) direkt in Krypto-Fakten** — **ERLEDIGT (2026-07-28)**</w:t>
+              <w:rPr>
+                <w:b/>
+              </w:rPr>
+              <w:t>DXY-Trend (Dollar-Index) direkt in Krypto-Fakten</w:t>
+            </w:r>
+            <w:r>
+              <w:t xml:space="preserve"> — </w:t>
+            </w:r>
+            <w:r>
+              <w:rPr>
+                <w:b/>
+              </w:rPr>
+              <w:t>ERLEDIGT (2026-07-28)</w:t>
             </w:r>
           </w:p>
         </w:tc>
@@ -5625,8 +5354,40 @@
             <w:tcW w:type="dxa" w:w="2880"/>
           </w:tcPr>
           <w:p>
+            <w:r/>
             <w:r>
-              <w:t>Dollar-Stärke korreliert historisch invers mit Krypto/Risk-Assets — Standard-Makro-Cross-Check bei jedem Krypto-Desk. `api/macro.py::get_dollar_index_trend()` existiert bereits (gebaut für `agent/kategorie_thesen.py`), wird aber **nie** an Krypto-Spot/Hebel übergeben — nur indirekt und stark verzögert über den monatlichen Makro-Analog-Cache.</w:t>
+              <w:t xml:space="preserve">Dollar-Stärke korreliert historisch invers mit Krypto/Risk-Assets — Standard-Makro-Cross-Check bei jedem Krypto-Desk. </w:t>
+            </w:r>
+            <w:r>
+              <w:rPr>
+                <w:rFonts w:ascii="Consolas" w:hAnsi="Consolas"/>
+                <w:color w:val="882222"/>
+                <w:sz w:val="18"/>
+              </w:rPr>
+              <w:t>api/macro.py::get_dollar_index_trend()</w:t>
+            </w:r>
+            <w:r>
+              <w:t xml:space="preserve"> existiert bereits (gebaut für </w:t>
+            </w:r>
+            <w:r>
+              <w:rPr>
+                <w:rFonts w:ascii="Consolas" w:hAnsi="Consolas"/>
+                <w:color w:val="882222"/>
+                <w:sz w:val="18"/>
+              </w:rPr>
+              <w:t>agent/kategorie_thesen.py</w:t>
+            </w:r>
+            <w:r>
+              <w:t xml:space="preserve">), wird aber </w:t>
+            </w:r>
+            <w:r>
+              <w:rPr>
+                <w:b/>
+              </w:rPr>
+              <w:t>nie</w:t>
+            </w:r>
+            <w:r>
+              <w:t xml:space="preserve"> an Krypto-Spot/Hebel übergeben — nur indirekt und stark verzögert über den monatlichen Makro-Analog-Cache.</w:t>
             </w:r>
           </w:p>
         </w:tc>
@@ -5635,6 +5396,7 @@
             <w:tcW w:type="dxa" w:w="2880"/>
           </w:tcPr>
           <w:p>
+            <w:r/>
             <w:r>
               <w:t>Gering — reines Wiring, Funktion + Datenquelle bereits getestet im Einsatz.</w:t>
             </w:r>
@@ -5647,8 +5409,21 @@
             <w:tcW w:type="dxa" w:w="2880"/>
           </w:tcPr>
           <w:p>
+            <w:r/>
             <w:r>
-              <w:t>**Open-Interest-Trend-vs-Kurs-Divergenz** (Squeeze-Erkennung) — **ERLEDIGT (2026-07-28)**</w:t>
+              <w:rPr>
+                <w:b/>
+              </w:rPr>
+              <w:t>Open-Interest-Trend-vs-Kurs-Divergenz</w:t>
+            </w:r>
+            <w:r>
+              <w:t xml:space="preserve"> (Squeeze-Erkennung) — </w:t>
+            </w:r>
+            <w:r>
+              <w:rPr>
+                <w:b/>
+              </w:rPr>
+              <w:t>ERLEDIGT (2026-07-28)</w:t>
             </w:r>
           </w:p>
         </w:tc>
@@ -5657,6 +5432,7 @@
             <w:tcW w:type="dxa" w:w="2880"/>
           </w:tcPr>
           <w:p>
+            <w:r/>
             <w:r>
               <w:t>Klassische Technik: Kurs steigt bei FALLENDEM OI → oft fragile Short-Squeeze-Rally (wenig belastbar); Kurs steigt bei STEIGENDEM OI → frisches Kapital, robuster. Wird an praktisch jedem Krypto-Derivate-Desk verwendet.</w:t>
             </w:r>
@@ -5667,8 +5443,20 @@
             <w:tcW w:type="dxa" w:w="2880"/>
           </w:tcPr>
           <w:p>
+            <w:r/>
             <w:r>
-              <w:t>Gering — wir haben Binance/Bybit/OKX-OI UND Kursänderung bereits (`antizyklisch.*`), nur die Verknüpfung als eigener Fakt fehlt.</w:t>
+              <w:t>Gering — wir haben Binance/Bybit/OKX-OI UND Kursänderung bereits (</w:t>
+            </w:r>
+            <w:r>
+              <w:rPr>
+                <w:rFonts w:ascii="Consolas" w:hAnsi="Consolas"/>
+                <w:color w:val="882222"/>
+                <w:sz w:val="18"/>
+              </w:rPr>
+              <w:t>antizyklisch.*</w:t>
+            </w:r>
+            <w:r>
+              <w:t>), nur die Verknüpfung als eigener Fakt fehlt.</w:t>
             </w:r>
           </w:p>
         </w:tc>
@@ -5679,8 +5467,21 @@
             <w:tcW w:type="dxa" w:w="2880"/>
           </w:tcPr>
           <w:p>
+            <w:r/>
             <w:r>
-              <w:t>**Funding-Rate-Perzentil** (Crowding-Indikator) — **ERLEDIGT (2026-07-28)**</w:t>
+              <w:rPr>
+                <w:b/>
+              </w:rPr>
+              <w:t>Funding-Rate-Perzentil</w:t>
+            </w:r>
+            <w:r>
+              <w:t xml:space="preserve"> (Crowding-Indikator) — </w:t>
+            </w:r>
+            <w:r>
+              <w:rPr>
+                <w:b/>
+              </w:rPr>
+              <w:t>ERLEDIGT (2026-07-28)</w:t>
             </w:r>
           </w:p>
         </w:tc>
@@ -5689,8 +5490,20 @@
             <w:tcW w:type="dxa" w:w="2880"/>
           </w:tcPr>
           <w:p>
+            <w:r/>
             <w:r>
-              <w:t>Zeigt, ob die AKTUELLE Funding-Rate historisch extrem ist (Crowding-Signal), nicht nur den Rohwert. Genau dasselbe Prinzip wie das bereits gebaute `atr_percentile()` — nur auf Funding-Rate-Historie angewendet.</w:t>
+              <w:t xml:space="preserve">Zeigt, ob die AKTUELLE Funding-Rate historisch extrem ist (Crowding-Signal), nicht nur den Rohwert. Genau dasselbe Prinzip wie das bereits gebaute </w:t>
+            </w:r>
+            <w:r>
+              <w:rPr>
+                <w:rFonts w:ascii="Consolas" w:hAnsi="Consolas"/>
+                <w:color w:val="882222"/>
+                <w:sz w:val="18"/>
+              </w:rPr>
+              <w:t>atr_percentile()</w:t>
+            </w:r>
+            <w:r>
+              <w:t xml:space="preserve"> — nur auf Funding-Rate-Historie angewendet.</w:t>
             </w:r>
           </w:p>
         </w:tc>
@@ -5699,6 +5512,7 @@
             <w:tcW w:type="dxa" w:w="2880"/>
           </w:tcPr>
           <w:p>
+            <w:r/>
             <w:r>
               <w:t>Gering — identisches Code-Muster wiederverwendbar.</w:t>
             </w:r>
@@ -5706,6 +5520,7 @@
         </w:tc>
       </w:tr>
     </w:tbl>
+    <w:p/>
     <w:p>
       <w:pPr>
         <w:pStyle w:val="Heading3"/>
@@ -5718,6 +5533,7 @@
       <w:tblPr>
         <w:tblStyle w:val="LightGrid-Accent1"/>
         <w:tblW w:type="auto" w:w="0"/>
+        <w:jc w:val="left"/>
         <w:tblLook w:firstColumn="1" w:firstRow="1" w:lastColumn="0" w:lastRow="0" w:noHBand="0" w:noVBand="1" w:val="04A0"/>
       </w:tblPr>
       <w:tblGrid>
@@ -5732,6 +5548,14 @@
           </w:tcPr>
           <w:p>
             <w:r>
+              <w:rPr>
+                <w:b/>
+              </w:rPr>
+            </w:r>
+            <w:r>
+              <w:rPr>
+                <w:b/>
+              </w:rPr>
               <w:t>Kandidat</w:t>
             </w:r>
           </w:p>
@@ -5742,6 +5566,14 @@
           </w:tcPr>
           <w:p>
             <w:r>
+              <w:rPr>
+                <w:b/>
+              </w:rPr>
+            </w:r>
+            <w:r>
+              <w:rPr>
+                <w:b/>
+              </w:rPr>
               <w:t>Warum interessant</w:t>
             </w:r>
           </w:p>
@@ -5752,6 +5584,14 @@
           </w:tcPr>
           <w:p>
             <w:r>
+              <w:rPr>
+                <w:b/>
+              </w:rPr>
+            </w:r>
+            <w:r>
+              <w:rPr>
+                <w:b/>
+              </w:rPr>
               <w:t>Offene Frage</w:t>
             </w:r>
           </w:p>
@@ -5763,8 +5603,15 @@
             <w:tcW w:type="dxa" w:w="2880"/>
           </w:tcPr>
           <w:p>
+            <w:r/>
             <w:r>
-              <w:t>**Coin-spezifischer Exchange-Netto-Flow** (nicht nur BTC)</w:t>
+              <w:rPr>
+                <w:b/>
+              </w:rPr>
+              <w:t>Coin-spezifischer Exchange-Netto-Flow</w:t>
+            </w:r>
+            <w:r>
+              <w:t xml:space="preserve"> (nicht nur BTC)</w:t>
             </w:r>
           </w:p>
         </w:tc>
@@ -5773,8 +5620,17 @@
             <w:tcW w:type="dxa" w:w="2880"/>
           </w:tcPr>
           <w:p>
+            <w:r/>
             <w:r>
-              <w:t>`markt_kontext.btc_exchange_flow_netto_btc` existiert NUR für BTC. Für Alts wäre dasselbe Prinzip (Zufluss=Verkaufsdruck-Hinweis) wertvoll, gerade für Hebel-Kandidaten abseits BTC/ETH.</w:t>
+              <w:rPr>
+                <w:rFonts w:ascii="Consolas" w:hAnsi="Consolas"/>
+                <w:color w:val="882222"/>
+                <w:sz w:val="18"/>
+              </w:rPr>
+              <w:t>markt_kontext.btc_exchange_flow_netto_btc</w:t>
+            </w:r>
+            <w:r>
+              <w:t xml:space="preserve"> existiert NUR für BTC. Für Alts wäre dasselbe Prinzip (Zufluss=Verkaufsdruck-Hinweis) wertvoll, gerade für Hebel-Kandidaten abseits BTC/ETH.</w:t>
             </w:r>
           </w:p>
         </w:tc>
@@ -5783,8 +5639,20 @@
             <w:tcW w:type="dxa" w:w="2880"/>
           </w:tcPr>
           <w:p>
+            <w:r/>
             <w:r>
-              <w:t>CoinMetrics ist bereits als Datenquelle im Einsatz (`api_health`-Liste) — ob die kostenfreie Stufe genug Alt-Coins abdeckt, ist ungeprüft.</w:t>
+              <w:t>CoinMetrics ist bereits als Datenquelle im Einsatz (</w:t>
+            </w:r>
+            <w:r>
+              <w:rPr>
+                <w:rFonts w:ascii="Consolas" w:hAnsi="Consolas"/>
+                <w:color w:val="882222"/>
+                <w:sz w:val="18"/>
+              </w:rPr>
+              <w:t>api_health</w:t>
+            </w:r>
+            <w:r>
+              <w:t>-Liste) — ob die kostenfreie Stufe genug Alt-Coins abdeckt, ist ungeprüft.</w:t>
             </w:r>
           </w:p>
         </w:tc>
@@ -5795,8 +5663,12 @@
             <w:tcW w:type="dxa" w:w="2880"/>
           </w:tcPr>
           <w:p>
+            <w:r/>
             <w:r>
-              <w:t>**Spot-Futures-Basis / Perpetual-Premium**</w:t>
+              <w:rPr>
+                <w:b/>
+              </w:rPr>
+              <w:t>Spot-Futures-Basis / Perpetual-Premium</w:t>
             </w:r>
           </w:p>
         </w:tc>
@@ -5805,6 +5677,7 @@
             <w:tcW w:type="dxa" w:w="2880"/>
           </w:tcPr>
           <w:p>
+            <w:r/>
             <w:r>
               <w:t>Zeigt, wie stark der Markt long/short positioniert ist (Basis-Spread), unabhängig von Funding-Rate. Ergänzt Funding-Rate um eine zweite, unabhängige Crowding-Perspektive.</w:t>
             </w:r>
@@ -5815,6 +5688,7 @@
             <w:tcW w:type="dxa" w:w="2880"/>
           </w:tcPr>
           <w:p>
+            <w:r/>
             <w:r>
               <w:t>Ob Kraken/Binance-Public-APIs Mark-Price/Index-Price sauber genug liefern, um eine belastbare Basis abzuleiten, ist ungeprüft.</w:t>
             </w:r>
@@ -5822,6 +5696,7 @@
         </w:tc>
       </w:tr>
     </w:tbl>
+    <w:p/>
     <w:p>
       <w:pPr>
         <w:pStyle w:val="Heading3"/>
@@ -5841,19 +5716,7 @@
         <w:t>Orderbuch-Tiefe / Bid-Ask-Imbalance</w:t>
       </w:r>
       <w:r>
-        <w:t xml:space="preserve"> — in professionellem Trading Standard, aber</w:t>
-      </w:r>
-    </w:p>
-    <w:p>
-      <w:pPr/>
-      <w:r>
-        <w:t>für die meisten Altcoins über kostenfreie APIs nicht robust und nicht ohne</w:t>
-      </w:r>
-    </w:p>
-    <w:p>
-      <w:pPr/>
-      <w:r>
-        <w:t>erheblichen Aufwand verfügbar. Bewusst nicht verfolgt, keine Deadline.</w:t>
+        <w:t xml:space="preserve"> — in professionellem Trading Standard, aber für die meisten Altcoins über kostenfreie APIs nicht robust und nicht ohne erheblichen Aufwand verfügbar. Bewusst nicht verfolgt, keine Deadline.</w:t>
       </w:r>
     </w:p>
     <w:p>
@@ -5867,565 +5730,400 @@
         <w:t>Makro-Korrelationsregime-Klassifikation</w:t>
       </w:r>
       <w:r>
-        <w:t xml:space="preserve"> ("handelt Krypto gerade als Risk-on-</w:t>
+        <w:t xml:space="preserve"> ("handelt Krypto gerade als Risk-on- Tech-Proxy oder als digitales-Gold-Hedge?") — würde viele der obigen Punkte (DXY, Equities-Korrelation) erst richtig einordnen können, ist aber methodisch aufwendig und eher ein Forschungsthema als ein kurzfristiger Fakt. Als Idee vorgemerkt, keine Umsetzung geplant.</w:t>
       </w:r>
     </w:p>
     <w:p>
-      <w:pPr/>
-      <w:r>
-        <w:t>Tech-Proxy oder als digitales-Gold-Hedge?") — würde viele der obigen Punkte</w:t>
+      <w:pPr>
+        <w:jc w:val="left"/>
+      </w:pPr>
+      <w:r>
+        <w:t>Priorisierungsvorschlag: 6.1 zusammen mit den bereits entschiedenen Punkten aus Abschnitt 5 angehen (DXY-Wiring ist im Aufwand vergleichbar mit den dortigen Punkten), 6.2 erst nach einer kurzen Datenverfügbarkeits-Prüfung, 6.3 nicht ohne neue Nutzer-Anfrage.</w:t>
       </w:r>
     </w:p>
     <w:p>
-      <w:pPr/>
-      <w:r>
-        <w:t>(DXY, Equities-Korrelation) erst richtig einordnen können, ist aber methodisch</w:t>
+      <w:pPr>
+        <w:jc w:val="left"/>
+      </w:pPr>
+      <w:r>
+        <w:rPr>
+          <w:b/>
+        </w:rPr>
+        <w:t>OI-Squeeze-Divergenz + Funding-Rate-Perzentil — Umsetzung (2026-07-28):</w:t>
+      </w:r>
+      <w:r>
+        <w:t xml:space="preserve"> vor der Umsetzung Mengenanalyse gegen die echte Desktop-DB durchgeführt, da die Doku-Behauptung "Daten bereits vorhanden" nur fuer Hebel-geprüfte Assets zutraf, nicht pauschal für Spot. Fund: </w:t>
+      </w:r>
+      <w:r>
+        <w:rPr>
+          <w:rFonts w:ascii="Consolas" w:hAnsi="Consolas"/>
+          <w:color w:val="882222"/>
+          <w:sz w:val="18"/>
+        </w:rPr>
+        <w:t>asset_hebel_settings</w:t>
+      </w:r>
+      <w:r>
+        <w:t xml:space="preserve"> (Hebel-Prüfung- Toggle) ist ein reiner OPT-OUT (Default </w:t>
+      </w:r>
+      <w:r>
+        <w:rPr>
+          <w:rFonts w:ascii="Consolas" w:hAnsi="Consolas"/>
+          <w:color w:val="882222"/>
+          <w:sz w:val="18"/>
+        </w:rPr>
+        <w:t>True</w:t>
+      </w:r>
+      <w:r>
+        <w:t xml:space="preserve"> für ALLE Krypto-Assets, siehe </w:t>
+      </w:r>
+      <w:r>
+        <w:rPr>
+          <w:rFonts w:ascii="Consolas" w:hAnsi="Consolas"/>
+          <w:color w:val="882222"/>
+          <w:sz w:val="18"/>
+        </w:rPr>
+        <w:t>db.get_hebel_pruefung_erlaubt()</w:t>
+      </w:r>
+      <w:r>
+        <w:t xml:space="preserve">-Docstring) und die Tabelle war zum Prüfzeitpunkt komplett leer (niemand hat je opt-out gemacht) — von 43 Krypto- Watchlist-Assets hatten bereits 38 (88%) historische OI-/Funding-Daten in </w:t>
+      </w:r>
+      <w:r>
+        <w:rPr>
+          <w:rFonts w:ascii="Consolas" w:hAnsi="Consolas"/>
+          <w:color w:val="882222"/>
+          <w:sz w:val="18"/>
+        </w:rPr>
+        <w:t>open_interest_snapshot</w:t>
+      </w:r>
+      <w:r>
+        <w:t>, die 5 fehlenden plausibel durch neuere Watchlist- Ergänzungen oder fehlenden Derivate-Markt erklärt (bereits durch die bestehende OI-Abdeckungs-Warnung sichtbar gemacht). Damit Entscheidung: beide Fakten von Anfang an für Spot UND Hebel bauen, keine gestaffelte Ausweitung.</w:t>
       </w:r>
     </w:p>
     <w:p>
-      <w:pPr/>
-      <w:r>
-        <w:t>aufwendig und eher ein Forschungsthema als ein kurzfristiger Fakt. Als Idee</w:t>
+      <w:pPr>
+        <w:jc w:val="left"/>
+      </w:pPr>
+      <w:r>
+        <w:t xml:space="preserve">Neue reine Funktion </w:t>
+      </w:r>
+      <w:r>
+        <w:rPr>
+          <w:rFonts w:ascii="Consolas" w:hAnsi="Consolas"/>
+          <w:color w:val="882222"/>
+          <w:sz w:val="18"/>
+        </w:rPr>
+        <w:t>classify_squeeze_divergenz()</w:t>
+      </w:r>
+      <w:r>
+        <w:t xml:space="preserve"> (</w:t>
+      </w:r>
+      <w:r>
+        <w:rPr>
+          <w:rFonts w:ascii="Consolas" w:hAnsi="Consolas"/>
+          <w:color w:val="882222"/>
+          <w:sz w:val="18"/>
+        </w:rPr>
+        <w:t>hebel_screening.py</w:t>
+      </w:r>
+      <w:r>
+        <w:t xml:space="preserve">) vergleicht </w:t>
+      </w:r>
+      <w:r>
+        <w:rPr>
+          <w:rFonts w:ascii="Consolas" w:hAnsi="Consolas"/>
+          <w:color w:val="882222"/>
+          <w:sz w:val="18"/>
+        </w:rPr>
+        <w:t>compute_oi_change_pct()</w:t>
+      </w:r>
+      <w:r>
+        <w:t xml:space="preserve"> (NEUES, eigenes 72h-Lookback-Fenster, </w:t>
+      </w:r>
+      <w:r>
+        <w:rPr>
+          <w:rFonts w:ascii="Consolas" w:hAnsi="Consolas"/>
+          <w:color w:val="882222"/>
+          <w:sz w:val="18"/>
+        </w:rPr>
+        <w:t>config.yaml krypto_oi_fakten.squeeze_oi_lookback_stunden</w:t>
+      </w:r>
+      <w:r>
+        <w:t xml:space="preserve"> — bewusst NICHT Hebels 4h-Trendfolge-Fenster, da zeitlich nicht vergleichbar mit dem 3-Tage- Kursfenster) mit dem bereits vorhandenen </w:t>
+      </w:r>
+      <w:r>
+        <w:rPr>
+          <w:rFonts w:ascii="Consolas" w:hAnsi="Consolas"/>
+          <w:color w:val="882222"/>
+          <w:sz w:val="18"/>
+        </w:rPr>
+        <w:t>antizyklisch.kursaenderung_letzte_ tage_prozent</w:t>
+      </w:r>
+      <w:r>
+        <w:t xml:space="preserve"> (</w:t>
+      </w:r>
+      <w:r>
+        <w:rPr>
+          <w:rFonts w:ascii="Consolas" w:hAnsi="Consolas"/>
+          <w:color w:val="882222"/>
+          <w:sz w:val="18"/>
+        </w:rPr>
+        <w:t>anticyclic.py::DROP_LOOKBACK_DAYS=3</w:t>
+      </w:r>
+      <w:r>
+        <w:t xml:space="preserve">). 4 Label plus "neutral" (Mindestbetrag </w:t>
+      </w:r>
+      <w:r>
+        <w:rPr>
+          <w:rFonts w:ascii="Consolas" w:hAnsi="Consolas"/>
+          <w:color w:val="882222"/>
+          <w:sz w:val="18"/>
+        </w:rPr>
+        <w:t>squeeze_schwelle_prozent</w:t>
+      </w:r>
+      <w:r>
+        <w:t xml:space="preserve">). Neue Funktion </w:t>
+      </w:r>
+      <w:r>
+        <w:rPr>
+          <w:rFonts w:ascii="Consolas" w:hAnsi="Consolas"/>
+          <w:color w:val="882222"/>
+          <w:sz w:val="18"/>
+        </w:rPr>
+        <w:t>funding_rate_percentile()</w:t>
+      </w:r>
+      <w:r>
+        <w:t xml:space="preserve"> (</w:t>
+      </w:r>
+      <w:r>
+        <w:rPr>
+          <w:rFonts w:ascii="Consolas" w:hAnsi="Consolas"/>
+          <w:color w:val="882222"/>
+          <w:sz w:val="18"/>
+        </w:rPr>
+        <w:t>indicators/calculations.py</w:t>
+      </w:r>
+      <w:r>
+        <w:t xml:space="preserve">) exakt nach dem </w:t>
+      </w:r>
+      <w:r>
+        <w:rPr>
+          <w:rFonts w:ascii="Consolas" w:hAnsi="Consolas"/>
+          <w:color w:val="882222"/>
+          <w:sz w:val="18"/>
+        </w:rPr>
+        <w:t>atr_percentile()</w:t>
+      </w:r>
+      <w:r>
+        <w:t xml:space="preserve">-Muster (eigene </w:t>
+      </w:r>
+      <w:r>
+        <w:rPr>
+          <w:rFonts w:ascii="Consolas" w:hAnsi="Consolas"/>
+          <w:color w:val="882222"/>
+          <w:sz w:val="18"/>
+        </w:rPr>
+        <w:t>MIN_FUNDING_PERZENTIL_PUNKTE</w:t>
+      </w:r>
+      <w:r>
+        <w:t>-Konstante, kein Anfassen des bestehenden ATR-Codes), gefüttert über einen DB-Fetch- Wrapper (</w:t>
+      </w:r>
+      <w:r>
+        <w:rPr>
+          <w:rFonts w:ascii="Consolas" w:hAnsi="Consolas"/>
+          <w:color w:val="882222"/>
+          <w:sz w:val="18"/>
+        </w:rPr>
+        <w:t>hebel_screening.py::compute_funding_rate_percentile()</w:t>
+      </w:r>
+      <w:r>
+        <w:t>), der die redundant in allen 3 Börsen-Zeilen gespeicherte Kraken-Funding-Rate ausliest.</w:t>
       </w:r>
     </w:p>
     <w:p>
-      <w:pPr/>
-      <w:r>
-        <w:t>vorgemerkt, keine Umsetzung geplant.</w:t>
+      <w:pPr>
+        <w:jc w:val="left"/>
+      </w:pPr>
+      <w:r>
+        <w:t xml:space="preserve">Beide Fakten in </w:t>
+      </w:r>
+      <w:r>
+        <w:rPr>
+          <w:rFonts w:ascii="Consolas" w:hAnsi="Consolas"/>
+          <w:color w:val="882222"/>
+          <w:sz w:val="18"/>
+        </w:rPr>
+        <w:t>pipeline.py</w:t>
+      </w:r>
+      <w:r>
+        <w:t>/</w:t>
+      </w:r>
+      <w:r>
+        <w:rPr>
+          <w:rFonts w:ascii="Consolas" w:hAnsi="Consolas"/>
+          <w:color w:val="882222"/>
+          <w:sz w:val="18"/>
+        </w:rPr>
+        <w:t>hebel_pipeline.py</w:t>
+      </w:r>
+      <w:r>
+        <w:t xml:space="preserve"> berechnet und in </w:t>
+      </w:r>
+      <w:r>
+        <w:rPr>
+          <w:rFonts w:ascii="Consolas" w:hAnsi="Consolas"/>
+          <w:color w:val="882222"/>
+          <w:sz w:val="18"/>
+        </w:rPr>
+        <w:t>analyst.py</w:t>
+      </w:r>
+      <w:r>
+        <w:t>/</w:t>
+      </w:r>
+      <w:r>
+        <w:rPr>
+          <w:rFonts w:ascii="Consolas" w:hAnsi="Consolas"/>
+          <w:color w:val="882222"/>
+          <w:sz w:val="18"/>
+        </w:rPr>
+        <w:t>hebel_analyst.py</w:t>
+      </w:r>
+      <w:r>
+        <w:t xml:space="preserve"> als </w:t>
+      </w:r>
+      <w:r>
+        <w:rPr>
+          <w:rFonts w:ascii="Consolas" w:hAnsi="Consolas"/>
+          <w:color w:val="882222"/>
+          <w:sz w:val="18"/>
+        </w:rPr>
+        <w:t>antizyklisch.squeeze_divergenz</w:t>
+      </w:r>
+      <w:r>
+        <w:t xml:space="preserve">/ </w:t>
+      </w:r>
+      <w:r>
+        <w:rPr>
+          <w:rFonts w:ascii="Consolas" w:hAnsi="Consolas"/>
+          <w:color w:val="882222"/>
+          <w:sz w:val="18"/>
+        </w:rPr>
+        <w:t>.funding_rate_perzentil</w:t>
+      </w:r>
+      <w:r>
+        <w:t xml:space="preserve"> verdrahtet (neue Regeln 31/25). Verifiziert: Klasse 2, 16 synthetische Testfälle (alle 4 Squeeze-Quadranten + neutral + None-Propagierung + Perzentil-Grenzfälle + DB-Wrapper mit None-Filterung), Regelnummerierung + Import-Regressionscheck über alle 6 betroffenen Module.</w:t>
       </w:r>
     </w:p>
     <w:p>
-      <w:pPr/>
-      <w:r>
-        <w:t>Priorisierungsvorschlag: 6.1 zusammen mit den bereits entschiedenen Punkten aus</w:t>
-      </w:r>
-    </w:p>
-    <w:p>
-      <w:pPr/>
-      <w:r>
-        <w:t>Abschnitt 5 angehen (DXY-Wiring ist im Aufwand vergleichbar mit den dortigen</w:t>
-      </w:r>
-    </w:p>
-    <w:p>
-      <w:pPr/>
-      <w:r>
-        <w:t>Punkten), 6.2 erst nach einer kurzen Datenverfügbarkeits-Prüfung, 6.3 nicht ohne</w:t>
-      </w:r>
-    </w:p>
-    <w:p>
-      <w:pPr/>
-      <w:r>
-        <w:t>neue Nutzer-Anfrage.</w:t>
-      </w:r>
-    </w:p>
-    <w:p>
-      <w:pPr/>
+      <w:pPr>
+        <w:jc w:val="left"/>
+      </w:pPr>
       <w:r>
         <w:rPr>
           <w:b/>
         </w:rPr>
-        <w:t>OI-Squeeze-Divergenz + Funding-Rate-Perzentil — Umsetzung (2026-07-28):</w:t>
-      </w:r>
-      <w:r>
-        <w:t xml:space="preserve"> vor</w:t>
-      </w:r>
-    </w:p>
-    <w:p>
-      <w:pPr/>
-      <w:r>
-        <w:t>der Umsetzung Mengenanalyse gegen die echte Desktop-DB durchgeführt, da die</w:t>
-      </w:r>
-    </w:p>
-    <w:p>
-      <w:pPr/>
-      <w:r>
-        <w:t>Doku-Behauptung "Daten bereits vorhanden" nur fuer Hebel-geprüfte Assets</w:t>
-      </w:r>
-    </w:p>
-    <w:p>
-      <w:pPr/>
-      <w:r>
-        <w:t xml:space="preserve">zutraf, nicht pauschal für Spot. Fund: </w:t>
+        <w:t>DXY-Trend — Umsetzung (2026-07-28):</w:t>
+      </w:r>
+      <w:r>
+        <w:t xml:space="preserve"> einheitlich für alle 6 Pipelines (Krypto Spot/Hebel, Aktien, Rohstoffe, Themen-ETF, Hedge) verdrahtet, keine Sonderbehandlung (Nutzer bestätigt: keine Gegenargumente gegen Gleichbehandlung wie beim VIX-Vorbild). </w:t>
       </w:r>
       <w:r>
         <w:rPr>
           <w:rFonts w:ascii="Consolas" w:hAnsi="Consolas"/>
-        </w:rPr>
-        <w:t>asset_hebel_settings</w:t>
-      </w:r>
-      <w:r>
-        <w:t xml:space="preserve"> (Hebel-Prüfung-</w:t>
-      </w:r>
-    </w:p>
-    <w:p>
-      <w:pPr/>
-      <w:r>
-        <w:t xml:space="preserve">Toggle) ist ein reiner OPT-OUT (Default </w:t>
+          <w:color w:val="882222"/>
+          <w:sz w:val="18"/>
+        </w:rPr>
+        <w:t>RegimeResult.dollar_index_wert</w:t>
+      </w:r>
+      <w:r>
+        <w:t>/</w:t>
       </w:r>
       <w:r>
         <w:rPr>
           <w:rFonts w:ascii="Consolas" w:hAnsi="Consolas"/>
-        </w:rPr>
-        <w:t>True</w:t>
-      </w:r>
-      <w:r>
-        <w:t xml:space="preserve"> für ALLE Krypto-Assets, siehe</w:t>
-      </w:r>
-    </w:p>
-    <w:p>
-      <w:pPr/>
+          <w:color w:val="882222"/>
+          <w:sz w:val="18"/>
+        </w:rPr>
+        <w:t>dollar_index_trend</w:t>
+      </w:r>
+      <w:r>
+        <w:t xml:space="preserve"> (bereits vorklassifiziert: "steigend"/"fallend"/"gleichbleibend"/"unbekannt", </w:t>
+      </w:r>
       <w:r>
         <w:rPr>
           <w:rFonts w:ascii="Consolas" w:hAnsi="Consolas"/>
-        </w:rPr>
-        <w:t>db.get_hebel_pruefung_erlaubt()</w:t>
-      </w:r>
-      <w:r>
-        <w:t>-Docstring) und die Tabelle war zum</w:t>
-      </w:r>
-    </w:p>
-    <w:p>
-      <w:pPr/>
-      <w:r>
-        <w:t>Prüfzeitpunkt komplett leer (niemand hat je opt-out gemacht) — von 43 Krypto-</w:t>
-      </w:r>
-    </w:p>
-    <w:p>
-      <w:pPr/>
-      <w:r>
-        <w:t>Watchlist-Assets hatten bereits 38 (88%) historische OI-/Funding-Daten in</w:t>
-      </w:r>
-    </w:p>
-    <w:p>
-      <w:pPr/>
+          <w:color w:val="882222"/>
+          <w:sz w:val="18"/>
+        </w:rPr>
+        <w:t>DOLLAR_INDEX_TREND_THRESHOLD_PCT = 1.5</w:t>
+      </w:r>
+      <w:r>
+        <w:t xml:space="preserve">) fließt über </w:t>
+      </w:r>
       <w:r>
         <w:rPr>
           <w:rFonts w:ascii="Consolas" w:hAnsi="Consolas"/>
-        </w:rPr>
-        <w:t>open_interest_snapshot</w:t>
-      </w:r>
-      <w:r>
-        <w:t>, die 5 fehlenden plausibel durch neuere Watchlist-</w:t>
-      </w:r>
-    </w:p>
-    <w:p>
-      <w:pPr/>
-      <w:r>
-        <w:t>Ergänzungen oder fehlenden Derivate-Markt erklärt (bereits durch die</w:t>
-      </w:r>
-    </w:p>
-    <w:p>
-      <w:pPr/>
-      <w:r>
-        <w:t>bestehende OI-Abdeckungs-Warnung sichtbar gemacht). Damit Entscheidung: beide</w:t>
-      </w:r>
-    </w:p>
-    <w:p>
-      <w:pPr/>
-      <w:r>
-        <w:t>Fakten von Anfang an für Spot UND Hebel bauen, keine gestaffelte Ausweitung.</w:t>
-      </w:r>
-    </w:p>
-    <w:p>
-      <w:pPr/>
-      <w:r>
-        <w:t xml:space="preserve">Neue reine Funktion </w:t>
+          <w:color w:val="882222"/>
+          <w:sz w:val="18"/>
+        </w:rPr>
+        <w:t>compute_current_regime()</w:t>
+      </w:r>
+      <w:r>
+        <w:t xml:space="preserve"> (gemeinsame Funktion aller 6 Pipelines) automatisch in </w:t>
       </w:r>
       <w:r>
         <w:rPr>
           <w:rFonts w:ascii="Consolas" w:hAnsi="Consolas"/>
-        </w:rPr>
-        <w:t>classify_squeeze_divergenz()</w:t>
-      </w:r>
-      <w:r>
-        <w:t xml:space="preserve"> (</w:t>
+          <w:color w:val="882222"/>
+          <w:sz w:val="18"/>
+        </w:rPr>
+        <w:t>build_facts()</w:t>
+      </w:r>
+      <w:r>
+        <w:t xml:space="preserve">/ </w:t>
       </w:r>
       <w:r>
         <w:rPr>
           <w:rFonts w:ascii="Consolas" w:hAnsi="Consolas"/>
-        </w:rPr>
-        <w:t>hebel_screening.py</w:t>
-      </w:r>
-      <w:r>
-        <w:t>)</w:t>
-      </w:r>
-    </w:p>
-    <w:p>
-      <w:pPr/>
-      <w:r>
-        <w:t xml:space="preserve">vergleicht </w:t>
+          <w:color w:val="882222"/>
+          <w:sz w:val="18"/>
+        </w:rPr>
+        <w:t>build_hebel_facts()</w:t>
+      </w:r>
+      <w:r>
+        <w:t xml:space="preserve"> als </w:t>
       </w:r>
       <w:r>
         <w:rPr>
           <w:rFonts w:ascii="Consolas" w:hAnsi="Consolas"/>
-        </w:rPr>
-        <w:t>compute_oi_change_pct()</w:t>
-      </w:r>
-      <w:r>
-        <w:t xml:space="preserve"> (NEUES, eigenes 72h-Lookback-Fenster,</w:t>
-      </w:r>
-    </w:p>
-    <w:p>
-      <w:pPr/>
+          <w:color w:val="882222"/>
+          <w:sz w:val="18"/>
+        </w:rPr>
+        <w:t>regime.dollar_index.wert</w:t>
+      </w:r>
+      <w:r>
+        <w:t>/</w:t>
+      </w:r>
       <w:r>
         <w:rPr>
           <w:rFonts w:ascii="Consolas" w:hAnsi="Consolas"/>
-        </w:rPr>
-        <w:t>config.yaml krypto_oi_fakten.squeeze_oi_lookback_stunden</w:t>
-      </w:r>
-      <w:r>
-        <w:t xml:space="preserve"> — bewusst NICHT</w:t>
-      </w:r>
-    </w:p>
-    <w:p>
-      <w:pPr/>
-      <w:r>
-        <w:t>Hebels 4h-Trendfolge-Fenster, da zeitlich nicht vergleichbar mit dem 3-Tage-</w:t>
-      </w:r>
-    </w:p>
-    <w:p>
-      <w:pPr/>
-      <w:r>
-        <w:t>Kursfenster) mit dem bereits vorhandenen `antizyklisch.kursaenderung_letzte_</w:t>
-      </w:r>
-    </w:p>
-    <w:p>
-      <w:pPr/>
-      <w:r>
-        <w:t>tage_prozent</w:t>
+          <w:color w:val="882222"/>
+          <w:sz w:val="18"/>
+        </w:rPr>
+        <w:t>.trend</w:t>
+      </w:r>
+      <w:r>
+        <w:t xml:space="preserve">. In 5 der 6 Analyst-Dateien als Ergänzung an die bestehende VIX-Regel angehängt (identisches Makro-Kontext-Muster, minimaler Zusatz-Tokenaufwand); Hebel hat kein VIX-Äquivalent, dort eigene kompakte Regel (Regel 24, vor dem abschließenden </w:t>
       </w:r>
       <w:r>
         <w:rPr>
           <w:rFonts w:ascii="Consolas" w:hAnsi="Consolas"/>
-        </w:rPr>
-        <w:t xml:space="preserve"> (</w:t>
-      </w:r>
-      <w:r>
-        <w:t>anticyclic.py::DROP_LOOKBACK_DAYS=3`). 4 Label plus</w:t>
-      </w:r>
-    </w:p>
-    <w:p>
-      <w:pPr/>
-      <w:r>
-        <w:t xml:space="preserve">"neutral" (Mindestbetrag </w:t>
-      </w:r>
-      <w:r>
-        <w:rPr>
-          <w:rFonts w:ascii="Consolas" w:hAnsi="Consolas"/>
-        </w:rPr>
-        <w:t>squeeze_schwelle_prozent</w:t>
-      </w:r>
-      <w:r>
-        <w:t>). Neue Funktion</w:t>
-      </w:r>
-    </w:p>
-    <w:p>
-      <w:pPr/>
-      <w:r>
-        <w:rPr>
-          <w:rFonts w:ascii="Consolas" w:hAnsi="Consolas"/>
-        </w:rPr>
-        <w:t>funding_rate_percentile()</w:t>
-      </w:r>
-      <w:r>
-        <w:t xml:space="preserve"> (</w:t>
-      </w:r>
-      <w:r>
-        <w:rPr>
-          <w:rFonts w:ascii="Consolas" w:hAnsi="Consolas"/>
-        </w:rPr>
-        <w:t>indicators/calculations.py</w:t>
-      </w:r>
-      <w:r>
-        <w:t>) exakt nach dem</w:t>
-      </w:r>
-    </w:p>
-    <w:p>
-      <w:pPr/>
-      <w:r>
-        <w:rPr>
-          <w:rFonts w:ascii="Consolas" w:hAnsi="Consolas"/>
-        </w:rPr>
-        <w:t>atr_percentile()</w:t>
-      </w:r>
-      <w:r>
-        <w:t xml:space="preserve">-Muster (eigene </w:t>
-      </w:r>
-      <w:r>
-        <w:rPr>
-          <w:rFonts w:ascii="Consolas" w:hAnsi="Consolas"/>
-        </w:rPr>
-        <w:t>MIN_FUNDING_PERZENTIL_PUNKTE</w:t>
-      </w:r>
-      <w:r>
-        <w:t>-Konstante,</w:t>
-      </w:r>
-    </w:p>
-    <w:p>
-      <w:pPr/>
-      <w:r>
-        <w:t>kein Anfassen des bestehenden ATR-Codes), gefüttert über einen DB-Fetch-</w:t>
-      </w:r>
-    </w:p>
-    <w:p>
-      <w:pPr/>
-      <w:r>
-        <w:t>Wrapper (</w:t>
-      </w:r>
-      <w:r>
-        <w:rPr>
-          <w:rFonts w:ascii="Consolas" w:hAnsi="Consolas"/>
-        </w:rPr>
-        <w:t>hebel_screening.py::compute_funding_rate_percentile()</w:t>
-      </w:r>
-      <w:r>
-        <w:t>), der die</w:t>
-      </w:r>
-    </w:p>
-    <w:p>
-      <w:pPr/>
-      <w:r>
-        <w:t>redundant in allen 3 Börsen-Zeilen gespeicherte Kraken-Funding-Rate ausliest.</w:t>
-      </w:r>
-    </w:p>
-    <w:p>
-      <w:pPr/>
-      <w:r>
-        <w:t xml:space="preserve">Beide Fakten in </w:t>
-      </w:r>
-      <w:r>
-        <w:rPr>
-          <w:rFonts w:ascii="Consolas" w:hAnsi="Consolas"/>
-        </w:rPr>
-        <w:t>pipeline.py</w:t>
-      </w:r>
-      <w:r>
-        <w:t>/</w:t>
-      </w:r>
-      <w:r>
-        <w:rPr>
-          <w:rFonts w:ascii="Consolas" w:hAnsi="Consolas"/>
-        </w:rPr>
-        <w:t>hebel_pipeline.py</w:t>
-      </w:r>
-      <w:r>
-        <w:t xml:space="preserve"> berechnet und in</w:t>
-      </w:r>
-    </w:p>
-    <w:p>
-      <w:pPr/>
-      <w:r>
-        <w:rPr>
-          <w:rFonts w:ascii="Consolas" w:hAnsi="Consolas"/>
-        </w:rPr>
-        <w:t>analyst.py</w:t>
-      </w:r>
-      <w:r>
-        <w:t>/</w:t>
-      </w:r>
-      <w:r>
-        <w:rPr>
-          <w:rFonts w:ascii="Consolas" w:hAnsi="Consolas"/>
-        </w:rPr>
-        <w:t>hebel_analyst.py</w:t>
-      </w:r>
-      <w:r>
-        <w:t xml:space="preserve"> als </w:t>
-      </w:r>
-      <w:r>
-        <w:rPr>
-          <w:rFonts w:ascii="Consolas" w:hAnsi="Consolas"/>
-        </w:rPr>
-        <w:t>antizyklisch.squeeze_divergenz</w:t>
-      </w:r>
-      <w:r>
-        <w:t>/</w:t>
-      </w:r>
-    </w:p>
-    <w:p>
-      <w:pPr/>
-      <w:r>
-        <w:rPr>
-          <w:rFonts w:ascii="Consolas" w:hAnsi="Consolas"/>
-        </w:rPr>
-        <w:t>.funding_rate_perzentil</w:t>
-      </w:r>
-      <w:r>
-        <w:t xml:space="preserve"> verdrahtet (neue Regeln 31/25). Verifiziert:</w:t>
-      </w:r>
-    </w:p>
-    <w:p>
-      <w:pPr/>
-      <w:r>
-        <w:t>Klasse 2, 16 synthetische Testfälle (alle 4 Squeeze-Quadranten + neutral +</w:t>
-      </w:r>
-    </w:p>
-    <w:p>
-      <w:pPr/>
-      <w:r>
-        <w:t>None-Propagierung + Perzentil-Grenzfälle + DB-Wrapper mit None-Filterung),</w:t>
-      </w:r>
-    </w:p>
-    <w:p>
-      <w:pPr/>
-      <w:r>
-        <w:t>Regelnummerierung + Import-Regressionscheck über alle 6 betroffenen Module.</w:t>
-      </w:r>
-    </w:p>
-    <w:p>
-      <w:pPr/>
-      <w:r>
-        <w:rPr>
-          <w:b/>
-        </w:rPr>
-        <w:t>DXY-Trend — Umsetzung (2026-07-28):</w:t>
-      </w:r>
-      <w:r>
-        <w:t xml:space="preserve"> einheitlich für alle 6 Pipelines (Krypto</w:t>
-      </w:r>
-    </w:p>
-    <w:p>
-      <w:pPr/>
-      <w:r>
-        <w:t>Spot/Hebel, Aktien, Rohstoffe, Themen-ETF, Hedge) verdrahtet, keine</w:t>
-      </w:r>
-    </w:p>
-    <w:p>
-      <w:pPr/>
-      <w:r>
-        <w:t>Sonderbehandlung (Nutzer bestätigt: keine Gegenargumente gegen Gleichbehandlung</w:t>
-      </w:r>
-    </w:p>
-    <w:p>
-      <w:pPr/>
-      <w:r>
-        <w:t xml:space="preserve">wie beim VIX-Vorbild). </w:t>
-      </w:r>
-      <w:r>
-        <w:rPr>
-          <w:rFonts w:ascii="Consolas" w:hAnsi="Consolas"/>
-        </w:rPr>
-        <w:t>RegimeResult.dollar_index_wert</w:t>
-      </w:r>
-      <w:r>
-        <w:t>/</w:t>
-      </w:r>
-      <w:r>
-        <w:rPr>
-          <w:rFonts w:ascii="Consolas" w:hAnsi="Consolas"/>
-        </w:rPr>
-        <w:t>dollar_index_trend</w:t>
-      </w:r>
-    </w:p>
-    <w:p>
-      <w:pPr/>
-      <w:r>
-        <w:t>(bereits vorklassifiziert: "steigend"/"fallend"/"gleichbleibend"/"unbekannt",</w:t>
-      </w:r>
-    </w:p>
-    <w:p>
-      <w:pPr/>
-      <w:r>
-        <w:rPr>
-          <w:rFonts w:ascii="Consolas" w:hAnsi="Consolas"/>
-        </w:rPr>
-        <w:t>DOLLAR_INDEX_TREND_THRESHOLD_PCT = 1.5</w:t>
-      </w:r>
-      <w:r>
-        <w:t xml:space="preserve">) fließt über </w:t>
-      </w:r>
-      <w:r>
-        <w:rPr>
-          <w:rFonts w:ascii="Consolas" w:hAnsi="Consolas"/>
-        </w:rPr>
-        <w:t>compute_current_regime()</w:t>
-      </w:r>
-    </w:p>
-    <w:p>
-      <w:pPr/>
-      <w:r>
-        <w:t xml:space="preserve">(gemeinsame Funktion aller 6 Pipelines) automatisch in </w:t>
-      </w:r>
-      <w:r>
-        <w:rPr>
-          <w:rFonts w:ascii="Consolas" w:hAnsi="Consolas"/>
-        </w:rPr>
-        <w:t>build_facts()</w:t>
-      </w:r>
-      <w:r>
-        <w:t>/</w:t>
-      </w:r>
-    </w:p>
-    <w:p>
-      <w:pPr/>
-      <w:r>
-        <w:rPr>
-          <w:rFonts w:ascii="Consolas" w:hAnsi="Consolas"/>
-        </w:rPr>
-        <w:t>build_hebel_facts()</w:t>
-      </w:r>
-      <w:r>
-        <w:t xml:space="preserve"> als </w:t>
-      </w:r>
-      <w:r>
-        <w:rPr>
-          <w:rFonts w:ascii="Consolas" w:hAnsi="Consolas"/>
-        </w:rPr>
-        <w:t>regime.dollar_index.wert</w:t>
-      </w:r>
-      <w:r>
-        <w:t>/</w:t>
-      </w:r>
-      <w:r>
-        <w:rPr>
-          <w:rFonts w:ascii="Consolas" w:hAnsi="Consolas"/>
-        </w:rPr>
-        <w:t>.trend</w:t>
-      </w:r>
-      <w:r>
-        <w:t>. In 5 der 6</w:t>
-      </w:r>
-    </w:p>
-    <w:p>
-      <w:pPr/>
-      <w:r>
-        <w:t>Analyst-Dateien als Ergänzung an die bestehende VIX-Regel angehängt (identisches</w:t>
-      </w:r>
-    </w:p>
-    <w:p>
-      <w:pPr/>
-      <w:r>
-        <w:t>Makro-Kontext-Muster, minimaler Zusatz-Tokenaufwand); Hebel hat kein</w:t>
-      </w:r>
-    </w:p>
-    <w:p>
-      <w:pPr/>
-      <w:r>
-        <w:t>VIX-Äquivalent, dort eigene kompakte Regel (Regel 24, vor dem abschließenden</w:t>
-      </w:r>
-    </w:p>
-    <w:p>
-      <w:pPr/>
-      <w:r>
-        <w:rPr>
-          <w:rFonts w:ascii="Consolas" w:hAnsi="Consolas"/>
+          <w:color w:val="882222"/>
+          <w:sz w:val="18"/>
         </w:rPr>
         <w:t>eigene_einschaetzung</w:t>
       </w:r>
       <w:r>
-        <w:t>-Rückblick). Verifiziert Klasse 1 (Import/Compile/</w:t>
-      </w:r>
-    </w:p>
-    <w:p>
-      <w:pPr/>
-      <w:r>
-        <w:t>Regelnummerierung über alle 6 Dateien) — reines, risikoarmes Fakten-Wiring nach</w:t>
-      </w:r>
-    </w:p>
-    <w:p>
-      <w:pPr/>
-      <w:r>
-        <w:t>demselben bereits produktiv laufenden VIX-Muster, keine neue Logik.</w:t>
+        <w:t>-Rückblick). Verifiziert Klasse 1 (Import/Compile/ Regelnummerierung über alle 6 Dateien) — reines, risikoarmes Fakten-Wiring nach demselben bereits produktiv laufenden VIX-Muster, keine neue Logik.</w:t>
       </w:r>
     </w:p>
     <w:sectPr>
@@ -6801,6 +6499,10 @@
     <w:name w:val="Normal"/>
     <w:qFormat/>
     <w:rsid w:val="00FC693F"/>
+    <w:rPr>
+      <w:rFonts w:ascii="Calibri" w:hAnsi="Calibri"/>
+      <w:sz w:val="20"/>
+    </w:rPr>
   </w:style>
   <w:style w:type="paragraph" w:styleId="Header">
     <w:name w:val="header"/>
